--- a/drafts/sir-directed-hypergraphs/introduction.docx
+++ b/drafts/sir-directed-hypergraphs/introduction.docx
@@ -29,7 +29,7 @@
         <w:rPr>
           <w:rFonts w:ascii="Times New Roman" w:cs="Times New Roman" w:eastAsia="SimSun" w:hAnsi="Times New Roman"/>
         </w:rPr>
-        <w:t xml:space="preserve">在成对接触网络上，SIR 传播的理论已沿两条互相独立的路径发展成熟。终态一侧由渗流承担：度分布的异质性把爆发阈值压向零 [1]，随机图的连通结构可由生成函数一次解出 [2]，而键渗流映射把最终感染规模化归为占据概率 </w:t>
+        <w:t xml:space="preserve">在成对接触网络上，SIR 传播的理论已沿两条彼此独立的路径发展成熟。终态一侧由渗流承担：在二阶矩发散的无标度网络上，流行阈值趋于零 [1]；随机图的连通结构可由生成函数方法解析给出 [2]；而键渗流映射把最终感染规模化归为占据概率 </w:t>
       </w:r>
       <w:r>
         <w:rPr>
@@ -43,7 +43,7 @@
         <w:rPr>
           <w:rFonts w:ascii="Times New Roman" w:cs="Times New Roman" w:eastAsia="SimSun" w:hAnsi="Times New Roman"/>
         </w:rPr>
-        <w:t xml:space="preserve"> 下的巨簇规模 [3]。这一映射在传染期分布异质时失效，其适用边界由 Kenah 与 Robins 厘清 [4]，根源可上溯至一般流行过程与动力学渗流的等价性 [5]。含时一侧由方程法承担：Volz 用成对近似给出随机网络上 SIR 的低维闭合 [6]，Miller 等将其整理为边基房室模型（EBCM），以"沿一条边尚未传来感染"的概率作为唯一闭合变量复现整条流行曲线 [7]，并可容纳非指数康复——后者会显著移动阈值 [8]。两条路径分工明确：渗流给出阈值与终态，方程给出峰值与时间演化，二者的交叉验证是网络传播理论可信度的主要来源 [9]。</w:t>
+        <w:t xml:space="preserve"> 下的巨簇规模 [3]。当传染期分布异质时，逐边的传播事件不再独立，该映射需要修正，其适用边界由 Kenah 与 Robins 厘清 [4]；映射本身则可上溯至一般流行过程与动力学渗流的等价性 [5]。含时一侧由方程法承担：Volz 用成对近似给出随机网络上 SIR 的低维闭合 [6]，Miller 等将其整理为边基房室模型（EBCM），以"沿一条边尚未传来感染"的概率为核心变量复现整条流行曲线，并可容纳非指数的康复期分布 [7]；这一推广并非细节，因为偏离马尔可夫假设会显著改变流行阈值 [8]。两条路径分工明确——渗流给出阈值与终态，方程给出峰值与时间演化——它们的相互印证构成了该框架的主要自洽性检验 [9]。</w:t>
       </w:r>
     </w:p>
     <w:p>
@@ -55,7 +55,7 @@
         <w:rPr>
           <w:rFonts w:ascii="Times New Roman" w:cs="Times New Roman" w:eastAsia="SimSun" w:hAnsi="Times New Roman"/>
         </w:rPr>
-        <w:t xml:space="preserve">方向性早已进入这一框架。有向随机图的巨强连通分支由入出度联合生成函数决定 [10]，广义有向渗流给出 in-component 与 out-component 的完整刻画 [11]，并已直接用于有向接触网络上的流行预测 [12]。更重要的是，入出度相关性本身即是一个动力学量：在有向成对网络上，正的入出度相关使系统对传染更稳健，负相关则使其更脆弱 [13]，其机制与无向网络中度—度同配性的作用并不相同 [14]。</w:t>
+        <w:t xml:space="preserve">方向性早已进入这一框架。有向随机图的巨强连通分支由入出度联合生成函数决定 [10]，广义有向渗流给出 in-component 与 out-component 的完整刻画 [11]，并已直接用于有向接触网络上的流行预测 [12]。更重要的是，入出度相关这一结构量本身就会改变传播行为：在有向成对网络上，正的入出度相关使系统对传染更稳健，负相关则使其更脆弱 [13]。它与无向网络中的度—度同配性 [14] 并非同一件事——后者刻画相连节点之间度值的相似性，前者刻画同一节点两个方向的度值关系。</w:t>
       </w:r>
     </w:p>
     <w:p>
@@ -67,7 +67,7 @@
         <w:rPr>
           <w:rFonts w:ascii="Times New Roman" w:cs="Times New Roman" w:eastAsia="SimSun" w:hAnsi="Times New Roman"/>
         </w:rPr>
-        <w:t xml:space="preserve">与此同时，传播研究的重心转向高阶交互——许多传染并非沿边逐个发生，而是在一个群体内一次性发生 [15, 16]。群体强化可把连续相变变为不连续相变并带来滞后 [17]；群体规模、群体阈值与非线性感染核已被纳入统一框架 [18, 19]，并与经典的阈值型复杂传播接轨 [20, 21]；度与超边基数的异质性可定性改变相变类型 [22]，并决定哪些群体最适合作为种子 [23]；超核与高阶连通分支决定局域化与传播命运 [24, 25]。尤为关键的是，超边之间的重叠被证明决定了转变是否爆炸式，且方向与直觉相反：低阶内重叠才导致爆炸性与双稳 [26]。这一组织可整理为一个超边重叠矩阵，其对角元与非对角元分别对应阶内与阶间重叠 [27]，而阶间相关驱动系统沿不同路径走向爆炸式传播 [28]。渗流一侧亦已建立 [29, 30]，相关进展见综述 [31]。这些工作共享同一前提：超边是无向的，一条超边内的所有节点对称地相互施加影响。</w:t>
+        <w:t xml:space="preserve">与此同时，传播研究的重心转向高阶交互——许多传染并非沿边逐个发生，而是在一个群体内集体发生 [15, 16]。群体强化可把连续相变变为不连续相变并带来滞后 [17]；群体规模、群体阈值与非线性感染核已被纳入统一框架 [18, 19]，与经典的阈值型复杂传播 [20, 21] 一脉相承；度与超边基数的异质性可定性改变相变类型 [22]，并决定哪些群体最适合作为种子 [23]；超核结构与高阶连通分支决定了传播的局域化与最终规模 [24, 25]。尤为关键的是，超边之间的重叠决定了转变是否爆炸式，且其作用方向值得注意：只有在阶内重叠较低时才出现爆炸性与双稳 [26]。重叠的组织方式可由一个超边重叠矩阵刻画，其对角元与非对角元分别对应阶内与阶间重叠 [27]，而阶间相关驱动系统沿不同路径走向爆炸式传播 [28]。超图上的渗流理论亦已建立 [29, 30]，相关进展见综述 [31]。这些工作共享同一前提：超边是无向的，一条超边内的所有节点对称地相互施加影响。</w:t>
       </w:r>
     </w:p>
     <w:p>
@@ -79,7 +79,7 @@
         <w:rPr>
           <w:rFonts w:ascii="Times New Roman" w:cs="Times New Roman" w:eastAsia="SimSun" w:hAnsi="Times New Roman"/>
         </w:rPr>
-        <w:t xml:space="preserve">然而现实中的高阶交互往往不对称。代谢与化学反应由底物集指向产物集 [32]，一组作者引用一组文献同样是尾集指向头集的 [33]，而有向超图作为数据结构在算法领域已有三十余年历史 [34]。其结构侧近年被迅速补齐：真实有向超图的微观组织、高阶互惠性与 motif 已被系统刻画 [35, 36]，超边重叠的测度与生成器亦已成型 [37]，保入出度序列的均匀采样与非退化零模型均已可用 [38, 39, 40, 41]。动力学一侧由 Li 等开启：他们在有向超图上建立社会传播模型，发现不连续相变的双稳区间随有向强度减弱而收缩，从而确立了方向性确实改变高阶传播相变结构这一事实 [42]。该工作采用按超度分类的均场闭合，不涉及渗流，其方向性由单一标量强度参数调节。均场忽略邻域相关，误差在阈值邻域最大；在成对网络上，正是 EBCM 补上了这一层 [6, 7]。因此，有向超图上传播的阈值究竟如何依赖于结构相关，目前既缺少超出均场的含时理论，也缺少可用于解析扫描的渗流理论。</w:t>
+        <w:t xml:space="preserve">然而现实中的高阶交互往往是有向的——施加影响的一方与接受影响的一方并不对称。代谢与化学反应把一组底物转化为一组产物 [32]；引用行为由一组作者指向一组被引文献 [33]。有向超图正是为刻画这种不对称而设的形式化：每条超边分为施加影响的尾集与接受影响的头集，这一结构在算法与运筹领域已使用三十余年 [34]。针对它的结构刻画工具近年迅速成型：真实有向超图的微观组织、高阶互惠性与 motif 已被系统刻画 [35, 36]，无向超图中超边重叠的测度与生成器亦已给出 [37]；位形模型与保度随机化在无向超图上已有成熟实现 [38, 39]，保入出度序列的均匀采样与非退化零模型在有向超图上也已可用 [40, 41]。</w:t>
       </w:r>
     </w:p>
     <w:p>
@@ -91,7 +91,19 @@
         <w:rPr>
           <w:rFonts w:ascii="Times New Roman" w:cs="Times New Roman" w:eastAsia="SimSun" w:hAnsi="Times New Roman"/>
         </w:rPr>
-        <w:t xml:space="preserve">本文沿两条互相独立的路径推进这一问题，并证明二者在同一极限下相合。第一条是方程法：我们提出有向超图 SIR 的并发型 EBCM 方程。其技术困难在于一个头节点同时承受多条超边、多个尾成员的并发压力，闭合变量不能简单相乘；我们给出闭合方案，在 </w:t>
+        <w:t xml:space="preserve">动力学一侧则由 Li 等开启。他们在有向超图上建立社会传播模型，发现不连续相变的双稳区间随有向强度减弱而收缩，表明方向性确实改变高阶传播的相变结构 [42]。该工作采用按超度分类的均场闭合，不涉及渗流，其方向性由单一标量强度参数调节。均场忽略邻域相关，误差在阈值邻域最大；在成对网络上，正是 EBCM 补上了这一层 [6, 7]。因此，有向超图上的传播阈值究竟如何依赖于结构相关，目前既没有超出均场的含时理论，也没有可用于解析扫描的渗流理论。</w:t>
+      </w:r>
+    </w:p>
+    <w:p>
+      <w:pPr>
+        <w:spacing w:after="120" w:before="120" w:line="320"/>
+        <w:jc w:val="both"/>
+      </w:pPr>
+      <w:r>
+        <w:rPr>
+          <w:rFonts w:ascii="Times New Roman" w:cs="Times New Roman" w:eastAsia="SimSun" w:hAnsi="Times New Roman"/>
+        </w:rPr>
+        <w:t xml:space="preserve">本文沿方程与渗流两条路径推进这一问题，并证明二者在同一极限下相合。方程一侧，我们提出有向超图 SIR 的并发型 EBCM 方程；其技术困难在于一个头节点同时承受多条超边、多个尾成员的并发压力，闭合变量不能简单相乘。我们给出闭合方案，在尾集基数 </w:t>
       </w:r>
       <w:r>
         <w:rPr>
@@ -105,7 +117,7 @@
         <w:rPr>
           <w:rFonts w:ascii="Times New Roman" w:cs="Times New Roman" w:eastAsia="SimSun" w:hAnsi="Times New Roman"/>
         </w:rPr>
-        <w:t xml:space="preserve"> 手推验证，并以精确 Gillespie 仿真 [43] 在阈值邻域校验，从而定量给出边基闭合相对均场的增益。第二条是渗流法：我们把成对网络上成熟的 SIR–渗流映射 [3, 4] 与有向渗流的生成函数机制 [10, 11] 推广到有向超图，得到爆发阈值随结构参数变化的半解析依赖。两条路径互不依赖，因而可互为验证；我们进一步证明二者的自洽方程在 </w:t>
+        <w:t xml:space="preserve"> 的可控情形下手推验证，并以精确 Gillespie 仿真 [43] 在阈值邻域校验，从而定量给出边基闭合相对均场的增益。渗流一侧，我们把成对网络上成熟的 SIR–渗流映射 [3, 4] 与有向渗流的生成函数机制 [10, 11] 推广到有向超图，得到爆发阈值随结构参数变化的半解析依赖。两条路径互不依赖，因而可互为验证；我们进一步证明二者的自洽方程在 </w:t>
       </w:r>
       <w:r>
         <w:rPr>
@@ -131,7 +143,7 @@
         <w:rPr>
           <w:rFonts w:ascii="Times New Roman" w:cs="Times New Roman" w:eastAsia="SimSun" w:hAnsi="Times New Roman"/>
         </w:rPr>
-        <w:t xml:space="preserve">为使结构依赖可被受控地检验，我们给出有向超边重叠的可计算定义：对每一对有序超边构造 </w:t>
+        <w:t xml:space="preserve">为使结构依赖可被受控地检验，我们给出有向超边重叠的可计算定义。对每一对有序超边构造 </w:t>
       </w:r>
       <w:r>
         <w:rPr>
@@ -145,7 +157,7 @@
         <w:rPr>
           <w:rFonts w:ascii="Times New Roman" w:cs="Times New Roman" w:eastAsia="SimSun" w:hAnsi="Times New Roman"/>
         </w:rPr>
-        <w:t xml:space="preserve"> 重叠列联矩阵，其四个通道分别对应共发、共收与两个方向的串联，按阶聚合后即为一个张量，其阶对角块与非对角块分别退化为已有的阶内与阶间重叠 [26, 27]。四通道求和逐超边对地精确回收无向定义，因此本文结果可与无向情形直接对照。互惠通道则直接采用文献中的强互惠判据 [35]。在此定义下，我们在严格保持逐节点入出度的约束下运行以入出度相关 </w:t>
+        <w:t xml:space="preserve"> 重叠列联矩阵，其四个通道分别对应共享节点在两条超边中同为尾成员、同为头成员、或一为头一为尾（两个方向各一个通道）。按阶聚合后得到一个张量，其阶对角块与非对角块分别对应已有的阶内与阶间重叠 [26, 27]；对任意一对超边，四个通道之和精确等于无向情形下的重叠，因此本文结果可与无向文献直接对照。互惠通道直接采用文献中的强互惠判据 [35]。在此定义下，我们在严格保持逐节点入出度的约束下，运行以入出度相关 </w:t>
       </w:r>
       <w:r>
         <w:rPr>
@@ -182,7 +194,7 @@
         <w:rPr>
           <w:rFonts w:ascii="Times New Roman" w:cs="Times New Roman" w:eastAsia="SimSun" w:hAnsi="Times New Roman"/>
         </w:rPr>
-        <w:t xml:space="preserve"> 为目标的定向重连，从而沿单一结构坐标扫描，而非事后观测；零模型基线取自已有的均匀采样器 [40, 41]。</w:t>
+        <w:t xml:space="preserve"> 为目标的定向重连，从而沿单一结构坐标做受控扫描；零模型基线取自已有的均匀采样器 [40, 41]。</w:t>
       </w:r>
     </w:p>
     <w:p>
@@ -194,7 +206,7 @@
         <w:rPr>
           <w:rFonts w:ascii="Times New Roman" w:cs="Times New Roman" w:eastAsia="SimSun" w:hAnsi="Times New Roman"/>
         </w:rPr>
-        <w:t xml:space="preserve">由此得到的一个结果与直觉相反，值得在此提前指出。全局方向翻转 </w:t>
+        <w:t xml:space="preserve">这里先指出一个与直觉相反的结果。全局方向翻转 </w:t>
       </w:r>
       <w:r>
         <w:rPr>
@@ -222,7 +234,7 @@
         <w:rPr>
           <w:rFonts w:ascii="Times New Roman" w:cs="Times New Roman" w:eastAsia="SimSun" w:hAnsi="Times New Roman"/>
         </w:rPr>
-        <w:t xml:space="preserve"> 下不变，则系综平均的爆发规模必然对称。因此方向对称性破缺要求某个 </w:t>
+        <w:t xml:space="preserve"> 下不变，则爆发规模的系综平均在方向翻转下必然不变。因此方向对称性破缺要求某个 </w:t>
       </w:r>
       <w:r>
         <w:rPr>
@@ -296,7 +308,7 @@
         <w:rPr>
           <w:rFonts w:ascii="Times New Roman" w:cs="Times New Roman" w:eastAsia="SimSun" w:hAnsi="Times New Roman"/>
         </w:rPr>
-        <w:t xml:space="preserve"> 不可能产生系综层面的方向不对称，尽管它确实移动阈值。破缺的最低阶来源是共发与共收重叠之差 </w:t>
+        <w:t xml:space="preserve"> 不可能产生系综层面的方向不对称，尽管它确实移动阈值。破缺的最低阶来源是共发重叠与共收重叠之差 </w:t>
       </w:r>
       <w:r>
         <w:rPr>
@@ -345,7 +357,7 @@
         <w:rPr>
           <w:rFonts w:ascii="Times New Roman" w:cs="Times New Roman" w:eastAsia="SimSun" w:hAnsi="Times New Roman"/>
         </w:rPr>
-        <w:t xml:space="preserve">需要说明的是，当群体阈值 </w:t>
+        <w:t xml:space="preserve">还需说明一点：当群体阈值 </w:t>
       </w:r>
       <w:r>
         <w:rPr>
@@ -373,7 +385,7 @@
         <w:rPr>
           <w:rFonts w:ascii="Times New Roman" w:cs="Times New Roman" w:eastAsia="SimSun" w:hAnsi="Times New Roman"/>
         </w:rPr>
-        <w:t xml:space="preserve">-core 型渗流，其阈值与相变级数均不同于普通渗流 [44, 45]；本文对 </w:t>
+        <w:t xml:space="preserve">-core 型渗流，其阈值与相变级数均不同于普通渗流 [44, 45]。本文对 </w:t>
       </w:r>
       <w:r>
         <w:rPr>
@@ -401,7 +413,7 @@
         <w:rPr>
           <w:rFonts w:ascii="Times New Roman" w:cs="Times New Roman" w:eastAsia="SimSun" w:hAnsi="Times New Roman"/>
         </w:rPr>
-        <w:t xml:space="preserve"> 分别给出结论，二者不可混用。</w:t>
+        <w:t xml:space="preserve"> 分别处理。</w:t>
       </w:r>
     </w:p>
     <w:p>
@@ -413,7 +425,7 @@
         <w:rPr>
           <w:rFonts w:ascii="Times New Roman" w:cs="Times New Roman" w:eastAsia="SimSun" w:hAnsi="Times New Roman"/>
         </w:rPr>
-        <w:t xml:space="preserve">本文余下部分安排如下。第 II 节给出有向超图与 SIR 动力学的定义，以及有向超边重叠的可计算形式。第 III 节推导并发型 EBCM 方程并给出仿真校验。第 IV 节建立 SIR 到有向超图渗流的映射与生成函数阈值理论。第 V 节介绍保度生成与定向重连工具。第 VI 节给出阈值对结构参数的依赖、方向对称性破缺及两方法的交叉验证。第 VII 节以真实有向超图数据佐证。第 VIII 节讨论与结论。</w:t>
+        <w:t xml:space="preserve">本文余下部分安排如下。第 II 节给出有向超图与 SIR 动力学的定义，以及有向超边重叠的可计算形式。第 III 节推导并发型 EBCM 方程并给出仿真校验。第 IV 节建立 SIR 到有向超图渗流的映射与生成函数阈值理论。第 V 节介绍保度生成与定向重连工具。第 VI 节给出阈值对结构参数的依赖、方向对称性破缺，以及两方法的交叉验证。第 VII 节在真实有向超图数据上检验模型。第 VIII 节为讨论与结论。</w:t>
       </w:r>
     </w:p>
     <w:p>

--- a/drafts/sir-directed-hypergraphs/introduction.docx
+++ b/drafts/sir-directed-hypergraphs/introduction.docx
@@ -29,7 +29,7 @@
         <w:rPr>
           <w:rFonts w:ascii="Times New Roman" w:cs="Times New Roman" w:eastAsia="SimSun" w:hAnsi="Times New Roman"/>
         </w:rPr>
-        <w:t xml:space="preserve">在成对接触网络上，SIR 传播的理论已沿两条彼此独立的路径发展成熟。终态一侧由渗流承担：在二阶矩发散的无标度网络上，流行阈值趋于零 [1]；随机图的连通结构可由生成函数方法解析给出 [2]；而键渗流映射把最终感染规模化归为占据概率 </w:t>
+        <w:t xml:space="preserve">在成对接触网络上，SIR 传播的理论已沿两条彼此独立的路径发展成熟。终态一侧由渗流承担：随机图的连通结构可由生成函数方法解析给出 [1]，而键渗流映射把最终感染规模化归为占据概率 </w:t>
       </w:r>
       <w:r>
         <w:rPr>
@@ -43,7 +43,7 @@
         <w:rPr>
           <w:rFonts w:ascii="Times New Roman" w:cs="Times New Roman" w:eastAsia="SimSun" w:hAnsi="Times New Roman"/>
         </w:rPr>
-        <w:t xml:space="preserve"> 下的巨簇规模 [3]。当传染期分布异质时，逐边的传播事件不再独立，该映射需要修正，其适用边界由 Kenah 与 Robins 厘清 [4]；映射本身则可上溯至一般流行过程与动力学渗流的等价性 [5]。含时一侧由方程法承担：Volz 用成对近似给出随机网络上 SIR 的低维闭合 [6]，Miller 等将其整理为边基房室模型（EBCM），以"沿一条边尚未传来感染"的概率为核心变量复现整条流行曲线，并可容纳非指数的康复期分布 [7]；这一推广并非细节，因为偏离马尔可夫假设会显著改变流行阈值 [8]。两条路径分工明确——渗流给出阈值与终态，方程给出峰值与时间演化——它们的相互印证构成了该框架的主要自洽性检验 [9]。</w:t>
+        <w:t xml:space="preserve"> 下的巨簇规模 [2]；这一思路可上溯至一般流行过程与动力学渗流的等价性 [3]。度分布的强异质性会把流行阈值压向零——该结论最早在无标度网络上的 SIS 模型中给出 [4]，在 SIR 的渗流表述下同样成立 [2]。Kenah 与 Robins 随后指出，SIR 与键渗流之间并非严格同构：与之精确同构的是一个半有向的"流行渗流网络"，其中爆发规模分布对应出分支、阈值对应巨强连通分支的出现、终态规模对应巨出分支 [5]。值得注意的是，方向性由此已经内在地进入了 SIR 的渗流表述，尽管接触网络本身是无向的。</w:t>
       </w:r>
     </w:p>
     <w:p>
@@ -55,7 +55,7 @@
         <w:rPr>
           <w:rFonts w:ascii="Times New Roman" w:cs="Times New Roman" w:eastAsia="SimSun" w:hAnsi="Times New Roman"/>
         </w:rPr>
-        <w:t xml:space="preserve">方向性早已进入这一框架。有向随机图的巨强连通分支由入出度联合生成函数决定 [10]，广义有向渗流给出 in-component 与 out-component 的完整刻画 [11]，并已直接用于有向接触网络上的流行预测 [12]。更重要的是，入出度相关这一结构量本身就会改变传播行为：在有向成对网络上，正的入出度相关使系统对传染更稳健，负相关则使其更脆弱 [13]。它与无向网络中的度—度同配性 [14] 并非同一件事——后者刻画相连节点之间度值的相似性，前者刻画同一节点两个方向的度值关系。</w:t>
+        <w:t xml:space="preserve">含时一侧由方程法承担。Volz 用成对近似给出随机网络上 SIR 的低维闭合 [6]，Miller 等将其整理为边基房室模型（EBCM），以"沿一条边尚未传来感染"的概率为核心变量，用少数常微分方程同时容纳异质接触率与伙伴关系的有限持续时间 [7]。传染与康复过程的分布形式并非细节：偏离马尔可夫假设会显著改变流行阈值 [8]。两条路径分工明确——渗流给出阈值与终态，方程给出峰值与时间演化——并可相互印证 [9]。</w:t>
       </w:r>
     </w:p>
     <w:p>
@@ -67,7 +67,7 @@
         <w:rPr>
           <w:rFonts w:ascii="Times New Roman" w:cs="Times New Roman" w:eastAsia="SimSun" w:hAnsi="Times New Roman"/>
         </w:rPr>
-        <w:t xml:space="preserve">与此同时，传播研究的重心转向高阶交互——许多传染并非沿边逐个发生，而是在一个群体内集体发生 [15, 16]。群体强化可把连续相变变为不连续相变并带来滞后 [17]；群体规模、群体阈值与非线性感染核已被纳入统一框架 [18, 19]，与经典的阈值型复杂传播 [20, 21] 一脉相承；度与超边基数的异质性可定性改变相变类型 [22]，并决定哪些群体最适合作为种子 [23]；超核结构与高阶连通分支决定了传播的局域化与最终规模 [24, 25]。尤为关键的是，超边之间的重叠决定了转变是否爆炸式，且其作用方向值得注意：只有在阶内重叠较低时才出现爆炸性与双稳 [26]。重叠的组织方式可由一个超边重叠矩阵刻画，其对角元与非对角元分别对应阶内与阶间重叠 [27]，而阶间相关驱动系统沿不同路径走向爆炸式传播 [28]。超图上的渗流理论亦已建立 [29, 30]，相关进展见综述 [31]。这些工作共享同一前提：超边是无向的，一条超边内的所有节点对称地相互施加影响。</w:t>
+        <w:t xml:space="preserve">方向性作为接触网络本身的属性也早已被处理。有向随机图的巨强连通分支由入出度联合生成函数决定 [10]；在任意两点度相关与双向边同时存在的一般情形下，有向渗流的阈值与各巨分支规模已可解析求出 [11]；这套机制已直接用于有向接触网络上的流行预测 [12]。入出度相关这一结构量本身也会改变传播行为：在有向网络上的阈值型传播中，正的入出度相关在较宽的平均入度范围内提高系统稳健性，负相关则相反 [13]。它与无向网络中的度—度同配性 [14] 并非同一件事——后者刻画相连节点之间度值的相似性，前者刻画同一节点两个方向的度值关系。</w:t>
       </w:r>
     </w:p>
     <w:p>
@@ -79,7 +79,7 @@
         <w:rPr>
           <w:rFonts w:ascii="Times New Roman" w:cs="Times New Roman" w:eastAsia="SimSun" w:hAnsi="Times New Roman"/>
         </w:rPr>
-        <w:t xml:space="preserve">然而现实中的高阶交互往往是有向的——施加影响的一方与接受影响的一方并不对称。代谢与化学反应把一组底物转化为一组产物 [32]；引用行为由一组作者指向一组被引文献 [33]。有向超图正是为刻画这种不对称而设的形式化：每条超边分为施加影响的尾集与接受影响的头集，这一结构在算法与运筹领域已使用三十余年 [34]。针对它的结构刻画工具近年迅速成型：真实有向超图的微观组织、高阶互惠性与 motif 已被系统刻画 [35, 36]，无向超图中超边重叠的测度与生成器亦已给出 [37]；位形模型与保度随机化在无向超图上已有成熟实现 [38, 39]，保入出度序列的均匀采样与非退化零模型在有向超图上也已可用 [40, 41]。</w:t>
+        <w:t xml:space="preserve">与此同时，传播研究的重心转向高阶交互——许多传染并非沿边逐个发生，而是在一个群体内集体发生 [15, 16]，而这类高阶交互在真实数据中普遍存在 [17]。单纯复形上的群体强化可把连续相变变为不连续相变并带来滞后 [18]；超图上的社会传播已有适用于任意超图的解析框架，展现一阶与二阶相变、双稳与滞后 [19]；而把异质暴露与最小感染剂量结合，会导出一个普适的非线性感染核，并随之出现不连续相变与超指数增长 [20]——这与经典的阈值型复杂传播 [21, 22] 一脉相承。</w:t>
       </w:r>
     </w:p>
     <w:p>
@@ -91,7 +91,31 @@
         <w:rPr>
           <w:rFonts w:ascii="Times New Roman" w:cs="Times New Roman" w:eastAsia="SimSun" w:hAnsi="Times New Roman"/>
         </w:rPr>
-        <w:t xml:space="preserve">动力学一侧则由 Li 等开启。他们在有向超图上建立社会传播模型，发现不连续相变的双稳区间随有向强度减弱而收缩，表明方向性确实改变高阶传播的相变结构 [42]。该工作采用按超度分类的均场闭合，不涉及渗流，其方向性由单一标量强度参数调节。均场忽略邻域相关，误差在阈值邻域最大；在成对网络上，正是 EBCM 补上了这一层 [6, 7]。因此，有向超图上的传播阈值究竟如何依赖于结构相关，目前既没有超出均场的含时理论，也没有可用于解析扫描的渗流理论。</w:t>
+        <w:t xml:space="preserve">结构对高阶传播的影响同样明确。链接度分布的异质性可抑制爆炸式相变 [23]；超核分解给出一种中心性，传播过程局域于中心超核 [24]；由超边之间共享节点数定义的高阶连通分支，其巨分支的存在是单一种子实现全局爆发的必要条件 [25]；哪些群体最适合作为种子也已被刻画 [26]。尤为关键的是，超边之间的重叠决定了转变是否爆炸式，且其作用方向值得注意：只有在阶内重叠较低时才出现爆炸性与双稳 [27]。重叠的组织方式可由一个超边重叠矩阵刻画，其对角元与非对角元分别对应阶内与阶间重叠 [28]，而阶间相关驱动系统沿不同路径走向爆炸式传播 [29]。超图上的渗流理论亦已建立 [30, 31]，相关进展见综述 [32]。这些工作共享同一前提：超边是无向的，一条超边内的所有节点对称地相互施加影响。</w:t>
+      </w:r>
+    </w:p>
+    <w:p>
+      <w:pPr>
+        <w:spacing w:after="120" w:before="120" w:line="320"/>
+        <w:jc w:val="both"/>
+      </w:pPr>
+      <w:r>
+        <w:rPr>
+          <w:rFonts w:ascii="Times New Roman" w:cs="Times New Roman" w:eastAsia="SimSun" w:hAnsi="Times New Roman"/>
+        </w:rPr>
+        <w:t xml:space="preserve">然而现实中的高阶交互往往是有向的——施加影响的一方与接受影响的一方并不对称。有向超图正是为刻画这种不对称而设的形式化：每条超边分为施加影响的尾集与接受影响的头集，这一结构在算法与运筹领域已使用三十余年 [33]。代谢与化学反应把一组底物转化为一组产物，是其典型实例 [34]；比特币交易与引用数据亦已按有向超图分析 [35]。针对有向超图的结构刻画工具近年迅速成型：真实数据的微观组织、高阶互惠性与 motif 已被系统刻画 [35, 36]；无向超图中超边重叠的测度与生成器已给出 [37]，位形模型与保度随机化亦有成熟实现 [38, 39]；而保入出度序列的均匀采样与非退化零模型在有向超图上也已可用 [40, 41]。</w:t>
+      </w:r>
+    </w:p>
+    <w:p>
+      <w:pPr>
+        <w:spacing w:after="120" w:before="120" w:line="320"/>
+        <w:jc w:val="both"/>
+      </w:pPr>
+      <w:r>
+        <w:rPr>
+          <w:rFonts w:ascii="Times New Roman" w:cs="Times New Roman" w:eastAsia="SimSun" w:hAnsi="Times New Roman"/>
+        </w:rPr>
+        <w:t xml:space="preserve">动力学一侧则由 Li 等开启。他们在有向超图上建立社会传播模型，发现不连续相变的双稳区间随有向强度减弱而收缩，表明方向性确实改变高阶传播的相变结构 [42]。该工作采用均场闭合，不涉及渗流，其方向性由单一标量强度参数调节。均场忽略邻域相关，误差在阈值邻域最大；在成对网络上，正是 EBCM 补上了这一层 [6, 7]。因此，有向超图上的传播阈值究竟如何依赖于结构相关，目前既没有超出均场的含时理论，也没有可用于解析扫描的渗流理论。</w:t>
       </w:r>
     </w:p>
     <w:p>
@@ -117,7 +141,7 @@
         <w:rPr>
           <w:rFonts w:ascii="Times New Roman" w:cs="Times New Roman" w:eastAsia="SimSun" w:hAnsi="Times New Roman"/>
         </w:rPr>
-        <w:t xml:space="preserve"> 的可控情形下手推验证，并以精确 Gillespie 仿真 [43] 在阈值邻域校验，从而定量给出边基闭合相对均场的增益。渗流一侧，我们把成对网络上成熟的 SIR–渗流映射 [3, 4] 与有向渗流的生成函数机制 [10, 11] 推广到有向超图，得到爆发阈值随结构参数变化的半解析依赖。两条路径互不依赖，因而可互为验证；我们进一步证明二者的自洽方程在 </w:t>
+        <w:t xml:space="preserve"> 的可控情形下手推验证，并以精确 Gillespie 仿真 [43] 在阈值邻域校验，从而定量给出边基闭合相对均场的增益。渗流一侧，我们把成对网络上成熟的 SIR–渗流映射 [2, 5] 与有向渗流的生成函数机制 [10, 11] 推广到有向超图，得到爆发阈值随结构参数变化的半解析依赖。两条路径互不依赖，因而可互为验证；我们进一步证明二者的自洽方程在 </w:t>
       </w:r>
       <w:r>
         <w:rPr>
@@ -157,7 +181,7 @@
         <w:rPr>
           <w:rFonts w:ascii="Times New Roman" w:cs="Times New Roman" w:eastAsia="SimSun" w:hAnsi="Times New Roman"/>
         </w:rPr>
-        <w:t xml:space="preserve"> 重叠列联矩阵，其四个通道分别对应共享节点在两条超边中同为尾成员、同为头成员、或一为头一为尾（两个方向各一个通道）。按阶聚合后得到一个张量，其阶对角块与非对角块分别对应已有的阶内与阶间重叠 [26, 27]；对任意一对超边，四个通道之和精确等于无向情形下的重叠，因此本文结果可与无向文献直接对照。互惠通道直接采用文献中的强互惠判据 [35]。在此定义下，我们在严格保持逐节点入出度的约束下，运行以入出度相关 </w:t>
+        <w:t xml:space="preserve"> 重叠列联矩阵，其四个通道分别对应共享节点在两条超边中同为尾成员、同为头成员、或一为头一为尾（两个方向各一个通道）。按阶聚合后得到一个张量，其阶对角块与非对角块分别对应已有的阶内与阶间重叠 [27, 28]；对任意一对超边，四个通道之和精确等于无向情形下的重叠，因此本文结果可与无向文献直接对照。互惠通道直接采用文献中的强互惠判据 [35]。在此定义下，我们在严格保持逐节点入出度的约束下，运行以入出度相关 </w:t>
       </w:r>
       <w:r>
         <w:rPr>
@@ -466,6 +490,138 @@
         <w:rPr>
           <w:rFonts w:ascii="Times New Roman" w:cs="Times New Roman" w:eastAsia="SimSun" w:hAnsi="Times New Roman"/>
         </w:rPr>
+        <w:t xml:space="preserve">M. E. J. Newman, S. H. Strogatz, D. J. Watts, </w:t>
+      </w:r>
+      <w:r>
+        <w:rPr>
+          <w:rFonts w:ascii="Times New Roman" w:cs="Times New Roman" w:eastAsia="SimSun" w:hAnsi="Times New Roman"/>
+          <w:i/>
+          <w:iCs/>
+        </w:rPr>
+        <w:t xml:space="preserve">Physical Review E</w:t>
+      </w:r>
+      <w:r>
+        <w:rPr>
+          <w:rFonts w:ascii="Times New Roman" w:cs="Times New Roman" w:eastAsia="SimSun" w:hAnsi="Times New Roman"/>
+        </w:rPr>
+        <w:t xml:space="preserve">, </w:t>
+      </w:r>
+      <w:r>
+        <w:rPr>
+          <w:rFonts w:ascii="Times New Roman" w:cs="Times New Roman" w:eastAsia="SimSun" w:hAnsi="Times New Roman"/>
+          <w:b/>
+          <w:bCs/>
+        </w:rPr>
+        <w:t xml:space="preserve">64</w:t>
+      </w:r>
+      <w:r>
+        <w:rPr>
+          <w:rFonts w:ascii="Times New Roman" w:cs="Times New Roman" w:eastAsia="SimSun" w:hAnsi="Times New Roman"/>
+        </w:rPr>
+        <w:t xml:space="preserve">, 026118 (2001). doi:10.1103/PhysRevE.64.026118</w:t>
+      </w:r>
+    </w:p>
+    <w:p>
+      <w:pPr>
+        <w:pStyle w:val="ListParagraph"/>
+        <w:numPr>
+          <w:ilvl w:val="0"/>
+          <w:numId w:val="2"/>
+        </w:numPr>
+        <w:spacing w:after="100" w:before="100" w:line="310"/>
+      </w:pPr>
+      <w:r>
+        <w:rPr>
+          <w:rFonts w:ascii="Times New Roman" w:cs="Times New Roman" w:eastAsia="SimSun" w:hAnsi="Times New Roman"/>
+        </w:rPr>
+        <w:t xml:space="preserve">M. E. J. Newman, </w:t>
+      </w:r>
+      <w:r>
+        <w:rPr>
+          <w:rFonts w:ascii="Times New Roman" w:cs="Times New Roman" w:eastAsia="SimSun" w:hAnsi="Times New Roman"/>
+          <w:i/>
+          <w:iCs/>
+        </w:rPr>
+        <w:t xml:space="preserve">Physical Review E</w:t>
+      </w:r>
+      <w:r>
+        <w:rPr>
+          <w:rFonts w:ascii="Times New Roman" w:cs="Times New Roman" w:eastAsia="SimSun" w:hAnsi="Times New Roman"/>
+        </w:rPr>
+        <w:t xml:space="preserve">, </w:t>
+      </w:r>
+      <w:r>
+        <w:rPr>
+          <w:rFonts w:ascii="Times New Roman" w:cs="Times New Roman" w:eastAsia="SimSun" w:hAnsi="Times New Roman"/>
+          <w:b/>
+          <w:bCs/>
+        </w:rPr>
+        <w:t xml:space="preserve">66</w:t>
+      </w:r>
+      <w:r>
+        <w:rPr>
+          <w:rFonts w:ascii="Times New Roman" w:cs="Times New Roman" w:eastAsia="SimSun" w:hAnsi="Times New Roman"/>
+        </w:rPr>
+        <w:t xml:space="preserve">, 016128 (2002). doi:10.1103/PhysRevE.66.016128</w:t>
+      </w:r>
+    </w:p>
+    <w:p>
+      <w:pPr>
+        <w:pStyle w:val="ListParagraph"/>
+        <w:numPr>
+          <w:ilvl w:val="0"/>
+          <w:numId w:val="2"/>
+        </w:numPr>
+        <w:spacing w:after="100" w:before="100" w:line="310"/>
+      </w:pPr>
+      <w:r>
+        <w:rPr>
+          <w:rFonts w:ascii="Times New Roman" w:cs="Times New Roman" w:eastAsia="SimSun" w:hAnsi="Times New Roman"/>
+        </w:rPr>
+        <w:t xml:space="preserve">P. Grassberger, </w:t>
+      </w:r>
+      <w:r>
+        <w:rPr>
+          <w:rFonts w:ascii="Times New Roman" w:cs="Times New Roman" w:eastAsia="SimSun" w:hAnsi="Times New Roman"/>
+          <w:i/>
+          <w:iCs/>
+        </w:rPr>
+        <w:t xml:space="preserve">Mathematical Biosciences</w:t>
+      </w:r>
+      <w:r>
+        <w:rPr>
+          <w:rFonts w:ascii="Times New Roman" w:cs="Times New Roman" w:eastAsia="SimSun" w:hAnsi="Times New Roman"/>
+        </w:rPr>
+        <w:t xml:space="preserve">, </w:t>
+      </w:r>
+      <w:r>
+        <w:rPr>
+          <w:rFonts w:ascii="Times New Roman" w:cs="Times New Roman" w:eastAsia="SimSun" w:hAnsi="Times New Roman"/>
+          <w:b/>
+          <w:bCs/>
+        </w:rPr>
+        <w:t xml:space="preserve">63</w:t>
+      </w:r>
+      <w:r>
+        <w:rPr>
+          <w:rFonts w:ascii="Times New Roman" w:cs="Times New Roman" w:eastAsia="SimSun" w:hAnsi="Times New Roman"/>
+        </w:rPr>
+        <w:t xml:space="preserve">, 157–172 (1983). doi:10.1016/0025-5564(82)90036-0</w:t>
+      </w:r>
+    </w:p>
+    <w:p>
+      <w:pPr>
+        <w:pStyle w:val="ListParagraph"/>
+        <w:numPr>
+          <w:ilvl w:val="0"/>
+          <w:numId w:val="2"/>
+        </w:numPr>
+        <w:spacing w:after="100" w:before="100" w:line="310"/>
+      </w:pPr>
+      <w:r>
+        <w:rPr>
+          <w:rFonts w:ascii="Times New Roman" w:cs="Times New Roman" w:eastAsia="SimSun" w:hAnsi="Times New Roman"/>
+        </w:rPr>
         <w:t xml:space="preserve">R. Pastor-Satorras, A. Vespignani, </w:t>
       </w:r>
       <w:r>
@@ -510,7 +666,7 @@
         <w:rPr>
           <w:rFonts w:ascii="Times New Roman" w:cs="Times New Roman" w:eastAsia="SimSun" w:hAnsi="Times New Roman"/>
         </w:rPr>
-        <w:t xml:space="preserve">M. E. J. Newman, S. H. Strogatz, D. J. Watts, </w:t>
+        <w:t xml:space="preserve">E. Kenah, J. M. Robins, </w:t>
       </w:r>
       <w:r>
         <w:rPr>
@@ -532,13 +688,365 @@
           <w:b/>
           <w:bCs/>
         </w:rPr>
+        <w:t xml:space="preserve">76</w:t>
+      </w:r>
+      <w:r>
+        <w:rPr>
+          <w:rFonts w:ascii="Times New Roman" w:cs="Times New Roman" w:eastAsia="SimSun" w:hAnsi="Times New Roman"/>
+        </w:rPr>
+        <w:t xml:space="preserve">, 036113 (2007). doi:10.1103/PhysRevE.76.036113</w:t>
+      </w:r>
+    </w:p>
+    <w:p>
+      <w:pPr>
+        <w:pStyle w:val="ListParagraph"/>
+        <w:numPr>
+          <w:ilvl w:val="0"/>
+          <w:numId w:val="2"/>
+        </w:numPr>
+        <w:spacing w:after="100" w:before="100" w:line="310"/>
+      </w:pPr>
+      <w:r>
+        <w:rPr>
+          <w:rFonts w:ascii="Times New Roman" w:cs="Times New Roman" w:eastAsia="SimSun" w:hAnsi="Times New Roman"/>
+        </w:rPr>
+        <w:t xml:space="preserve">E. Volz, </w:t>
+      </w:r>
+      <w:r>
+        <w:rPr>
+          <w:rFonts w:ascii="Times New Roman" w:cs="Times New Roman" w:eastAsia="SimSun" w:hAnsi="Times New Roman"/>
+          <w:i/>
+          <w:iCs/>
+        </w:rPr>
+        <w:t xml:space="preserve">Journal of Mathematical Biology</w:t>
+      </w:r>
+      <w:r>
+        <w:rPr>
+          <w:rFonts w:ascii="Times New Roman" w:cs="Times New Roman" w:eastAsia="SimSun" w:hAnsi="Times New Roman"/>
+        </w:rPr>
+        <w:t xml:space="preserve">, </w:t>
+      </w:r>
+      <w:r>
+        <w:rPr>
+          <w:rFonts w:ascii="Times New Roman" w:cs="Times New Roman" w:eastAsia="SimSun" w:hAnsi="Times New Roman"/>
+          <w:b/>
+          <w:bCs/>
+        </w:rPr>
+        <w:t xml:space="preserve">56</w:t>
+      </w:r>
+      <w:r>
+        <w:rPr>
+          <w:rFonts w:ascii="Times New Roman" w:cs="Times New Roman" w:eastAsia="SimSun" w:hAnsi="Times New Roman"/>
+        </w:rPr>
+        <w:t xml:space="preserve">, 293–310 (2008). doi:10.1007/s00285-007-0116-4</w:t>
+      </w:r>
+    </w:p>
+    <w:p>
+      <w:pPr>
+        <w:pStyle w:val="ListParagraph"/>
+        <w:numPr>
+          <w:ilvl w:val="0"/>
+          <w:numId w:val="2"/>
+        </w:numPr>
+        <w:spacing w:after="100" w:before="100" w:line="310"/>
+      </w:pPr>
+      <w:r>
+        <w:rPr>
+          <w:rFonts w:ascii="Times New Roman" w:cs="Times New Roman" w:eastAsia="SimSun" w:hAnsi="Times New Roman"/>
+        </w:rPr>
+        <w:t xml:space="preserve">J. C. Miller, A. C. Slim, E. M. Volz, </w:t>
+      </w:r>
+      <w:r>
+        <w:rPr>
+          <w:rFonts w:ascii="Times New Roman" w:cs="Times New Roman" w:eastAsia="SimSun" w:hAnsi="Times New Roman"/>
+          <w:i/>
+          <w:iCs/>
+        </w:rPr>
+        <w:t xml:space="preserve">Journal of the Royal Society Interface</w:t>
+      </w:r>
+      <w:r>
+        <w:rPr>
+          <w:rFonts w:ascii="Times New Roman" w:cs="Times New Roman" w:eastAsia="SimSun" w:hAnsi="Times New Roman"/>
+        </w:rPr>
+        <w:t xml:space="preserve">, </w:t>
+      </w:r>
+      <w:r>
+        <w:rPr>
+          <w:rFonts w:ascii="Times New Roman" w:cs="Times New Roman" w:eastAsia="SimSun" w:hAnsi="Times New Roman"/>
+          <w:b/>
+          <w:bCs/>
+        </w:rPr>
+        <w:t xml:space="preserve">9</w:t>
+      </w:r>
+      <w:r>
+        <w:rPr>
+          <w:rFonts w:ascii="Times New Roman" w:cs="Times New Roman" w:eastAsia="SimSun" w:hAnsi="Times New Roman"/>
+        </w:rPr>
+        <w:t xml:space="preserve">, 890–906 (2012). doi:10.1098/rsif.2011.0403</w:t>
+      </w:r>
+    </w:p>
+    <w:p>
+      <w:pPr>
+        <w:pStyle w:val="ListParagraph"/>
+        <w:numPr>
+          <w:ilvl w:val="0"/>
+          <w:numId w:val="2"/>
+        </w:numPr>
+        <w:spacing w:after="100" w:before="100" w:line="310"/>
+      </w:pPr>
+      <w:r>
+        <w:rPr>
+          <w:rFonts w:ascii="Times New Roman" w:cs="Times New Roman" w:eastAsia="SimSun" w:hAnsi="Times New Roman"/>
+        </w:rPr>
+        <w:t xml:space="preserve">P. Van Mieghem, R. van de Bovenkamp, </w:t>
+      </w:r>
+      <w:r>
+        <w:rPr>
+          <w:rFonts w:ascii="Times New Roman" w:cs="Times New Roman" w:eastAsia="SimSun" w:hAnsi="Times New Roman"/>
+          <w:i/>
+          <w:iCs/>
+        </w:rPr>
+        <w:t xml:space="preserve">Physical Review Letters</w:t>
+      </w:r>
+      <w:r>
+        <w:rPr>
+          <w:rFonts w:ascii="Times New Roman" w:cs="Times New Roman" w:eastAsia="SimSun" w:hAnsi="Times New Roman"/>
+        </w:rPr>
+        <w:t xml:space="preserve">, </w:t>
+      </w:r>
+      <w:r>
+        <w:rPr>
+          <w:rFonts w:ascii="Times New Roman" w:cs="Times New Roman" w:eastAsia="SimSun" w:hAnsi="Times New Roman"/>
+          <w:b/>
+          <w:bCs/>
+        </w:rPr>
+        <w:t xml:space="preserve">110</w:t>
+      </w:r>
+      <w:r>
+        <w:rPr>
+          <w:rFonts w:ascii="Times New Roman" w:cs="Times New Roman" w:eastAsia="SimSun" w:hAnsi="Times New Roman"/>
+        </w:rPr>
+        <w:t xml:space="preserve">, 108701 (2013). doi:10.1103/PhysRevLett.110.108701</w:t>
+      </w:r>
+    </w:p>
+    <w:p>
+      <w:pPr>
+        <w:pStyle w:val="ListParagraph"/>
+        <w:numPr>
+          <w:ilvl w:val="0"/>
+          <w:numId w:val="2"/>
+        </w:numPr>
+        <w:spacing w:after="100" w:before="100" w:line="310"/>
+      </w:pPr>
+      <w:r>
+        <w:rPr>
+          <w:rFonts w:ascii="Times New Roman" w:cs="Times New Roman" w:eastAsia="SimSun" w:hAnsi="Times New Roman"/>
+        </w:rPr>
+        <w:t xml:space="preserve">R. Pastor-Satorras, C. Castellano, P. Van Mieghem, A. Vespignani, </w:t>
+      </w:r>
+      <w:r>
+        <w:rPr>
+          <w:rFonts w:ascii="Times New Roman" w:cs="Times New Roman" w:eastAsia="SimSun" w:hAnsi="Times New Roman"/>
+          <w:i/>
+          <w:iCs/>
+        </w:rPr>
+        <w:t xml:space="preserve">Reviews of Modern Physics</w:t>
+      </w:r>
+      <w:r>
+        <w:rPr>
+          <w:rFonts w:ascii="Times New Roman" w:cs="Times New Roman" w:eastAsia="SimSun" w:hAnsi="Times New Roman"/>
+        </w:rPr>
+        <w:t xml:space="preserve">, </w:t>
+      </w:r>
+      <w:r>
+        <w:rPr>
+          <w:rFonts w:ascii="Times New Roman" w:cs="Times New Roman" w:eastAsia="SimSun" w:hAnsi="Times New Roman"/>
+          <w:b/>
+          <w:bCs/>
+        </w:rPr>
+        <w:t xml:space="preserve">87</w:t>
+      </w:r>
+      <w:r>
+        <w:rPr>
+          <w:rFonts w:ascii="Times New Roman" w:cs="Times New Roman" w:eastAsia="SimSun" w:hAnsi="Times New Roman"/>
+        </w:rPr>
+        <w:t xml:space="preserve">, 925–979 (2015). doi:10.1103/RevModPhys.87.925</w:t>
+      </w:r>
+    </w:p>
+    <w:p>
+      <w:pPr>
+        <w:pStyle w:val="ListParagraph"/>
+        <w:numPr>
+          <w:ilvl w:val="0"/>
+          <w:numId w:val="2"/>
+        </w:numPr>
+        <w:spacing w:after="100" w:before="100" w:line="310"/>
+      </w:pPr>
+      <w:r>
+        <w:rPr>
+          <w:rFonts w:ascii="Times New Roman" w:cs="Times New Roman" w:eastAsia="SimSun" w:hAnsi="Times New Roman"/>
+        </w:rPr>
+        <w:t xml:space="preserve">S. N. Dorogovtsev, J. F. F. Mendes, A. N. Samukhin, </w:t>
+      </w:r>
+      <w:r>
+        <w:rPr>
+          <w:rFonts w:ascii="Times New Roman" w:cs="Times New Roman" w:eastAsia="SimSun" w:hAnsi="Times New Roman"/>
+          <w:i/>
+          <w:iCs/>
+        </w:rPr>
+        <w:t xml:space="preserve">Physical Review E</w:t>
+      </w:r>
+      <w:r>
+        <w:rPr>
+          <w:rFonts w:ascii="Times New Roman" w:cs="Times New Roman" w:eastAsia="SimSun" w:hAnsi="Times New Roman"/>
+        </w:rPr>
+        <w:t xml:space="preserve">, </w:t>
+      </w:r>
+      <w:r>
+        <w:rPr>
+          <w:rFonts w:ascii="Times New Roman" w:cs="Times New Roman" w:eastAsia="SimSun" w:hAnsi="Times New Roman"/>
+          <w:b/>
+          <w:bCs/>
+        </w:rPr>
         <w:t xml:space="preserve">64</w:t>
       </w:r>
       <w:r>
         <w:rPr>
           <w:rFonts w:ascii="Times New Roman" w:cs="Times New Roman" w:eastAsia="SimSun" w:hAnsi="Times New Roman"/>
         </w:rPr>
-        <w:t xml:space="preserve">, 026118 (2001). doi:10.1103/PhysRevE.64.026118</w:t>
+        <w:t xml:space="preserve">, 025101 (2001). doi:10.1103/PhysRevE.64.025101</w:t>
+      </w:r>
+    </w:p>
+    <w:p>
+      <w:pPr>
+        <w:pStyle w:val="ListParagraph"/>
+        <w:numPr>
+          <w:ilvl w:val="0"/>
+          <w:numId w:val="2"/>
+        </w:numPr>
+        <w:spacing w:after="100" w:before="100" w:line="310"/>
+      </w:pPr>
+      <w:r>
+        <w:rPr>
+          <w:rFonts w:ascii="Times New Roman" w:cs="Times New Roman" w:eastAsia="SimSun" w:hAnsi="Times New Roman"/>
+        </w:rPr>
+        <w:t xml:space="preserve">M. Boguñá, M. Á. Serrano, </w:t>
+      </w:r>
+      <w:r>
+        <w:rPr>
+          <w:rFonts w:ascii="Times New Roman" w:cs="Times New Roman" w:eastAsia="SimSun" w:hAnsi="Times New Roman"/>
+          <w:i/>
+          <w:iCs/>
+        </w:rPr>
+        <w:t xml:space="preserve">Physical Review E</w:t>
+      </w:r>
+      <w:r>
+        <w:rPr>
+          <w:rFonts w:ascii="Times New Roman" w:cs="Times New Roman" w:eastAsia="SimSun" w:hAnsi="Times New Roman"/>
+        </w:rPr>
+        <w:t xml:space="preserve">, </w:t>
+      </w:r>
+      <w:r>
+        <w:rPr>
+          <w:rFonts w:ascii="Times New Roman" w:cs="Times New Roman" w:eastAsia="SimSun" w:hAnsi="Times New Roman"/>
+          <w:b/>
+          <w:bCs/>
+        </w:rPr>
+        <w:t xml:space="preserve">72</w:t>
+      </w:r>
+      <w:r>
+        <w:rPr>
+          <w:rFonts w:ascii="Times New Roman" w:cs="Times New Roman" w:eastAsia="SimSun" w:hAnsi="Times New Roman"/>
+        </w:rPr>
+        <w:t xml:space="preserve">, 016106 (2005). doi:10.1103/PhysRevE.72.016106</w:t>
+      </w:r>
+    </w:p>
+    <w:p>
+      <w:pPr>
+        <w:pStyle w:val="ListParagraph"/>
+        <w:numPr>
+          <w:ilvl w:val="0"/>
+          <w:numId w:val="2"/>
+        </w:numPr>
+        <w:spacing w:after="100" w:before="100" w:line="310"/>
+      </w:pPr>
+      <w:r>
+        <w:rPr>
+          <w:rFonts w:ascii="Times New Roman" w:cs="Times New Roman" w:eastAsia="SimSun" w:hAnsi="Times New Roman"/>
+        </w:rPr>
+        <w:t xml:space="preserve">L. A. Meyers, M. E. J. Newman, B. Pourbohloul, </w:t>
+      </w:r>
+      <w:r>
+        <w:rPr>
+          <w:rFonts w:ascii="Times New Roman" w:cs="Times New Roman" w:eastAsia="SimSun" w:hAnsi="Times New Roman"/>
+          <w:i/>
+          <w:iCs/>
+        </w:rPr>
+        <w:t xml:space="preserve">Journal of Theoretical Biology</w:t>
+      </w:r>
+      <w:r>
+        <w:rPr>
+          <w:rFonts w:ascii="Times New Roman" w:cs="Times New Roman" w:eastAsia="SimSun" w:hAnsi="Times New Roman"/>
+        </w:rPr>
+        <w:t xml:space="preserve">, </w:t>
+      </w:r>
+      <w:r>
+        <w:rPr>
+          <w:rFonts w:ascii="Times New Roman" w:cs="Times New Roman" w:eastAsia="SimSun" w:hAnsi="Times New Roman"/>
+          <w:b/>
+          <w:bCs/>
+        </w:rPr>
+        <w:t xml:space="preserve">240</w:t>
+      </w:r>
+      <w:r>
+        <w:rPr>
+          <w:rFonts w:ascii="Times New Roman" w:cs="Times New Roman" w:eastAsia="SimSun" w:hAnsi="Times New Roman"/>
+        </w:rPr>
+        <w:t xml:space="preserve">, 400–418 (2006). doi:10.1016/j.jtbi.2005.10.004</w:t>
+      </w:r>
+    </w:p>
+    <w:p>
+      <w:pPr>
+        <w:pStyle w:val="ListParagraph"/>
+        <w:numPr>
+          <w:ilvl w:val="0"/>
+          <w:numId w:val="2"/>
+        </w:numPr>
+        <w:spacing w:after="100" w:before="100" w:line="310"/>
+      </w:pPr>
+      <w:r>
+        <w:rPr>
+          <w:rFonts w:ascii="Times New Roman" w:cs="Times New Roman" w:eastAsia="SimSun" w:hAnsi="Times New Roman"/>
+        </w:rPr>
+        <w:t xml:space="preserve">X. J. Xu, J. Y. Li, X. Fu, L. J. Zhang, </w:t>
+      </w:r>
+      <w:r>
+        <w:rPr>
+          <w:rFonts w:ascii="Times New Roman" w:cs="Times New Roman" w:eastAsia="SimSun" w:hAnsi="Times New Roman"/>
+          <w:i/>
+          <w:iCs/>
+        </w:rPr>
+        <w:t xml:space="preserve">Scientific Reports</w:t>
+      </w:r>
+      <w:r>
+        <w:rPr>
+          <w:rFonts w:ascii="Times New Roman" w:cs="Times New Roman" w:eastAsia="SimSun" w:hAnsi="Times New Roman"/>
+        </w:rPr>
+        <w:t xml:space="preserve">, </w:t>
+      </w:r>
+      <w:r>
+        <w:rPr>
+          <w:rFonts w:ascii="Times New Roman" w:cs="Times New Roman" w:eastAsia="SimSun" w:hAnsi="Times New Roman"/>
+          <w:b/>
+          <w:bCs/>
+        </w:rPr>
+        <w:t xml:space="preserve">8</w:t>
+      </w:r>
+      <w:r>
+        <w:rPr>
+          <w:rFonts w:ascii="Times New Roman" w:cs="Times New Roman" w:eastAsia="SimSun" w:hAnsi="Times New Roman"/>
+        </w:rPr>
+        <w:t xml:space="preserve"> (2018). doi:10.1038/s41598-018-22508-1</w:t>
       </w:r>
     </w:p>
     <w:p>
@@ -562,6 +1070,622 @@
           <w:i/>
           <w:iCs/>
         </w:rPr>
+        <w:t xml:space="preserve">Physical Review Letters</w:t>
+      </w:r>
+      <w:r>
+        <w:rPr>
+          <w:rFonts w:ascii="Times New Roman" w:cs="Times New Roman" w:eastAsia="SimSun" w:hAnsi="Times New Roman"/>
+        </w:rPr>
+        <w:t xml:space="preserve">, </w:t>
+      </w:r>
+      <w:r>
+        <w:rPr>
+          <w:rFonts w:ascii="Times New Roman" w:cs="Times New Roman" w:eastAsia="SimSun" w:hAnsi="Times New Roman"/>
+          <w:b/>
+          <w:bCs/>
+        </w:rPr>
+        <w:t xml:space="preserve">89</w:t>
+      </w:r>
+      <w:r>
+        <w:rPr>
+          <w:rFonts w:ascii="Times New Roman" w:cs="Times New Roman" w:eastAsia="SimSun" w:hAnsi="Times New Roman"/>
+        </w:rPr>
+        <w:t xml:space="preserve">, 208701 (2002). doi:10.1103/PhysRevLett.89.208701</w:t>
+      </w:r>
+    </w:p>
+    <w:p>
+      <w:pPr>
+        <w:pStyle w:val="ListParagraph"/>
+        <w:numPr>
+          <w:ilvl w:val="0"/>
+          <w:numId w:val="2"/>
+        </w:numPr>
+        <w:spacing w:after="100" w:before="100" w:line="310"/>
+      </w:pPr>
+      <w:r>
+        <w:rPr>
+          <w:rFonts w:ascii="Times New Roman" w:cs="Times New Roman" w:eastAsia="SimSun" w:hAnsi="Times New Roman"/>
+        </w:rPr>
+        <w:t xml:space="preserve">F. Battiston, G. Cencetti, I. Iacopini, V. Latora, M. Lucas, A. Patania, J. G. Young, G. Petri, </w:t>
+      </w:r>
+      <w:r>
+        <w:rPr>
+          <w:rFonts w:ascii="Times New Roman" w:cs="Times New Roman" w:eastAsia="SimSun" w:hAnsi="Times New Roman"/>
+          <w:i/>
+          <w:iCs/>
+        </w:rPr>
+        <w:t xml:space="preserve">Physics Reports</w:t>
+      </w:r>
+      <w:r>
+        <w:rPr>
+          <w:rFonts w:ascii="Times New Roman" w:cs="Times New Roman" w:eastAsia="SimSun" w:hAnsi="Times New Roman"/>
+        </w:rPr>
+        <w:t xml:space="preserve">, </w:t>
+      </w:r>
+      <w:r>
+        <w:rPr>
+          <w:rFonts w:ascii="Times New Roman" w:cs="Times New Roman" w:eastAsia="SimSun" w:hAnsi="Times New Roman"/>
+          <w:b/>
+          <w:bCs/>
+        </w:rPr>
+        <w:t xml:space="preserve">874</w:t>
+      </w:r>
+      <w:r>
+        <w:rPr>
+          <w:rFonts w:ascii="Times New Roman" w:cs="Times New Roman" w:eastAsia="SimSun" w:hAnsi="Times New Roman"/>
+        </w:rPr>
+        <w:t xml:space="preserve">, 1–92 (2020). doi:10.1016/j.physrep.2020.05.004</w:t>
+      </w:r>
+    </w:p>
+    <w:p>
+      <w:pPr>
+        <w:pStyle w:val="ListParagraph"/>
+        <w:numPr>
+          <w:ilvl w:val="0"/>
+          <w:numId w:val="2"/>
+        </w:numPr>
+        <w:spacing w:after="100" w:before="100" w:line="310"/>
+      </w:pPr>
+      <w:r>
+        <w:rPr>
+          <w:rFonts w:ascii="Times New Roman" w:cs="Times New Roman" w:eastAsia="SimSun" w:hAnsi="Times New Roman"/>
+        </w:rPr>
+        <w:t xml:space="preserve">F. Battiston, E. Amico, A. Barrat, G. Bianconi, G. Ferraz de Arruda, B. Franceschiello, I. Iacopini, S. Kéfi et al., </w:t>
+      </w:r>
+      <w:r>
+        <w:rPr>
+          <w:rFonts w:ascii="Times New Roman" w:cs="Times New Roman" w:eastAsia="SimSun" w:hAnsi="Times New Roman"/>
+          <w:i/>
+          <w:iCs/>
+        </w:rPr>
+        <w:t xml:space="preserve">Nature Physics</w:t>
+      </w:r>
+      <w:r>
+        <w:rPr>
+          <w:rFonts w:ascii="Times New Roman" w:cs="Times New Roman" w:eastAsia="SimSun" w:hAnsi="Times New Roman"/>
+        </w:rPr>
+        <w:t xml:space="preserve">, </w:t>
+      </w:r>
+      <w:r>
+        <w:rPr>
+          <w:rFonts w:ascii="Times New Roman" w:cs="Times New Roman" w:eastAsia="SimSun" w:hAnsi="Times New Roman"/>
+          <w:b/>
+          <w:bCs/>
+        </w:rPr>
+        <w:t xml:space="preserve">17</w:t>
+      </w:r>
+      <w:r>
+        <w:rPr>
+          <w:rFonts w:ascii="Times New Roman" w:cs="Times New Roman" w:eastAsia="SimSun" w:hAnsi="Times New Roman"/>
+        </w:rPr>
+        <w:t xml:space="preserve">, 1093–1098 (2021). doi:10.1038/s41567-021-01371-4</w:t>
+      </w:r>
+    </w:p>
+    <w:p>
+      <w:pPr>
+        <w:pStyle w:val="ListParagraph"/>
+        <w:numPr>
+          <w:ilvl w:val="0"/>
+          <w:numId w:val="2"/>
+        </w:numPr>
+        <w:spacing w:after="100" w:before="100" w:line="310"/>
+      </w:pPr>
+      <w:r>
+        <w:rPr>
+          <w:rFonts w:ascii="Times New Roman" w:cs="Times New Roman" w:eastAsia="SimSun" w:hAnsi="Times New Roman"/>
+        </w:rPr>
+        <w:t xml:space="preserve">A. R. Benson, R. Abebe, M. T. Schaub, A. Jadbabaie, J. Kleinberg, </w:t>
+      </w:r>
+      <w:r>
+        <w:rPr>
+          <w:rFonts w:ascii="Times New Roman" w:cs="Times New Roman" w:eastAsia="SimSun" w:hAnsi="Times New Roman"/>
+          <w:i/>
+          <w:iCs/>
+        </w:rPr>
+        <w:t xml:space="preserve">Proceedings of the National Academy of Sciences</w:t>
+      </w:r>
+      <w:r>
+        <w:rPr>
+          <w:rFonts w:ascii="Times New Roman" w:cs="Times New Roman" w:eastAsia="SimSun" w:hAnsi="Times New Roman"/>
+        </w:rPr>
+        <w:t xml:space="preserve">, </w:t>
+      </w:r>
+      <w:r>
+        <w:rPr>
+          <w:rFonts w:ascii="Times New Roman" w:cs="Times New Roman" w:eastAsia="SimSun" w:hAnsi="Times New Roman"/>
+          <w:b/>
+          <w:bCs/>
+        </w:rPr>
+        <w:t xml:space="preserve">115</w:t>
+      </w:r>
+      <w:r>
+        <w:rPr>
+          <w:rFonts w:ascii="Times New Roman" w:cs="Times New Roman" w:eastAsia="SimSun" w:hAnsi="Times New Roman"/>
+        </w:rPr>
+        <w:t xml:space="preserve">, E11221–E11230 (2018). doi:10.1073/pnas.1800683115</w:t>
+      </w:r>
+    </w:p>
+    <w:p>
+      <w:pPr>
+        <w:pStyle w:val="ListParagraph"/>
+        <w:numPr>
+          <w:ilvl w:val="0"/>
+          <w:numId w:val="2"/>
+        </w:numPr>
+        <w:spacing w:after="100" w:before="100" w:line="310"/>
+      </w:pPr>
+      <w:r>
+        <w:rPr>
+          <w:rFonts w:ascii="Times New Roman" w:cs="Times New Roman" w:eastAsia="SimSun" w:hAnsi="Times New Roman"/>
+        </w:rPr>
+        <w:t xml:space="preserve">I. Iacopini, G. Petri, A. Barrat, V. Latora, </w:t>
+      </w:r>
+      <w:r>
+        <w:rPr>
+          <w:rFonts w:ascii="Times New Roman" w:cs="Times New Roman" w:eastAsia="SimSun" w:hAnsi="Times New Roman"/>
+          <w:i/>
+          <w:iCs/>
+        </w:rPr>
+        <w:t xml:space="preserve">Nature Communications</w:t>
+      </w:r>
+      <w:r>
+        <w:rPr>
+          <w:rFonts w:ascii="Times New Roman" w:cs="Times New Roman" w:eastAsia="SimSun" w:hAnsi="Times New Roman"/>
+        </w:rPr>
+        <w:t xml:space="preserve">, </w:t>
+      </w:r>
+      <w:r>
+        <w:rPr>
+          <w:rFonts w:ascii="Times New Roman" w:cs="Times New Roman" w:eastAsia="SimSun" w:hAnsi="Times New Roman"/>
+          <w:b/>
+          <w:bCs/>
+        </w:rPr>
+        <w:t xml:space="preserve">10</w:t>
+      </w:r>
+      <w:r>
+        <w:rPr>
+          <w:rFonts w:ascii="Times New Roman" w:cs="Times New Roman" w:eastAsia="SimSun" w:hAnsi="Times New Roman"/>
+        </w:rPr>
+        <w:t xml:space="preserve">, 2485 (2019). doi:10.1038/s41467-019-10431-6</w:t>
+      </w:r>
+    </w:p>
+    <w:p>
+      <w:pPr>
+        <w:pStyle w:val="ListParagraph"/>
+        <w:numPr>
+          <w:ilvl w:val="0"/>
+          <w:numId w:val="2"/>
+        </w:numPr>
+        <w:spacing w:after="100" w:before="100" w:line="310"/>
+      </w:pPr>
+      <w:r>
+        <w:rPr>
+          <w:rFonts w:ascii="Times New Roman" w:cs="Times New Roman" w:eastAsia="SimSun" w:hAnsi="Times New Roman"/>
+        </w:rPr>
+        <w:t xml:space="preserve">G. Ferraz de Arruda, G. Petri, Y. Moreno, </w:t>
+      </w:r>
+      <w:r>
+        <w:rPr>
+          <w:rFonts w:ascii="Times New Roman" w:cs="Times New Roman" w:eastAsia="SimSun" w:hAnsi="Times New Roman"/>
+          <w:i/>
+          <w:iCs/>
+        </w:rPr>
+        <w:t xml:space="preserve">Physical Review Research</w:t>
+      </w:r>
+      <w:r>
+        <w:rPr>
+          <w:rFonts w:ascii="Times New Roman" w:cs="Times New Roman" w:eastAsia="SimSun" w:hAnsi="Times New Roman"/>
+        </w:rPr>
+        <w:t xml:space="preserve">, </w:t>
+      </w:r>
+      <w:r>
+        <w:rPr>
+          <w:rFonts w:ascii="Times New Roman" w:cs="Times New Roman" w:eastAsia="SimSun" w:hAnsi="Times New Roman"/>
+          <w:b/>
+          <w:bCs/>
+        </w:rPr>
+        <w:t xml:space="preserve">2</w:t>
+      </w:r>
+      <w:r>
+        <w:rPr>
+          <w:rFonts w:ascii="Times New Roman" w:cs="Times New Roman" w:eastAsia="SimSun" w:hAnsi="Times New Roman"/>
+        </w:rPr>
+        <w:t xml:space="preserve">, 023032 (2020). doi:10.1103/PhysRevResearch.2.023032</w:t>
+      </w:r>
+    </w:p>
+    <w:p>
+      <w:pPr>
+        <w:pStyle w:val="ListParagraph"/>
+        <w:numPr>
+          <w:ilvl w:val="0"/>
+          <w:numId w:val="2"/>
+        </w:numPr>
+        <w:spacing w:after="100" w:before="100" w:line="310"/>
+      </w:pPr>
+      <w:r>
+        <w:rPr>
+          <w:rFonts w:ascii="Times New Roman" w:cs="Times New Roman" w:eastAsia="SimSun" w:hAnsi="Times New Roman"/>
+        </w:rPr>
+        <w:t xml:space="preserve">G. St-Onge, H. Sun, A. Allard, L. Hébert-Dufresne, G. Bianconi, </w:t>
+      </w:r>
+      <w:r>
+        <w:rPr>
+          <w:rFonts w:ascii="Times New Roman" w:cs="Times New Roman" w:eastAsia="SimSun" w:hAnsi="Times New Roman"/>
+          <w:i/>
+          <w:iCs/>
+        </w:rPr>
+        <w:t xml:space="preserve">Physical Review Letters</w:t>
+      </w:r>
+      <w:r>
+        <w:rPr>
+          <w:rFonts w:ascii="Times New Roman" w:cs="Times New Roman" w:eastAsia="SimSun" w:hAnsi="Times New Roman"/>
+        </w:rPr>
+        <w:t xml:space="preserve">, </w:t>
+      </w:r>
+      <w:r>
+        <w:rPr>
+          <w:rFonts w:ascii="Times New Roman" w:cs="Times New Roman" w:eastAsia="SimSun" w:hAnsi="Times New Roman"/>
+          <w:b/>
+          <w:bCs/>
+        </w:rPr>
+        <w:t xml:space="preserve">127</w:t>
+      </w:r>
+      <w:r>
+        <w:rPr>
+          <w:rFonts w:ascii="Times New Roman" w:cs="Times New Roman" w:eastAsia="SimSun" w:hAnsi="Times New Roman"/>
+        </w:rPr>
+        <w:t xml:space="preserve">, 158301 (2021). doi:10.1103/PhysRevLett.127.158301</w:t>
+      </w:r>
+    </w:p>
+    <w:p>
+      <w:pPr>
+        <w:pStyle w:val="ListParagraph"/>
+        <w:numPr>
+          <w:ilvl w:val="0"/>
+          <w:numId w:val="2"/>
+        </w:numPr>
+        <w:spacing w:after="100" w:before="100" w:line="310"/>
+      </w:pPr>
+      <w:r>
+        <w:rPr>
+          <w:rFonts w:ascii="Times New Roman" w:cs="Times New Roman" w:eastAsia="SimSun" w:hAnsi="Times New Roman"/>
+        </w:rPr>
+        <w:t xml:space="preserve">D. J. Watts, </w:t>
+      </w:r>
+      <w:r>
+        <w:rPr>
+          <w:rFonts w:ascii="Times New Roman" w:cs="Times New Roman" w:eastAsia="SimSun" w:hAnsi="Times New Roman"/>
+          <w:i/>
+          <w:iCs/>
+        </w:rPr>
+        <w:t xml:space="preserve">Proceedings of the National Academy of Sciences</w:t>
+      </w:r>
+      <w:r>
+        <w:rPr>
+          <w:rFonts w:ascii="Times New Roman" w:cs="Times New Roman" w:eastAsia="SimSun" w:hAnsi="Times New Roman"/>
+        </w:rPr>
+        <w:t xml:space="preserve">, </w:t>
+      </w:r>
+      <w:r>
+        <w:rPr>
+          <w:rFonts w:ascii="Times New Roman" w:cs="Times New Roman" w:eastAsia="SimSun" w:hAnsi="Times New Roman"/>
+          <w:b/>
+          <w:bCs/>
+        </w:rPr>
+        <w:t xml:space="preserve">99</w:t>
+      </w:r>
+      <w:r>
+        <w:rPr>
+          <w:rFonts w:ascii="Times New Roman" w:cs="Times New Roman" w:eastAsia="SimSun" w:hAnsi="Times New Roman"/>
+        </w:rPr>
+        <w:t xml:space="preserve">, 5766–5771 (2002). doi:10.1073/pnas.082090499</w:t>
+      </w:r>
+    </w:p>
+    <w:p>
+      <w:pPr>
+        <w:pStyle w:val="ListParagraph"/>
+        <w:numPr>
+          <w:ilvl w:val="0"/>
+          <w:numId w:val="2"/>
+        </w:numPr>
+        <w:spacing w:after="100" w:before="100" w:line="310"/>
+      </w:pPr>
+      <w:r>
+        <w:rPr>
+          <w:rFonts w:ascii="Times New Roman" w:cs="Times New Roman" w:eastAsia="SimSun" w:hAnsi="Times New Roman"/>
+        </w:rPr>
+        <w:t xml:space="preserve">D. Centola, M. Macy, </w:t>
+      </w:r>
+      <w:r>
+        <w:rPr>
+          <w:rFonts w:ascii="Times New Roman" w:cs="Times New Roman" w:eastAsia="SimSun" w:hAnsi="Times New Roman"/>
+          <w:i/>
+          <w:iCs/>
+        </w:rPr>
+        <w:t xml:space="preserve">American Journal of Sociology</w:t>
+      </w:r>
+      <w:r>
+        <w:rPr>
+          <w:rFonts w:ascii="Times New Roman" w:cs="Times New Roman" w:eastAsia="SimSun" w:hAnsi="Times New Roman"/>
+        </w:rPr>
+        <w:t xml:space="preserve">, </w:t>
+      </w:r>
+      <w:r>
+        <w:rPr>
+          <w:rFonts w:ascii="Times New Roman" w:cs="Times New Roman" w:eastAsia="SimSun" w:hAnsi="Times New Roman"/>
+          <w:b/>
+          <w:bCs/>
+        </w:rPr>
+        <w:t xml:space="preserve">113</w:t>
+      </w:r>
+      <w:r>
+        <w:rPr>
+          <w:rFonts w:ascii="Times New Roman" w:cs="Times New Roman" w:eastAsia="SimSun" w:hAnsi="Times New Roman"/>
+        </w:rPr>
+        <w:t xml:space="preserve">, 702–734 (2007). doi:10.1086/521848</w:t>
+      </w:r>
+    </w:p>
+    <w:p>
+      <w:pPr>
+        <w:pStyle w:val="ListParagraph"/>
+        <w:numPr>
+          <w:ilvl w:val="0"/>
+          <w:numId w:val="2"/>
+        </w:numPr>
+        <w:spacing w:after="100" w:before="100" w:line="310"/>
+      </w:pPr>
+      <w:r>
+        <w:rPr>
+          <w:rFonts w:ascii="Times New Roman" w:cs="Times New Roman" w:eastAsia="SimSun" w:hAnsi="Times New Roman"/>
+        </w:rPr>
+        <w:t xml:space="preserve">N. W. Landry, J. G. Restrepo, </w:t>
+      </w:r>
+      <w:r>
+        <w:rPr>
+          <w:rFonts w:ascii="Times New Roman" w:cs="Times New Roman" w:eastAsia="SimSun" w:hAnsi="Times New Roman"/>
+          <w:i/>
+          <w:iCs/>
+        </w:rPr>
+        <w:t xml:space="preserve">Chaos</w:t>
+      </w:r>
+      <w:r>
+        <w:rPr>
+          <w:rFonts w:ascii="Times New Roman" w:cs="Times New Roman" w:eastAsia="SimSun" w:hAnsi="Times New Roman"/>
+        </w:rPr>
+        <w:t xml:space="preserve">, </w:t>
+      </w:r>
+      <w:r>
+        <w:rPr>
+          <w:rFonts w:ascii="Times New Roman" w:cs="Times New Roman" w:eastAsia="SimSun" w:hAnsi="Times New Roman"/>
+          <w:b/>
+          <w:bCs/>
+        </w:rPr>
+        <w:t xml:space="preserve">30</w:t>
+      </w:r>
+      <w:r>
+        <w:rPr>
+          <w:rFonts w:ascii="Times New Roman" w:cs="Times New Roman" w:eastAsia="SimSun" w:hAnsi="Times New Roman"/>
+        </w:rPr>
+        <w:t xml:space="preserve">, 103117 (2020). doi:10.1063/5.0020034</w:t>
+      </w:r>
+    </w:p>
+    <w:p>
+      <w:pPr>
+        <w:pStyle w:val="ListParagraph"/>
+        <w:numPr>
+          <w:ilvl w:val="0"/>
+          <w:numId w:val="2"/>
+        </w:numPr>
+        <w:spacing w:after="100" w:before="100" w:line="310"/>
+      </w:pPr>
+      <w:r>
+        <w:rPr>
+          <w:rFonts w:ascii="Times New Roman" w:cs="Times New Roman" w:eastAsia="SimSun" w:hAnsi="Times New Roman"/>
+        </w:rPr>
+        <w:t xml:space="preserve">M. Mancastroppa, I. Iacopini, G. Petri, A. Barrat, </w:t>
+      </w:r>
+      <w:r>
+        <w:rPr>
+          <w:rFonts w:ascii="Times New Roman" w:cs="Times New Roman" w:eastAsia="SimSun" w:hAnsi="Times New Roman"/>
+          <w:i/>
+          <w:iCs/>
+        </w:rPr>
+        <w:t xml:space="preserve">Nature Communications</w:t>
+      </w:r>
+      <w:r>
+        <w:rPr>
+          <w:rFonts w:ascii="Times New Roman" w:cs="Times New Roman" w:eastAsia="SimSun" w:hAnsi="Times New Roman"/>
+        </w:rPr>
+        <w:t xml:space="preserve">, </w:t>
+      </w:r>
+      <w:r>
+        <w:rPr>
+          <w:rFonts w:ascii="Times New Roman" w:cs="Times New Roman" w:eastAsia="SimSun" w:hAnsi="Times New Roman"/>
+          <w:b/>
+          <w:bCs/>
+        </w:rPr>
+        <w:t xml:space="preserve">14</w:t>
+      </w:r>
+      <w:r>
+        <w:rPr>
+          <w:rFonts w:ascii="Times New Roman" w:cs="Times New Roman" w:eastAsia="SimSun" w:hAnsi="Times New Roman"/>
+        </w:rPr>
+        <w:t xml:space="preserve">, 6223 (2023). doi:10.1038/s41467-023-41887-2</w:t>
+      </w:r>
+    </w:p>
+    <w:p>
+      <w:pPr>
+        <w:pStyle w:val="ListParagraph"/>
+        <w:numPr>
+          <w:ilvl w:val="0"/>
+          <w:numId w:val="2"/>
+        </w:numPr>
+        <w:spacing w:after="100" w:before="100" w:line="310"/>
+      </w:pPr>
+      <w:r>
+        <w:rPr>
+          <w:rFonts w:ascii="Times New Roman" w:cs="Times New Roman" w:eastAsia="SimSun" w:hAnsi="Times New Roman"/>
+        </w:rPr>
+        <w:t xml:space="preserve">J. H. Kim, K. I. Goh, </w:t>
+      </w:r>
+      <w:r>
+        <w:rPr>
+          <w:rFonts w:ascii="Times New Roman" w:cs="Times New Roman" w:eastAsia="SimSun" w:hAnsi="Times New Roman"/>
+          <w:i/>
+          <w:iCs/>
+        </w:rPr>
+        <w:t xml:space="preserve">Physical Review Letters</w:t>
+      </w:r>
+      <w:r>
+        <w:rPr>
+          <w:rFonts w:ascii="Times New Roman" w:cs="Times New Roman" w:eastAsia="SimSun" w:hAnsi="Times New Roman"/>
+        </w:rPr>
+        <w:t xml:space="preserve">, </w:t>
+      </w:r>
+      <w:r>
+        <w:rPr>
+          <w:rFonts w:ascii="Times New Roman" w:cs="Times New Roman" w:eastAsia="SimSun" w:hAnsi="Times New Roman"/>
+          <w:b/>
+          <w:bCs/>
+        </w:rPr>
+        <w:t xml:space="preserve">132</w:t>
+      </w:r>
+      <w:r>
+        <w:rPr>
+          <w:rFonts w:ascii="Times New Roman" w:cs="Times New Roman" w:eastAsia="SimSun" w:hAnsi="Times New Roman"/>
+        </w:rPr>
+        <w:t xml:space="preserve">, 087401 (2024). doi:10.1103/PhysRevLett.132.087401</w:t>
+      </w:r>
+    </w:p>
+    <w:p>
+      <w:pPr>
+        <w:pStyle w:val="ListParagraph"/>
+        <w:numPr>
+          <w:ilvl w:val="0"/>
+          <w:numId w:val="2"/>
+        </w:numPr>
+        <w:spacing w:after="100" w:before="100" w:line="310"/>
+      </w:pPr>
+      <w:r>
+        <w:rPr>
+          <w:rFonts w:ascii="Times New Roman" w:cs="Times New Roman" w:eastAsia="SimSun" w:hAnsi="Times New Roman"/>
+        </w:rPr>
+        <w:t xml:space="preserve">G. St-Onge, I. Iacopini, V. Latora, A. Barrat, G. Petri, A. Allard, L. Hébert-Dufresne, </w:t>
+      </w:r>
+      <w:r>
+        <w:rPr>
+          <w:rFonts w:ascii="Times New Roman" w:cs="Times New Roman" w:eastAsia="SimSun" w:hAnsi="Times New Roman"/>
+          <w:i/>
+          <w:iCs/>
+        </w:rPr>
+        <w:t xml:space="preserve">Communications Physics</w:t>
+      </w:r>
+      <w:r>
+        <w:rPr>
+          <w:rFonts w:ascii="Times New Roman" w:cs="Times New Roman" w:eastAsia="SimSun" w:hAnsi="Times New Roman"/>
+        </w:rPr>
+        <w:t xml:space="preserve">, </w:t>
+      </w:r>
+      <w:r>
+        <w:rPr>
+          <w:rFonts w:ascii="Times New Roman" w:cs="Times New Roman" w:eastAsia="SimSun" w:hAnsi="Times New Roman"/>
+          <w:b/>
+          <w:bCs/>
+        </w:rPr>
+        <w:t xml:space="preserve">5</w:t>
+      </w:r>
+      <w:r>
+        <w:rPr>
+          <w:rFonts w:ascii="Times New Roman" w:cs="Times New Roman" w:eastAsia="SimSun" w:hAnsi="Times New Roman"/>
+        </w:rPr>
+        <w:t xml:space="preserve">, 25 (2022). doi:10.1038/s42005-021-00788-w</w:t>
+      </w:r>
+    </w:p>
+    <w:p>
+      <w:pPr>
+        <w:pStyle w:val="ListParagraph"/>
+        <w:numPr>
+          <w:ilvl w:val="0"/>
+          <w:numId w:val="2"/>
+        </w:numPr>
+        <w:spacing w:after="100" w:before="100" w:line="310"/>
+      </w:pPr>
+      <w:r>
+        <w:rPr>
+          <w:rFonts w:ascii="Times New Roman" w:cs="Times New Roman" w:eastAsia="SimSun" w:hAnsi="Times New Roman"/>
+        </w:rPr>
+        <w:t xml:space="preserve">F. Malizia, S. Lamata-Otín, M. Frasca, V. Latora, J. Gómez-Gardeñes, </w:t>
+      </w:r>
+      <w:r>
+        <w:rPr>
+          <w:rFonts w:ascii="Times New Roman" w:cs="Times New Roman" w:eastAsia="SimSun" w:hAnsi="Times New Roman"/>
+          <w:i/>
+          <w:iCs/>
+        </w:rPr>
+        <w:t xml:space="preserve">Nature Communications</w:t>
+      </w:r>
+      <w:r>
+        <w:rPr>
+          <w:rFonts w:ascii="Times New Roman" w:cs="Times New Roman" w:eastAsia="SimSun" w:hAnsi="Times New Roman"/>
+        </w:rPr>
+        <w:t xml:space="preserve">, </w:t>
+      </w:r>
+      <w:r>
+        <w:rPr>
+          <w:rFonts w:ascii="Times New Roman" w:cs="Times New Roman" w:eastAsia="SimSun" w:hAnsi="Times New Roman"/>
+          <w:b/>
+          <w:bCs/>
+        </w:rPr>
+        <w:t xml:space="preserve">16</w:t>
+      </w:r>
+      <w:r>
+        <w:rPr>
+          <w:rFonts w:ascii="Times New Roman" w:cs="Times New Roman" w:eastAsia="SimSun" w:hAnsi="Times New Roman"/>
+        </w:rPr>
+        <w:t xml:space="preserve"> (2025). doi:10.1038/s41467-024-55506-1</w:t>
+      </w:r>
+    </w:p>
+    <w:p>
+      <w:pPr>
+        <w:pStyle w:val="ListParagraph"/>
+        <w:numPr>
+          <w:ilvl w:val="0"/>
+          <w:numId w:val="2"/>
+        </w:numPr>
+        <w:spacing w:after="100" w:before="100" w:line="310"/>
+      </w:pPr>
+      <w:r>
+        <w:rPr>
+          <w:rFonts w:ascii="Times New Roman" w:cs="Times New Roman" w:eastAsia="SimSun" w:hAnsi="Times New Roman"/>
+        </w:rPr>
+        <w:t xml:space="preserve">S. Lamata-Otín, F. Malizia, V. Latora, M. Frasca, J. Gómez-Gardeñes, </w:t>
+      </w:r>
+      <w:r>
+        <w:rPr>
+          <w:rFonts w:ascii="Times New Roman" w:cs="Times New Roman" w:eastAsia="SimSun" w:hAnsi="Times New Roman"/>
+          <w:i/>
+          <w:iCs/>
+        </w:rPr>
         <w:t xml:space="preserve">Physical Review E</w:t>
       </w:r>
       <w:r>
@@ -576,29 +1700,59 @@
           <w:b/>
           <w:bCs/>
         </w:rPr>
-        <w:t xml:space="preserve">66</w:t>
-      </w:r>
-      <w:r>
-        <w:rPr>
-          <w:rFonts w:ascii="Times New Roman" w:cs="Times New Roman" w:eastAsia="SimSun" w:hAnsi="Times New Roman"/>
-        </w:rPr>
-        <w:t xml:space="preserve">, 016128 (2002). doi:10.1103/PhysRevE.66.016128</w:t>
-      </w:r>
-    </w:p>
-    <w:p>
-      <w:pPr>
-        <w:pStyle w:val="ListParagraph"/>
-        <w:numPr>
-          <w:ilvl w:val="0"/>
-          <w:numId w:val="2"/>
-        </w:numPr>
-        <w:spacing w:after="100" w:before="100" w:line="310"/>
-      </w:pPr>
-      <w:r>
-        <w:rPr>
-          <w:rFonts w:ascii="Times New Roman" w:cs="Times New Roman" w:eastAsia="SimSun" w:hAnsi="Times New Roman"/>
-        </w:rPr>
-        <w:t xml:space="preserve">E. Kenah, J. M. Robins, </w:t>
+        <w:t xml:space="preserve">111</w:t>
+      </w:r>
+      <w:r>
+        <w:rPr>
+          <w:rFonts w:ascii="Times New Roman" w:cs="Times New Roman" w:eastAsia="SimSun" w:hAnsi="Times New Roman"/>
+        </w:rPr>
+        <w:t xml:space="preserve">, 034302 (2025). doi:10.1103/PhysRevE.111.034302</w:t>
+      </w:r>
+    </w:p>
+    <w:p>
+      <w:pPr>
+        <w:pStyle w:val="ListParagraph"/>
+        <w:numPr>
+          <w:ilvl w:val="0"/>
+          <w:numId w:val="2"/>
+        </w:numPr>
+        <w:spacing w:after="100" w:before="100" w:line="310"/>
+      </w:pPr>
+      <w:r>
+        <w:rPr>
+          <w:rFonts w:ascii="Times New Roman" w:cs="Times New Roman" w:eastAsia="SimSun" w:hAnsi="Times New Roman"/>
+        </w:rPr>
+        <w:t xml:space="preserve">F. Malizia, A. Guzmán, I. Iacopini, I. Z. Kiss, </w:t>
+      </w:r>
+      <w:r>
+        <w:rPr>
+          <w:rFonts w:ascii="Times New Roman" w:cs="Times New Roman" w:eastAsia="SimSun" w:hAnsi="Times New Roman"/>
+          <w:i/>
+          <w:iCs/>
+        </w:rPr>
+        <w:t xml:space="preserve">Physical Review Letters</w:t>
+      </w:r>
+      <w:r>
+        <w:rPr>
+          <w:rFonts w:ascii="Times New Roman" w:cs="Times New Roman" w:eastAsia="SimSun" w:hAnsi="Times New Roman"/>
+        </w:rPr>
+        <w:t xml:space="preserve"> (2025). doi:10.1103/z3d5-94zb</w:t>
+      </w:r>
+    </w:p>
+    <w:p>
+      <w:pPr>
+        <w:pStyle w:val="ListParagraph"/>
+        <w:numPr>
+          <w:ilvl w:val="0"/>
+          <w:numId w:val="2"/>
+        </w:numPr>
+        <w:spacing w:after="100" w:before="100" w:line="310"/>
+      </w:pPr>
+      <w:r>
+        <w:rPr>
+          <w:rFonts w:ascii="Times New Roman" w:cs="Times New Roman" w:eastAsia="SimSun" w:hAnsi="Times New Roman"/>
+        </w:rPr>
+        <w:t xml:space="preserve">G. Bianconi, S. N. Dorogovtsev, </w:t>
       </w:r>
       <w:r>
         <w:rPr>
@@ -620,249 +1774,29 @@
           <w:b/>
           <w:bCs/>
         </w:rPr>
-        <w:t xml:space="preserve">76</w:t>
-      </w:r>
-      <w:r>
-        <w:rPr>
-          <w:rFonts w:ascii="Times New Roman" w:cs="Times New Roman" w:eastAsia="SimSun" w:hAnsi="Times New Roman"/>
-        </w:rPr>
-        <w:t xml:space="preserve">, 036113 (2007). doi:10.1103/PhysRevE.76.036113</w:t>
-      </w:r>
-    </w:p>
-    <w:p>
-      <w:pPr>
-        <w:pStyle w:val="ListParagraph"/>
-        <w:numPr>
-          <w:ilvl w:val="0"/>
-          <w:numId w:val="2"/>
-        </w:numPr>
-        <w:spacing w:after="100" w:before="100" w:line="310"/>
-      </w:pPr>
-      <w:r>
-        <w:rPr>
-          <w:rFonts w:ascii="Times New Roman" w:cs="Times New Roman" w:eastAsia="SimSun" w:hAnsi="Times New Roman"/>
-        </w:rPr>
-        <w:t xml:space="preserve">P. Grassberger, </w:t>
-      </w:r>
-      <w:r>
-        <w:rPr>
-          <w:rFonts w:ascii="Times New Roman" w:cs="Times New Roman" w:eastAsia="SimSun" w:hAnsi="Times New Roman"/>
-          <w:i/>
-          <w:iCs/>
-        </w:rPr>
-        <w:t xml:space="preserve">Mathematical Biosciences</w:t>
-      </w:r>
-      <w:r>
-        <w:rPr>
-          <w:rFonts w:ascii="Times New Roman" w:cs="Times New Roman" w:eastAsia="SimSun" w:hAnsi="Times New Roman"/>
-        </w:rPr>
-        <w:t xml:space="preserve">, </w:t>
-      </w:r>
-      <w:r>
-        <w:rPr>
-          <w:rFonts w:ascii="Times New Roman" w:cs="Times New Roman" w:eastAsia="SimSun" w:hAnsi="Times New Roman"/>
-          <w:b/>
-          <w:bCs/>
-        </w:rPr>
-        <w:t xml:space="preserve">63</w:t>
-      </w:r>
-      <w:r>
-        <w:rPr>
-          <w:rFonts w:ascii="Times New Roman" w:cs="Times New Roman" w:eastAsia="SimSun" w:hAnsi="Times New Roman"/>
-        </w:rPr>
-        <w:t xml:space="preserve">, 157–172 (1983). doi:10.1016/0025-5564(82)90036-0</w:t>
-      </w:r>
-    </w:p>
-    <w:p>
-      <w:pPr>
-        <w:pStyle w:val="ListParagraph"/>
-        <w:numPr>
-          <w:ilvl w:val="0"/>
-          <w:numId w:val="2"/>
-        </w:numPr>
-        <w:spacing w:after="100" w:before="100" w:line="310"/>
-      </w:pPr>
-      <w:r>
-        <w:rPr>
-          <w:rFonts w:ascii="Times New Roman" w:cs="Times New Roman" w:eastAsia="SimSun" w:hAnsi="Times New Roman"/>
-        </w:rPr>
-        <w:t xml:space="preserve">E. Volz, </w:t>
-      </w:r>
-      <w:r>
-        <w:rPr>
-          <w:rFonts w:ascii="Times New Roman" w:cs="Times New Roman" w:eastAsia="SimSun" w:hAnsi="Times New Roman"/>
-          <w:i/>
-          <w:iCs/>
-        </w:rPr>
-        <w:t xml:space="preserve">Journal of Mathematical Biology</w:t>
-      </w:r>
-      <w:r>
-        <w:rPr>
-          <w:rFonts w:ascii="Times New Roman" w:cs="Times New Roman" w:eastAsia="SimSun" w:hAnsi="Times New Roman"/>
-        </w:rPr>
-        <w:t xml:space="preserve">, </w:t>
-      </w:r>
-      <w:r>
-        <w:rPr>
-          <w:rFonts w:ascii="Times New Roman" w:cs="Times New Roman" w:eastAsia="SimSun" w:hAnsi="Times New Roman"/>
-          <w:b/>
-          <w:bCs/>
-        </w:rPr>
-        <w:t xml:space="preserve">56</w:t>
-      </w:r>
-      <w:r>
-        <w:rPr>
-          <w:rFonts w:ascii="Times New Roman" w:cs="Times New Roman" w:eastAsia="SimSun" w:hAnsi="Times New Roman"/>
-        </w:rPr>
-        <w:t xml:space="preserve">, 293–310 (2008). doi:10.1007/s00285-007-0116-4</w:t>
-      </w:r>
-    </w:p>
-    <w:p>
-      <w:pPr>
-        <w:pStyle w:val="ListParagraph"/>
-        <w:numPr>
-          <w:ilvl w:val="0"/>
-          <w:numId w:val="2"/>
-        </w:numPr>
-        <w:spacing w:after="100" w:before="100" w:line="310"/>
-      </w:pPr>
-      <w:r>
-        <w:rPr>
-          <w:rFonts w:ascii="Times New Roman" w:cs="Times New Roman" w:eastAsia="SimSun" w:hAnsi="Times New Roman"/>
-        </w:rPr>
-        <w:t xml:space="preserve">J. C. Miller, A. C. Slim, E. M. Volz, </w:t>
-      </w:r>
-      <w:r>
-        <w:rPr>
-          <w:rFonts w:ascii="Times New Roman" w:cs="Times New Roman" w:eastAsia="SimSun" w:hAnsi="Times New Roman"/>
-          <w:i/>
-          <w:iCs/>
-        </w:rPr>
-        <w:t xml:space="preserve">Journal of the Royal Society Interface</w:t>
-      </w:r>
-      <w:r>
-        <w:rPr>
-          <w:rFonts w:ascii="Times New Roman" w:cs="Times New Roman" w:eastAsia="SimSun" w:hAnsi="Times New Roman"/>
-        </w:rPr>
-        <w:t xml:space="preserve">, </w:t>
-      </w:r>
-      <w:r>
-        <w:rPr>
-          <w:rFonts w:ascii="Times New Roman" w:cs="Times New Roman" w:eastAsia="SimSun" w:hAnsi="Times New Roman"/>
-          <w:b/>
-          <w:bCs/>
-        </w:rPr>
-        <w:t xml:space="preserve">9</w:t>
-      </w:r>
-      <w:r>
-        <w:rPr>
-          <w:rFonts w:ascii="Times New Roman" w:cs="Times New Roman" w:eastAsia="SimSun" w:hAnsi="Times New Roman"/>
-        </w:rPr>
-        <w:t xml:space="preserve">, 890–906 (2012). doi:10.1098/rsif.2011.0403</w:t>
-      </w:r>
-    </w:p>
-    <w:p>
-      <w:pPr>
-        <w:pStyle w:val="ListParagraph"/>
-        <w:numPr>
-          <w:ilvl w:val="0"/>
-          <w:numId w:val="2"/>
-        </w:numPr>
-        <w:spacing w:after="100" w:before="100" w:line="310"/>
-      </w:pPr>
-      <w:r>
-        <w:rPr>
-          <w:rFonts w:ascii="Times New Roman" w:cs="Times New Roman" w:eastAsia="SimSun" w:hAnsi="Times New Roman"/>
-        </w:rPr>
-        <w:t xml:space="preserve">P. Van Mieghem, R. van de Bovenkamp, </w:t>
-      </w:r>
-      <w:r>
-        <w:rPr>
-          <w:rFonts w:ascii="Times New Roman" w:cs="Times New Roman" w:eastAsia="SimSun" w:hAnsi="Times New Roman"/>
-          <w:i/>
-          <w:iCs/>
-        </w:rPr>
-        <w:t xml:space="preserve">Physical Review Letters</w:t>
-      </w:r>
-      <w:r>
-        <w:rPr>
-          <w:rFonts w:ascii="Times New Roman" w:cs="Times New Roman" w:eastAsia="SimSun" w:hAnsi="Times New Roman"/>
-        </w:rPr>
-        <w:t xml:space="preserve">, </w:t>
-      </w:r>
-      <w:r>
-        <w:rPr>
-          <w:rFonts w:ascii="Times New Roman" w:cs="Times New Roman" w:eastAsia="SimSun" w:hAnsi="Times New Roman"/>
-          <w:b/>
-          <w:bCs/>
-        </w:rPr>
-        <w:t xml:space="preserve">110</w:t>
-      </w:r>
-      <w:r>
-        <w:rPr>
-          <w:rFonts w:ascii="Times New Roman" w:cs="Times New Roman" w:eastAsia="SimSun" w:hAnsi="Times New Roman"/>
-        </w:rPr>
-        <w:t xml:space="preserve">, 108701 (2013). doi:10.1103/PhysRevLett.110.108701</w:t>
-      </w:r>
-    </w:p>
-    <w:p>
-      <w:pPr>
-        <w:pStyle w:val="ListParagraph"/>
-        <w:numPr>
-          <w:ilvl w:val="0"/>
-          <w:numId w:val="2"/>
-        </w:numPr>
-        <w:spacing w:after="100" w:before="100" w:line="310"/>
-      </w:pPr>
-      <w:r>
-        <w:rPr>
-          <w:rFonts w:ascii="Times New Roman" w:cs="Times New Roman" w:eastAsia="SimSun" w:hAnsi="Times New Roman"/>
-        </w:rPr>
-        <w:t xml:space="preserve">R. Pastor-Satorras, C. Castellano, P. Van Mieghem, A. Vespignani, </w:t>
-      </w:r>
-      <w:r>
-        <w:rPr>
-          <w:rFonts w:ascii="Times New Roman" w:cs="Times New Roman" w:eastAsia="SimSun" w:hAnsi="Times New Roman"/>
-          <w:i/>
-          <w:iCs/>
-        </w:rPr>
-        <w:t xml:space="preserve">Reviews of Modern Physics</w:t>
-      </w:r>
-      <w:r>
-        <w:rPr>
-          <w:rFonts w:ascii="Times New Roman" w:cs="Times New Roman" w:eastAsia="SimSun" w:hAnsi="Times New Roman"/>
-        </w:rPr>
-        <w:t xml:space="preserve">, </w:t>
-      </w:r>
-      <w:r>
-        <w:rPr>
-          <w:rFonts w:ascii="Times New Roman" w:cs="Times New Roman" w:eastAsia="SimSun" w:hAnsi="Times New Roman"/>
-          <w:b/>
-          <w:bCs/>
-        </w:rPr>
-        <w:t xml:space="preserve">87</w:t>
-      </w:r>
-      <w:r>
-        <w:rPr>
-          <w:rFonts w:ascii="Times New Roman" w:cs="Times New Roman" w:eastAsia="SimSun" w:hAnsi="Times New Roman"/>
-        </w:rPr>
-        <w:t xml:space="preserve">, 925–979 (2015). doi:10.1103/RevModPhys.87.925</w:t>
-      </w:r>
-    </w:p>
-    <w:p>
-      <w:pPr>
-        <w:pStyle w:val="ListParagraph"/>
-        <w:numPr>
-          <w:ilvl w:val="0"/>
-          <w:numId w:val="2"/>
-        </w:numPr>
-        <w:spacing w:after="100" w:before="100" w:line="310"/>
-      </w:pPr>
-      <w:r>
-        <w:rPr>
-          <w:rFonts w:ascii="Times New Roman" w:cs="Times New Roman" w:eastAsia="SimSun" w:hAnsi="Times New Roman"/>
-        </w:rPr>
-        <w:t xml:space="preserve">S. N. Dorogovtsev, J. F. F. Mendes, A. N. Samukhin, </w:t>
+        <w:t xml:space="preserve">109</w:t>
+      </w:r>
+      <w:r>
+        <w:rPr>
+          <w:rFonts w:ascii="Times New Roman" w:cs="Times New Roman" w:eastAsia="SimSun" w:hAnsi="Times New Roman"/>
+        </w:rPr>
+        <w:t xml:space="preserve">, 014306 (2024). doi:10.1103/PhysRevE.109.014306</w:t>
+      </w:r>
+    </w:p>
+    <w:p>
+      <w:pPr>
+        <w:pStyle w:val="ListParagraph"/>
+        <w:numPr>
+          <w:ilvl w:val="0"/>
+          <w:numId w:val="2"/>
+        </w:numPr>
+        <w:spacing w:after="100" w:before="100" w:line="310"/>
+      </w:pPr>
+      <w:r>
+        <w:rPr>
+          <w:rFonts w:ascii="Times New Roman" w:cs="Times New Roman" w:eastAsia="SimSun" w:hAnsi="Times New Roman"/>
+        </w:rPr>
+        <w:t xml:space="preserve">H. Sun, G. Bianconi, </w:t>
       </w:r>
       <w:r>
         <w:rPr>
@@ -884,565 +1818,125 @@
           <w:b/>
           <w:bCs/>
         </w:rPr>
-        <w:t xml:space="preserve">64</w:t>
-      </w:r>
-      <w:r>
-        <w:rPr>
-          <w:rFonts w:ascii="Times New Roman" w:cs="Times New Roman" w:eastAsia="SimSun" w:hAnsi="Times New Roman"/>
-        </w:rPr>
-        <w:t xml:space="preserve">, 025101 (2001). doi:10.1103/PhysRevE.64.025101</w:t>
-      </w:r>
-    </w:p>
-    <w:p>
-      <w:pPr>
-        <w:pStyle w:val="ListParagraph"/>
-        <w:numPr>
-          <w:ilvl w:val="0"/>
-          <w:numId w:val="2"/>
-        </w:numPr>
-        <w:spacing w:after="100" w:before="100" w:line="310"/>
-      </w:pPr>
-      <w:r>
-        <w:rPr>
-          <w:rFonts w:ascii="Times New Roman" w:cs="Times New Roman" w:eastAsia="SimSun" w:hAnsi="Times New Roman"/>
-        </w:rPr>
-        <w:t xml:space="preserve">M. Boguñá, M. Á. Serrano, </w:t>
-      </w:r>
-      <w:r>
-        <w:rPr>
-          <w:rFonts w:ascii="Times New Roman" w:cs="Times New Roman" w:eastAsia="SimSun" w:hAnsi="Times New Roman"/>
-          <w:i/>
-          <w:iCs/>
-        </w:rPr>
-        <w:t xml:space="preserve">Physical Review E</w:t>
-      </w:r>
-      <w:r>
-        <w:rPr>
-          <w:rFonts w:ascii="Times New Roman" w:cs="Times New Roman" w:eastAsia="SimSun" w:hAnsi="Times New Roman"/>
-        </w:rPr>
-        <w:t xml:space="preserve">, </w:t>
-      </w:r>
-      <w:r>
-        <w:rPr>
-          <w:rFonts w:ascii="Times New Roman" w:cs="Times New Roman" w:eastAsia="SimSun" w:hAnsi="Times New Roman"/>
-          <w:b/>
-          <w:bCs/>
-        </w:rPr>
-        <w:t xml:space="preserve">72</w:t>
-      </w:r>
-      <w:r>
-        <w:rPr>
-          <w:rFonts w:ascii="Times New Roman" w:cs="Times New Roman" w:eastAsia="SimSun" w:hAnsi="Times New Roman"/>
-        </w:rPr>
-        <w:t xml:space="preserve">, 016106 (2005). doi:10.1103/PhysRevE.72.016106</w:t>
-      </w:r>
-    </w:p>
-    <w:p>
-      <w:pPr>
-        <w:pStyle w:val="ListParagraph"/>
-        <w:numPr>
-          <w:ilvl w:val="0"/>
-          <w:numId w:val="2"/>
-        </w:numPr>
-        <w:spacing w:after="100" w:before="100" w:line="310"/>
-      </w:pPr>
-      <w:r>
-        <w:rPr>
-          <w:rFonts w:ascii="Times New Roman" w:cs="Times New Roman" w:eastAsia="SimSun" w:hAnsi="Times New Roman"/>
-        </w:rPr>
-        <w:t xml:space="preserve">L. A. Meyers, M. E. J. Newman, B. Pourbohloul, </w:t>
-      </w:r>
-      <w:r>
-        <w:rPr>
-          <w:rFonts w:ascii="Times New Roman" w:cs="Times New Roman" w:eastAsia="SimSun" w:hAnsi="Times New Roman"/>
-          <w:i/>
-          <w:iCs/>
-        </w:rPr>
-        <w:t xml:space="preserve">Journal of Theoretical Biology</w:t>
-      </w:r>
-      <w:r>
-        <w:rPr>
-          <w:rFonts w:ascii="Times New Roman" w:cs="Times New Roman" w:eastAsia="SimSun" w:hAnsi="Times New Roman"/>
-        </w:rPr>
-        <w:t xml:space="preserve">, </w:t>
-      </w:r>
-      <w:r>
-        <w:rPr>
-          <w:rFonts w:ascii="Times New Roman" w:cs="Times New Roman" w:eastAsia="SimSun" w:hAnsi="Times New Roman"/>
-          <w:b/>
-          <w:bCs/>
-        </w:rPr>
-        <w:t xml:space="preserve">240</w:t>
-      </w:r>
-      <w:r>
-        <w:rPr>
-          <w:rFonts w:ascii="Times New Roman" w:cs="Times New Roman" w:eastAsia="SimSun" w:hAnsi="Times New Roman"/>
-        </w:rPr>
-        <w:t xml:space="preserve">, 400–418 (2006). doi:10.1016/j.jtbi.2005.10.004</w:t>
-      </w:r>
-    </w:p>
-    <w:p>
-      <w:pPr>
-        <w:pStyle w:val="ListParagraph"/>
-        <w:numPr>
-          <w:ilvl w:val="0"/>
-          <w:numId w:val="2"/>
-        </w:numPr>
-        <w:spacing w:after="100" w:before="100" w:line="310"/>
-      </w:pPr>
-      <w:r>
-        <w:rPr>
-          <w:rFonts w:ascii="Times New Roman" w:cs="Times New Roman" w:eastAsia="SimSun" w:hAnsi="Times New Roman"/>
-        </w:rPr>
-        <w:t xml:space="preserve">X. J. Xu, J. Y. Li, X. Fu, L. J. Zhang, </w:t>
-      </w:r>
-      <w:r>
-        <w:rPr>
-          <w:rFonts w:ascii="Times New Roman" w:cs="Times New Roman" w:eastAsia="SimSun" w:hAnsi="Times New Roman"/>
-          <w:i/>
-          <w:iCs/>
-        </w:rPr>
-        <w:t xml:space="preserve">Scientific Reports</w:t>
-      </w:r>
-      <w:r>
-        <w:rPr>
-          <w:rFonts w:ascii="Times New Roman" w:cs="Times New Roman" w:eastAsia="SimSun" w:hAnsi="Times New Roman"/>
-        </w:rPr>
-        <w:t xml:space="preserve">, </w:t>
-      </w:r>
-      <w:r>
-        <w:rPr>
-          <w:rFonts w:ascii="Times New Roman" w:cs="Times New Roman" w:eastAsia="SimSun" w:hAnsi="Times New Roman"/>
-          <w:b/>
-          <w:bCs/>
-        </w:rPr>
-        <w:t xml:space="preserve">8</w:t>
-      </w:r>
-      <w:r>
-        <w:rPr>
-          <w:rFonts w:ascii="Times New Roman" w:cs="Times New Roman" w:eastAsia="SimSun" w:hAnsi="Times New Roman"/>
-        </w:rPr>
-        <w:t xml:space="preserve"> (2018). doi:10.1038/s41598-018-22508-1</w:t>
-      </w:r>
-    </w:p>
-    <w:p>
-      <w:pPr>
-        <w:pStyle w:val="ListParagraph"/>
-        <w:numPr>
-          <w:ilvl w:val="0"/>
-          <w:numId w:val="2"/>
-        </w:numPr>
-        <w:spacing w:after="100" w:before="100" w:line="310"/>
-      </w:pPr>
-      <w:r>
-        <w:rPr>
-          <w:rFonts w:ascii="Times New Roman" w:cs="Times New Roman" w:eastAsia="SimSun" w:hAnsi="Times New Roman"/>
-        </w:rPr>
-        <w:t xml:space="preserve">M. E. J. Newman, </w:t>
-      </w:r>
-      <w:r>
-        <w:rPr>
-          <w:rFonts w:ascii="Times New Roman" w:cs="Times New Roman" w:eastAsia="SimSun" w:hAnsi="Times New Roman"/>
-          <w:i/>
-          <w:iCs/>
-        </w:rPr>
-        <w:t xml:space="preserve">Physical Review Letters</w:t>
-      </w:r>
-      <w:r>
-        <w:rPr>
-          <w:rFonts w:ascii="Times New Roman" w:cs="Times New Roman" w:eastAsia="SimSun" w:hAnsi="Times New Roman"/>
-        </w:rPr>
-        <w:t xml:space="preserve">, </w:t>
-      </w:r>
-      <w:r>
-        <w:rPr>
-          <w:rFonts w:ascii="Times New Roman" w:cs="Times New Roman" w:eastAsia="SimSun" w:hAnsi="Times New Roman"/>
-          <w:b/>
-          <w:bCs/>
-        </w:rPr>
-        <w:t xml:space="preserve">89</w:t>
-      </w:r>
-      <w:r>
-        <w:rPr>
-          <w:rFonts w:ascii="Times New Roman" w:cs="Times New Roman" w:eastAsia="SimSun" w:hAnsi="Times New Roman"/>
-        </w:rPr>
-        <w:t xml:space="preserve">, 208701 (2002). doi:10.1103/PhysRevLett.89.208701</w:t>
-      </w:r>
-    </w:p>
-    <w:p>
-      <w:pPr>
-        <w:pStyle w:val="ListParagraph"/>
-        <w:numPr>
-          <w:ilvl w:val="0"/>
-          <w:numId w:val="2"/>
-        </w:numPr>
-        <w:spacing w:after="100" w:before="100" w:line="310"/>
-      </w:pPr>
-      <w:r>
-        <w:rPr>
-          <w:rFonts w:ascii="Times New Roman" w:cs="Times New Roman" w:eastAsia="SimSun" w:hAnsi="Times New Roman"/>
-        </w:rPr>
-        <w:t xml:space="preserve">F. Battiston, G. Cencetti, I. Iacopini, V. Latora, M. Lucas, A. Patania, J. G. Young, G. Petri, </w:t>
-      </w:r>
-      <w:r>
-        <w:rPr>
-          <w:rFonts w:ascii="Times New Roman" w:cs="Times New Roman" w:eastAsia="SimSun" w:hAnsi="Times New Roman"/>
-          <w:i/>
-          <w:iCs/>
-        </w:rPr>
-        <w:t xml:space="preserve">Physics Reports</w:t>
-      </w:r>
-      <w:r>
-        <w:rPr>
-          <w:rFonts w:ascii="Times New Roman" w:cs="Times New Roman" w:eastAsia="SimSun" w:hAnsi="Times New Roman"/>
-        </w:rPr>
-        <w:t xml:space="preserve">, </w:t>
-      </w:r>
-      <w:r>
-        <w:rPr>
-          <w:rFonts w:ascii="Times New Roman" w:cs="Times New Roman" w:eastAsia="SimSun" w:hAnsi="Times New Roman"/>
-          <w:b/>
-          <w:bCs/>
-        </w:rPr>
-        <w:t xml:space="preserve">874</w:t>
-      </w:r>
-      <w:r>
-        <w:rPr>
-          <w:rFonts w:ascii="Times New Roman" w:cs="Times New Roman" w:eastAsia="SimSun" w:hAnsi="Times New Roman"/>
-        </w:rPr>
-        <w:t xml:space="preserve">, 1–92 (2020). doi:10.1016/j.physrep.2020.05.004</w:t>
-      </w:r>
-    </w:p>
-    <w:p>
-      <w:pPr>
-        <w:pStyle w:val="ListParagraph"/>
-        <w:numPr>
-          <w:ilvl w:val="0"/>
-          <w:numId w:val="2"/>
-        </w:numPr>
-        <w:spacing w:after="100" w:before="100" w:line="310"/>
-      </w:pPr>
-      <w:r>
-        <w:rPr>
-          <w:rFonts w:ascii="Times New Roman" w:cs="Times New Roman" w:eastAsia="SimSun" w:hAnsi="Times New Roman"/>
-        </w:rPr>
-        <w:t xml:space="preserve">F. Battiston, E. Amico, A. Barrat, G. Bianconi, G. Ferraz de Arruda, B. Franceschiello, I. Iacopini, S. Kéfi et al., </w:t>
-      </w:r>
-      <w:r>
-        <w:rPr>
-          <w:rFonts w:ascii="Times New Roman" w:cs="Times New Roman" w:eastAsia="SimSun" w:hAnsi="Times New Roman"/>
-          <w:i/>
-          <w:iCs/>
-        </w:rPr>
-        <w:t xml:space="preserve">Nature Physics</w:t>
-      </w:r>
-      <w:r>
-        <w:rPr>
-          <w:rFonts w:ascii="Times New Roman" w:cs="Times New Roman" w:eastAsia="SimSun" w:hAnsi="Times New Roman"/>
-        </w:rPr>
-        <w:t xml:space="preserve">, </w:t>
-      </w:r>
-      <w:r>
-        <w:rPr>
-          <w:rFonts w:ascii="Times New Roman" w:cs="Times New Roman" w:eastAsia="SimSun" w:hAnsi="Times New Roman"/>
-          <w:b/>
-          <w:bCs/>
-        </w:rPr>
-        <w:t xml:space="preserve">17</w:t>
-      </w:r>
-      <w:r>
-        <w:rPr>
-          <w:rFonts w:ascii="Times New Roman" w:cs="Times New Roman" w:eastAsia="SimSun" w:hAnsi="Times New Roman"/>
-        </w:rPr>
-        <w:t xml:space="preserve">, 1093–1098 (2021). doi:10.1038/s41567-021-01371-4</w:t>
-      </w:r>
-    </w:p>
-    <w:p>
-      <w:pPr>
-        <w:pStyle w:val="ListParagraph"/>
-        <w:numPr>
-          <w:ilvl w:val="0"/>
-          <w:numId w:val="2"/>
-        </w:numPr>
-        <w:spacing w:after="100" w:before="100" w:line="310"/>
-      </w:pPr>
-      <w:r>
-        <w:rPr>
-          <w:rFonts w:ascii="Times New Roman" w:cs="Times New Roman" w:eastAsia="SimSun" w:hAnsi="Times New Roman"/>
-        </w:rPr>
-        <w:t xml:space="preserve">I. Iacopini, G. Petri, A. Barrat, V. Latora, </w:t>
-      </w:r>
-      <w:r>
-        <w:rPr>
-          <w:rFonts w:ascii="Times New Roman" w:cs="Times New Roman" w:eastAsia="SimSun" w:hAnsi="Times New Roman"/>
-          <w:i/>
-          <w:iCs/>
-        </w:rPr>
-        <w:t xml:space="preserve">Nature Communications</w:t>
-      </w:r>
-      <w:r>
-        <w:rPr>
-          <w:rFonts w:ascii="Times New Roman" w:cs="Times New Roman" w:eastAsia="SimSun" w:hAnsi="Times New Roman"/>
-        </w:rPr>
-        <w:t xml:space="preserve">, </w:t>
-      </w:r>
-      <w:r>
-        <w:rPr>
-          <w:rFonts w:ascii="Times New Roman" w:cs="Times New Roman" w:eastAsia="SimSun" w:hAnsi="Times New Roman"/>
-          <w:b/>
-          <w:bCs/>
-        </w:rPr>
-        <w:t xml:space="preserve">10</w:t>
-      </w:r>
-      <w:r>
-        <w:rPr>
-          <w:rFonts w:ascii="Times New Roman" w:cs="Times New Roman" w:eastAsia="SimSun" w:hAnsi="Times New Roman"/>
-        </w:rPr>
-        <w:t xml:space="preserve">, 2485 (2019). doi:10.1038/s41467-019-10431-6</w:t>
-      </w:r>
-    </w:p>
-    <w:p>
-      <w:pPr>
-        <w:pStyle w:val="ListParagraph"/>
-        <w:numPr>
-          <w:ilvl w:val="0"/>
-          <w:numId w:val="2"/>
-        </w:numPr>
-        <w:spacing w:after="100" w:before="100" w:line="310"/>
-      </w:pPr>
-      <w:r>
-        <w:rPr>
-          <w:rFonts w:ascii="Times New Roman" w:cs="Times New Roman" w:eastAsia="SimSun" w:hAnsi="Times New Roman"/>
-        </w:rPr>
-        <w:t xml:space="preserve">G. Ferraz de Arruda, G. Petri, Y. Moreno, </w:t>
-      </w:r>
-      <w:r>
-        <w:rPr>
-          <w:rFonts w:ascii="Times New Roman" w:cs="Times New Roman" w:eastAsia="SimSun" w:hAnsi="Times New Roman"/>
-          <w:i/>
-          <w:iCs/>
-        </w:rPr>
-        <w:t xml:space="preserve">Physical Review Research</w:t>
-      </w:r>
-      <w:r>
-        <w:rPr>
-          <w:rFonts w:ascii="Times New Roman" w:cs="Times New Roman" w:eastAsia="SimSun" w:hAnsi="Times New Roman"/>
-        </w:rPr>
-        <w:t xml:space="preserve">, </w:t>
-      </w:r>
-      <w:r>
-        <w:rPr>
-          <w:rFonts w:ascii="Times New Roman" w:cs="Times New Roman" w:eastAsia="SimSun" w:hAnsi="Times New Roman"/>
-          <w:b/>
-          <w:bCs/>
-        </w:rPr>
-        <w:t xml:space="preserve">2</w:t>
-      </w:r>
-      <w:r>
-        <w:rPr>
-          <w:rFonts w:ascii="Times New Roman" w:cs="Times New Roman" w:eastAsia="SimSun" w:hAnsi="Times New Roman"/>
-        </w:rPr>
-        <w:t xml:space="preserve">, 023032 (2020). doi:10.1103/PhysRevResearch.2.023032</w:t>
-      </w:r>
-    </w:p>
-    <w:p>
-      <w:pPr>
-        <w:pStyle w:val="ListParagraph"/>
-        <w:numPr>
-          <w:ilvl w:val="0"/>
-          <w:numId w:val="2"/>
-        </w:numPr>
-        <w:spacing w:after="100" w:before="100" w:line="310"/>
-      </w:pPr>
-      <w:r>
-        <w:rPr>
-          <w:rFonts w:ascii="Times New Roman" w:cs="Times New Roman" w:eastAsia="SimSun" w:hAnsi="Times New Roman"/>
-        </w:rPr>
-        <w:t xml:space="preserve">G. St-Onge, H. Sun, A. Allard, L. Hébert-Dufresne, G. Bianconi, </w:t>
-      </w:r>
-      <w:r>
-        <w:rPr>
-          <w:rFonts w:ascii="Times New Roman" w:cs="Times New Roman" w:eastAsia="SimSun" w:hAnsi="Times New Roman"/>
-          <w:i/>
-          <w:iCs/>
-        </w:rPr>
-        <w:t xml:space="preserve">Physical Review Letters</w:t>
-      </w:r>
-      <w:r>
-        <w:rPr>
-          <w:rFonts w:ascii="Times New Roman" w:cs="Times New Roman" w:eastAsia="SimSun" w:hAnsi="Times New Roman"/>
-        </w:rPr>
-        <w:t xml:space="preserve">, </w:t>
-      </w:r>
-      <w:r>
-        <w:rPr>
-          <w:rFonts w:ascii="Times New Roman" w:cs="Times New Roman" w:eastAsia="SimSun" w:hAnsi="Times New Roman"/>
-          <w:b/>
-          <w:bCs/>
-        </w:rPr>
-        <w:t xml:space="preserve">127</w:t>
-      </w:r>
-      <w:r>
-        <w:rPr>
-          <w:rFonts w:ascii="Times New Roman" w:cs="Times New Roman" w:eastAsia="SimSun" w:hAnsi="Times New Roman"/>
-        </w:rPr>
-        <w:t xml:space="preserve">, 158301 (2021). doi:10.1103/PhysRevLett.127.158301</w:t>
-      </w:r>
-    </w:p>
-    <w:p>
-      <w:pPr>
-        <w:pStyle w:val="ListParagraph"/>
-        <w:numPr>
-          <w:ilvl w:val="0"/>
-          <w:numId w:val="2"/>
-        </w:numPr>
-        <w:spacing w:after="100" w:before="100" w:line="310"/>
-      </w:pPr>
-      <w:r>
-        <w:rPr>
-          <w:rFonts w:ascii="Times New Roman" w:cs="Times New Roman" w:eastAsia="SimSun" w:hAnsi="Times New Roman"/>
-        </w:rPr>
-        <w:t xml:space="preserve">D. J. Watts, </w:t>
-      </w:r>
-      <w:r>
-        <w:rPr>
-          <w:rFonts w:ascii="Times New Roman" w:cs="Times New Roman" w:eastAsia="SimSun" w:hAnsi="Times New Roman"/>
-          <w:i/>
-          <w:iCs/>
-        </w:rPr>
-        <w:t xml:space="preserve">Proceedings of the National Academy of Sciences</w:t>
-      </w:r>
-      <w:r>
-        <w:rPr>
-          <w:rFonts w:ascii="Times New Roman" w:cs="Times New Roman" w:eastAsia="SimSun" w:hAnsi="Times New Roman"/>
-        </w:rPr>
-        <w:t xml:space="preserve">, </w:t>
-      </w:r>
-      <w:r>
-        <w:rPr>
-          <w:rFonts w:ascii="Times New Roman" w:cs="Times New Roman" w:eastAsia="SimSun" w:hAnsi="Times New Roman"/>
-          <w:b/>
-          <w:bCs/>
-        </w:rPr>
-        <w:t xml:space="preserve">99</w:t>
-      </w:r>
-      <w:r>
-        <w:rPr>
-          <w:rFonts w:ascii="Times New Roman" w:cs="Times New Roman" w:eastAsia="SimSun" w:hAnsi="Times New Roman"/>
-        </w:rPr>
-        <w:t xml:space="preserve">, 5766–5771 (2002). doi:10.1073/pnas.082090499</w:t>
-      </w:r>
-    </w:p>
-    <w:p>
-      <w:pPr>
-        <w:pStyle w:val="ListParagraph"/>
-        <w:numPr>
-          <w:ilvl w:val="0"/>
-          <w:numId w:val="2"/>
-        </w:numPr>
-        <w:spacing w:after="100" w:before="100" w:line="310"/>
-      </w:pPr>
-      <w:r>
-        <w:rPr>
-          <w:rFonts w:ascii="Times New Roman" w:cs="Times New Roman" w:eastAsia="SimSun" w:hAnsi="Times New Roman"/>
-        </w:rPr>
-        <w:t xml:space="preserve">D. Centola, M. Macy, </w:t>
-      </w:r>
-      <w:r>
-        <w:rPr>
-          <w:rFonts w:ascii="Times New Roman" w:cs="Times New Roman" w:eastAsia="SimSun" w:hAnsi="Times New Roman"/>
-          <w:i/>
-          <w:iCs/>
-        </w:rPr>
-        <w:t xml:space="preserve">American Journal of Sociology</w:t>
-      </w:r>
-      <w:r>
-        <w:rPr>
-          <w:rFonts w:ascii="Times New Roman" w:cs="Times New Roman" w:eastAsia="SimSun" w:hAnsi="Times New Roman"/>
-        </w:rPr>
-        <w:t xml:space="preserve">, </w:t>
-      </w:r>
-      <w:r>
-        <w:rPr>
-          <w:rFonts w:ascii="Times New Roman" w:cs="Times New Roman" w:eastAsia="SimSun" w:hAnsi="Times New Roman"/>
-          <w:b/>
-          <w:bCs/>
-        </w:rPr>
-        <w:t xml:space="preserve">113</w:t>
-      </w:r>
-      <w:r>
-        <w:rPr>
-          <w:rFonts w:ascii="Times New Roman" w:cs="Times New Roman" w:eastAsia="SimSun" w:hAnsi="Times New Roman"/>
-        </w:rPr>
-        <w:t xml:space="preserve">, 702–734 (2007). doi:10.1086/521848</w:t>
-      </w:r>
-    </w:p>
-    <w:p>
-      <w:pPr>
-        <w:pStyle w:val="ListParagraph"/>
-        <w:numPr>
-          <w:ilvl w:val="0"/>
-          <w:numId w:val="2"/>
-        </w:numPr>
-        <w:spacing w:after="100" w:before="100" w:line="310"/>
-      </w:pPr>
-      <w:r>
-        <w:rPr>
-          <w:rFonts w:ascii="Times New Roman" w:cs="Times New Roman" w:eastAsia="SimSun" w:hAnsi="Times New Roman"/>
-        </w:rPr>
-        <w:t xml:space="preserve">N. W. Landry, J. G. Restrepo, </w:t>
-      </w:r>
-      <w:r>
-        <w:rPr>
-          <w:rFonts w:ascii="Times New Roman" w:cs="Times New Roman" w:eastAsia="SimSun" w:hAnsi="Times New Roman"/>
-          <w:i/>
-          <w:iCs/>
-        </w:rPr>
-        <w:t xml:space="preserve">Chaos</w:t>
-      </w:r>
-      <w:r>
-        <w:rPr>
-          <w:rFonts w:ascii="Times New Roman" w:cs="Times New Roman" w:eastAsia="SimSun" w:hAnsi="Times New Roman"/>
-        </w:rPr>
-        <w:t xml:space="preserve">, </w:t>
-      </w:r>
-      <w:r>
-        <w:rPr>
-          <w:rFonts w:ascii="Times New Roman" w:cs="Times New Roman" w:eastAsia="SimSun" w:hAnsi="Times New Roman"/>
-          <w:b/>
-          <w:bCs/>
-        </w:rPr>
-        <w:t xml:space="preserve">30</w:t>
-      </w:r>
-      <w:r>
-        <w:rPr>
-          <w:rFonts w:ascii="Times New Roman" w:cs="Times New Roman" w:eastAsia="SimSun" w:hAnsi="Times New Roman"/>
-        </w:rPr>
-        <w:t xml:space="preserve">, 103117 (2020). doi:10.1063/5.0020034</w:t>
-      </w:r>
-    </w:p>
-    <w:p>
-      <w:pPr>
-        <w:pStyle w:val="ListParagraph"/>
-        <w:numPr>
-          <w:ilvl w:val="0"/>
-          <w:numId w:val="2"/>
-        </w:numPr>
-        <w:spacing w:after="100" w:before="100" w:line="310"/>
-      </w:pPr>
-      <w:r>
-        <w:rPr>
-          <w:rFonts w:ascii="Times New Roman" w:cs="Times New Roman" w:eastAsia="SimSun" w:hAnsi="Times New Roman"/>
-        </w:rPr>
-        <w:t xml:space="preserve">G. St-Onge, I. Iacopini, V. Latora, A. Barrat, G. Petri, A. Allard, L. Hébert-Dufresne, </w:t>
-      </w:r>
-      <w:r>
-        <w:rPr>
-          <w:rFonts w:ascii="Times New Roman" w:cs="Times New Roman" w:eastAsia="SimSun" w:hAnsi="Times New Roman"/>
-          <w:i/>
-          <w:iCs/>
-        </w:rPr>
-        <w:t xml:space="preserve">Communications Physics</w:t>
+        <w:t xml:space="preserve">104</w:t>
+      </w:r>
+      <w:r>
+        <w:rPr>
+          <w:rFonts w:ascii="Times New Roman" w:cs="Times New Roman" w:eastAsia="SimSun" w:hAnsi="Times New Roman"/>
+        </w:rPr>
+        <w:t xml:space="preserve">, 034306 (2021). doi:10.1103/PhysRevE.104.034306</w:t>
+      </w:r>
+    </w:p>
+    <w:p>
+      <w:pPr>
+        <w:pStyle w:val="ListParagraph"/>
+        <w:numPr>
+          <w:ilvl w:val="0"/>
+          <w:numId w:val="2"/>
+        </w:numPr>
+        <w:spacing w:after="100" w:before="100" w:line="310"/>
+      </w:pPr>
+      <w:r>
+        <w:rPr>
+          <w:rFonts w:ascii="Times New Roman" w:cs="Times New Roman" w:eastAsia="SimSun" w:hAnsi="Times New Roman"/>
+        </w:rPr>
+        <w:t xml:space="preserve">G. Ferraz de Arruda, A. Aleta, Y. Moreno, </w:t>
+      </w:r>
+      <w:r>
+        <w:rPr>
+          <w:rFonts w:ascii="Times New Roman" w:cs="Times New Roman" w:eastAsia="SimSun" w:hAnsi="Times New Roman"/>
+          <w:i/>
+          <w:iCs/>
+        </w:rPr>
+        <w:t xml:space="preserve">Nature Reviews Physics</w:t>
+      </w:r>
+      <w:r>
+        <w:rPr>
+          <w:rFonts w:ascii="Times New Roman" w:cs="Times New Roman" w:eastAsia="SimSun" w:hAnsi="Times New Roman"/>
+        </w:rPr>
+        <w:t xml:space="preserve">, </w:t>
+      </w:r>
+      <w:r>
+        <w:rPr>
+          <w:rFonts w:ascii="Times New Roman" w:cs="Times New Roman" w:eastAsia="SimSun" w:hAnsi="Times New Roman"/>
+          <w:b/>
+          <w:bCs/>
+        </w:rPr>
+        <w:t xml:space="preserve">6</w:t>
+      </w:r>
+      <w:r>
+        <w:rPr>
+          <w:rFonts w:ascii="Times New Roman" w:cs="Times New Roman" w:eastAsia="SimSun" w:hAnsi="Times New Roman"/>
+        </w:rPr>
+        <w:t xml:space="preserve">, 468–482 (2024). doi:10.1038/s42254-024-00733-0</w:t>
+      </w:r>
+    </w:p>
+    <w:p>
+      <w:pPr>
+        <w:pStyle w:val="ListParagraph"/>
+        <w:numPr>
+          <w:ilvl w:val="0"/>
+          <w:numId w:val="2"/>
+        </w:numPr>
+        <w:spacing w:after="100" w:before="100" w:line="310"/>
+      </w:pPr>
+      <w:r>
+        <w:rPr>
+          <w:rFonts w:ascii="Times New Roman" w:cs="Times New Roman" w:eastAsia="SimSun" w:hAnsi="Times New Roman"/>
+        </w:rPr>
+        <w:t xml:space="preserve">G. Gallo, G. Longo, S. Pallottino, S. Nguyen, </w:t>
+      </w:r>
+      <w:r>
+        <w:rPr>
+          <w:rFonts w:ascii="Times New Roman" w:cs="Times New Roman" w:eastAsia="SimSun" w:hAnsi="Times New Roman"/>
+          <w:i/>
+          <w:iCs/>
+        </w:rPr>
+        <w:t xml:space="preserve">Discrete Applied Mathematics</w:t>
+      </w:r>
+      <w:r>
+        <w:rPr>
+          <w:rFonts w:ascii="Times New Roman" w:cs="Times New Roman" w:eastAsia="SimSun" w:hAnsi="Times New Roman"/>
+        </w:rPr>
+        <w:t xml:space="preserve">, </w:t>
+      </w:r>
+      <w:r>
+        <w:rPr>
+          <w:rFonts w:ascii="Times New Roman" w:cs="Times New Roman" w:eastAsia="SimSun" w:hAnsi="Times New Roman"/>
+          <w:b/>
+          <w:bCs/>
+        </w:rPr>
+        <w:t xml:space="preserve">42</w:t>
+      </w:r>
+      <w:r>
+        <w:rPr>
+          <w:rFonts w:ascii="Times New Roman" w:cs="Times New Roman" w:eastAsia="SimSun" w:hAnsi="Times New Roman"/>
+        </w:rPr>
+        <w:t xml:space="preserve">, 177–201 (1993). doi:10.1016/0166-218X(93)90045-P</w:t>
+      </w:r>
+    </w:p>
+    <w:p>
+      <w:pPr>
+        <w:pStyle w:val="ListParagraph"/>
+        <w:numPr>
+          <w:ilvl w:val="0"/>
+          <w:numId w:val="2"/>
+        </w:numPr>
+        <w:spacing w:after="100" w:before="100" w:line="310"/>
+      </w:pPr>
+      <w:r>
+        <w:rPr>
+          <w:rFonts w:ascii="Times New Roman" w:cs="Times New Roman" w:eastAsia="SimSun" w:hAnsi="Times New Roman"/>
+        </w:rPr>
+        <w:t xml:space="preserve">S. Klamt, U. U. Haus, F. Theis, </w:t>
+      </w:r>
+      <w:r>
+        <w:rPr>
+          <w:rFonts w:ascii="Times New Roman" w:cs="Times New Roman" w:eastAsia="SimSun" w:hAnsi="Times New Roman"/>
+          <w:i/>
+          <w:iCs/>
+        </w:rPr>
+        <w:t xml:space="preserve">PLoS Computational Biology</w:t>
       </w:r>
       <w:r>
         <w:rPr>
@@ -1462,477 +1956,7 @@
         <w:rPr>
           <w:rFonts w:ascii="Times New Roman" w:cs="Times New Roman" w:eastAsia="SimSun" w:hAnsi="Times New Roman"/>
         </w:rPr>
-        <w:t xml:space="preserve">, 25 (2022). doi:10.1038/s42005-021-00788-w</w:t>
-      </w:r>
-    </w:p>
-    <w:p>
-      <w:pPr>
-        <w:pStyle w:val="ListParagraph"/>
-        <w:numPr>
-          <w:ilvl w:val="0"/>
-          <w:numId w:val="2"/>
-        </w:numPr>
-        <w:spacing w:after="100" w:before="100" w:line="310"/>
-      </w:pPr>
-      <w:r>
-        <w:rPr>
-          <w:rFonts w:ascii="Times New Roman" w:cs="Times New Roman" w:eastAsia="SimSun" w:hAnsi="Times New Roman"/>
-        </w:rPr>
-        <w:t xml:space="preserve">M. Mancastroppa, I. Iacopini, G. Petri, A. Barrat, </w:t>
-      </w:r>
-      <w:r>
-        <w:rPr>
-          <w:rFonts w:ascii="Times New Roman" w:cs="Times New Roman" w:eastAsia="SimSun" w:hAnsi="Times New Roman"/>
-          <w:i/>
-          <w:iCs/>
-        </w:rPr>
-        <w:t xml:space="preserve">Nature Communications</w:t>
-      </w:r>
-      <w:r>
-        <w:rPr>
-          <w:rFonts w:ascii="Times New Roman" w:cs="Times New Roman" w:eastAsia="SimSun" w:hAnsi="Times New Roman"/>
-        </w:rPr>
-        <w:t xml:space="preserve">, </w:t>
-      </w:r>
-      <w:r>
-        <w:rPr>
-          <w:rFonts w:ascii="Times New Roman" w:cs="Times New Roman" w:eastAsia="SimSun" w:hAnsi="Times New Roman"/>
-          <w:b/>
-          <w:bCs/>
-        </w:rPr>
-        <w:t xml:space="preserve">14</w:t>
-      </w:r>
-      <w:r>
-        <w:rPr>
-          <w:rFonts w:ascii="Times New Roman" w:cs="Times New Roman" w:eastAsia="SimSun" w:hAnsi="Times New Roman"/>
-        </w:rPr>
-        <w:t xml:space="preserve">, 6223 (2023). doi:10.1038/s41467-023-41887-2</w:t>
-      </w:r>
-    </w:p>
-    <w:p>
-      <w:pPr>
-        <w:pStyle w:val="ListParagraph"/>
-        <w:numPr>
-          <w:ilvl w:val="0"/>
-          <w:numId w:val="2"/>
-        </w:numPr>
-        <w:spacing w:after="100" w:before="100" w:line="310"/>
-      </w:pPr>
-      <w:r>
-        <w:rPr>
-          <w:rFonts w:ascii="Times New Roman" w:cs="Times New Roman" w:eastAsia="SimSun" w:hAnsi="Times New Roman"/>
-        </w:rPr>
-        <w:t xml:space="preserve">J. H. Kim, K. I. Goh, </w:t>
-      </w:r>
-      <w:r>
-        <w:rPr>
-          <w:rFonts w:ascii="Times New Roman" w:cs="Times New Roman" w:eastAsia="SimSun" w:hAnsi="Times New Roman"/>
-          <w:i/>
-          <w:iCs/>
-        </w:rPr>
-        <w:t xml:space="preserve">Physical Review Letters</w:t>
-      </w:r>
-      <w:r>
-        <w:rPr>
-          <w:rFonts w:ascii="Times New Roman" w:cs="Times New Roman" w:eastAsia="SimSun" w:hAnsi="Times New Roman"/>
-        </w:rPr>
-        <w:t xml:space="preserve">, </w:t>
-      </w:r>
-      <w:r>
-        <w:rPr>
-          <w:rFonts w:ascii="Times New Roman" w:cs="Times New Roman" w:eastAsia="SimSun" w:hAnsi="Times New Roman"/>
-          <w:b/>
-          <w:bCs/>
-        </w:rPr>
-        <w:t xml:space="preserve">132</w:t>
-      </w:r>
-      <w:r>
-        <w:rPr>
-          <w:rFonts w:ascii="Times New Roman" w:cs="Times New Roman" w:eastAsia="SimSun" w:hAnsi="Times New Roman"/>
-        </w:rPr>
-        <w:t xml:space="preserve">, 087401 (2024). doi:10.1103/PhysRevLett.132.087401</w:t>
-      </w:r>
-    </w:p>
-    <w:p>
-      <w:pPr>
-        <w:pStyle w:val="ListParagraph"/>
-        <w:numPr>
-          <w:ilvl w:val="0"/>
-          <w:numId w:val="2"/>
-        </w:numPr>
-        <w:spacing w:after="100" w:before="100" w:line="310"/>
-      </w:pPr>
-      <w:r>
-        <w:rPr>
-          <w:rFonts w:ascii="Times New Roman" w:cs="Times New Roman" w:eastAsia="SimSun" w:hAnsi="Times New Roman"/>
-        </w:rPr>
-        <w:t xml:space="preserve">F. Malizia, S. Lamata-Otín, M. Frasca, V. Latora, J. Gómez-Gardeñes, </w:t>
-      </w:r>
-      <w:r>
-        <w:rPr>
-          <w:rFonts w:ascii="Times New Roman" w:cs="Times New Roman" w:eastAsia="SimSun" w:hAnsi="Times New Roman"/>
-          <w:i/>
-          <w:iCs/>
-        </w:rPr>
-        <w:t xml:space="preserve">Nature Communications</w:t>
-      </w:r>
-      <w:r>
-        <w:rPr>
-          <w:rFonts w:ascii="Times New Roman" w:cs="Times New Roman" w:eastAsia="SimSun" w:hAnsi="Times New Roman"/>
-        </w:rPr>
-        <w:t xml:space="preserve">, </w:t>
-      </w:r>
-      <w:r>
-        <w:rPr>
-          <w:rFonts w:ascii="Times New Roman" w:cs="Times New Roman" w:eastAsia="SimSun" w:hAnsi="Times New Roman"/>
-          <w:b/>
-          <w:bCs/>
-        </w:rPr>
-        <w:t xml:space="preserve">16</w:t>
-      </w:r>
-      <w:r>
-        <w:rPr>
-          <w:rFonts w:ascii="Times New Roman" w:cs="Times New Roman" w:eastAsia="SimSun" w:hAnsi="Times New Roman"/>
-        </w:rPr>
-        <w:t xml:space="preserve"> (2025). doi:10.1038/s41467-024-55506-1</w:t>
-      </w:r>
-    </w:p>
-    <w:p>
-      <w:pPr>
-        <w:pStyle w:val="ListParagraph"/>
-        <w:numPr>
-          <w:ilvl w:val="0"/>
-          <w:numId w:val="2"/>
-        </w:numPr>
-        <w:spacing w:after="100" w:before="100" w:line="310"/>
-      </w:pPr>
-      <w:r>
-        <w:rPr>
-          <w:rFonts w:ascii="Times New Roman" w:cs="Times New Roman" w:eastAsia="SimSun" w:hAnsi="Times New Roman"/>
-        </w:rPr>
-        <w:t xml:space="preserve">S. Lamata-Otín, F. Malizia, V. Latora, M. Frasca, J. Gómez-Gardeñes, </w:t>
-      </w:r>
-      <w:r>
-        <w:rPr>
-          <w:rFonts w:ascii="Times New Roman" w:cs="Times New Roman" w:eastAsia="SimSun" w:hAnsi="Times New Roman"/>
-          <w:i/>
-          <w:iCs/>
-        </w:rPr>
-        <w:t xml:space="preserve">Physical Review E</w:t>
-      </w:r>
-      <w:r>
-        <w:rPr>
-          <w:rFonts w:ascii="Times New Roman" w:cs="Times New Roman" w:eastAsia="SimSun" w:hAnsi="Times New Roman"/>
-        </w:rPr>
-        <w:t xml:space="preserve">, </w:t>
-      </w:r>
-      <w:r>
-        <w:rPr>
-          <w:rFonts w:ascii="Times New Roman" w:cs="Times New Roman" w:eastAsia="SimSun" w:hAnsi="Times New Roman"/>
-          <w:b/>
-          <w:bCs/>
-        </w:rPr>
-        <w:t xml:space="preserve">111</w:t>
-      </w:r>
-      <w:r>
-        <w:rPr>
-          <w:rFonts w:ascii="Times New Roman" w:cs="Times New Roman" w:eastAsia="SimSun" w:hAnsi="Times New Roman"/>
-        </w:rPr>
-        <w:t xml:space="preserve">, 034302 (2025). doi:10.1103/PhysRevE.111.034302</w:t>
-      </w:r>
-    </w:p>
-    <w:p>
-      <w:pPr>
-        <w:pStyle w:val="ListParagraph"/>
-        <w:numPr>
-          <w:ilvl w:val="0"/>
-          <w:numId w:val="2"/>
-        </w:numPr>
-        <w:spacing w:after="100" w:before="100" w:line="310"/>
-      </w:pPr>
-      <w:r>
-        <w:rPr>
-          <w:rFonts w:ascii="Times New Roman" w:cs="Times New Roman" w:eastAsia="SimSun" w:hAnsi="Times New Roman"/>
-        </w:rPr>
-        <w:t xml:space="preserve">F. Malizia, A. Guzmán, I. Iacopini, I. Z. Kiss, </w:t>
-      </w:r>
-      <w:r>
-        <w:rPr>
-          <w:rFonts w:ascii="Times New Roman" w:cs="Times New Roman" w:eastAsia="SimSun" w:hAnsi="Times New Roman"/>
-          <w:i/>
-          <w:iCs/>
-        </w:rPr>
-        <w:t xml:space="preserve">Physical Review Letters</w:t>
-      </w:r>
-      <w:r>
-        <w:rPr>
-          <w:rFonts w:ascii="Times New Roman" w:cs="Times New Roman" w:eastAsia="SimSun" w:hAnsi="Times New Roman"/>
-        </w:rPr>
-        <w:t xml:space="preserve"> (2025). doi:10.1103/z3d5-94zb</w:t>
-      </w:r>
-    </w:p>
-    <w:p>
-      <w:pPr>
-        <w:pStyle w:val="ListParagraph"/>
-        <w:numPr>
-          <w:ilvl w:val="0"/>
-          <w:numId w:val="2"/>
-        </w:numPr>
-        <w:spacing w:after="100" w:before="100" w:line="310"/>
-      </w:pPr>
-      <w:r>
-        <w:rPr>
-          <w:rFonts w:ascii="Times New Roman" w:cs="Times New Roman" w:eastAsia="SimSun" w:hAnsi="Times New Roman"/>
-        </w:rPr>
-        <w:t xml:space="preserve">G. Bianconi, S. N. Dorogovtsev, </w:t>
-      </w:r>
-      <w:r>
-        <w:rPr>
-          <w:rFonts w:ascii="Times New Roman" w:cs="Times New Roman" w:eastAsia="SimSun" w:hAnsi="Times New Roman"/>
-          <w:i/>
-          <w:iCs/>
-        </w:rPr>
-        <w:t xml:space="preserve">Physical Review E</w:t>
-      </w:r>
-      <w:r>
-        <w:rPr>
-          <w:rFonts w:ascii="Times New Roman" w:cs="Times New Roman" w:eastAsia="SimSun" w:hAnsi="Times New Roman"/>
-        </w:rPr>
-        <w:t xml:space="preserve">, </w:t>
-      </w:r>
-      <w:r>
-        <w:rPr>
-          <w:rFonts w:ascii="Times New Roman" w:cs="Times New Roman" w:eastAsia="SimSun" w:hAnsi="Times New Roman"/>
-          <w:b/>
-          <w:bCs/>
-        </w:rPr>
-        <w:t xml:space="preserve">109</w:t>
-      </w:r>
-      <w:r>
-        <w:rPr>
-          <w:rFonts w:ascii="Times New Roman" w:cs="Times New Roman" w:eastAsia="SimSun" w:hAnsi="Times New Roman"/>
-        </w:rPr>
-        <w:t xml:space="preserve">, 014306 (2024). doi:10.1103/PhysRevE.109.014306</w:t>
-      </w:r>
-    </w:p>
-    <w:p>
-      <w:pPr>
-        <w:pStyle w:val="ListParagraph"/>
-        <w:numPr>
-          <w:ilvl w:val="0"/>
-          <w:numId w:val="2"/>
-        </w:numPr>
-        <w:spacing w:after="100" w:before="100" w:line="310"/>
-      </w:pPr>
-      <w:r>
-        <w:rPr>
-          <w:rFonts w:ascii="Times New Roman" w:cs="Times New Roman" w:eastAsia="SimSun" w:hAnsi="Times New Roman"/>
-        </w:rPr>
-        <w:t xml:space="preserve">H. Sun, G. Bianconi, </w:t>
-      </w:r>
-      <w:r>
-        <w:rPr>
-          <w:rFonts w:ascii="Times New Roman" w:cs="Times New Roman" w:eastAsia="SimSun" w:hAnsi="Times New Roman"/>
-          <w:i/>
-          <w:iCs/>
-        </w:rPr>
-        <w:t xml:space="preserve">Physical Review E</w:t>
-      </w:r>
-      <w:r>
-        <w:rPr>
-          <w:rFonts w:ascii="Times New Roman" w:cs="Times New Roman" w:eastAsia="SimSun" w:hAnsi="Times New Roman"/>
-        </w:rPr>
-        <w:t xml:space="preserve">, </w:t>
-      </w:r>
-      <w:r>
-        <w:rPr>
-          <w:rFonts w:ascii="Times New Roman" w:cs="Times New Roman" w:eastAsia="SimSun" w:hAnsi="Times New Roman"/>
-          <w:b/>
-          <w:bCs/>
-        </w:rPr>
-        <w:t xml:space="preserve">104</w:t>
-      </w:r>
-      <w:r>
-        <w:rPr>
-          <w:rFonts w:ascii="Times New Roman" w:cs="Times New Roman" w:eastAsia="SimSun" w:hAnsi="Times New Roman"/>
-        </w:rPr>
-        <w:t xml:space="preserve">, 034306 (2021). doi:10.1103/PhysRevE.104.034306</w:t>
-      </w:r>
-    </w:p>
-    <w:p>
-      <w:pPr>
-        <w:pStyle w:val="ListParagraph"/>
-        <w:numPr>
-          <w:ilvl w:val="0"/>
-          <w:numId w:val="2"/>
-        </w:numPr>
-        <w:spacing w:after="100" w:before="100" w:line="310"/>
-      </w:pPr>
-      <w:r>
-        <w:rPr>
-          <w:rFonts w:ascii="Times New Roman" w:cs="Times New Roman" w:eastAsia="SimSun" w:hAnsi="Times New Roman"/>
-        </w:rPr>
-        <w:t xml:space="preserve">G. Ferraz de Arruda, A. Aleta, Y. Moreno, </w:t>
-      </w:r>
-      <w:r>
-        <w:rPr>
-          <w:rFonts w:ascii="Times New Roman" w:cs="Times New Roman" w:eastAsia="SimSun" w:hAnsi="Times New Roman"/>
-          <w:i/>
-          <w:iCs/>
-        </w:rPr>
-        <w:t xml:space="preserve">Nature Reviews Physics</w:t>
-      </w:r>
-      <w:r>
-        <w:rPr>
-          <w:rFonts w:ascii="Times New Roman" w:cs="Times New Roman" w:eastAsia="SimSun" w:hAnsi="Times New Roman"/>
-        </w:rPr>
-        <w:t xml:space="preserve">, </w:t>
-      </w:r>
-      <w:r>
-        <w:rPr>
-          <w:rFonts w:ascii="Times New Roman" w:cs="Times New Roman" w:eastAsia="SimSun" w:hAnsi="Times New Roman"/>
-          <w:b/>
-          <w:bCs/>
-        </w:rPr>
-        <w:t xml:space="preserve">6</w:t>
-      </w:r>
-      <w:r>
-        <w:rPr>
-          <w:rFonts w:ascii="Times New Roman" w:cs="Times New Roman" w:eastAsia="SimSun" w:hAnsi="Times New Roman"/>
-        </w:rPr>
-        <w:t xml:space="preserve">, 468–482 (2024). doi:10.1038/s42254-024-00733-0</w:t>
-      </w:r>
-    </w:p>
-    <w:p>
-      <w:pPr>
-        <w:pStyle w:val="ListParagraph"/>
-        <w:numPr>
-          <w:ilvl w:val="0"/>
-          <w:numId w:val="2"/>
-        </w:numPr>
-        <w:spacing w:after="100" w:before="100" w:line="310"/>
-      </w:pPr>
-      <w:r>
-        <w:rPr>
-          <w:rFonts w:ascii="Times New Roman" w:cs="Times New Roman" w:eastAsia="SimSun" w:hAnsi="Times New Roman"/>
-        </w:rPr>
-        <w:t xml:space="preserve">S. Klamt, U. U. Haus, F. Theis, </w:t>
-      </w:r>
-      <w:r>
-        <w:rPr>
-          <w:rFonts w:ascii="Times New Roman" w:cs="Times New Roman" w:eastAsia="SimSun" w:hAnsi="Times New Roman"/>
-          <w:i/>
-          <w:iCs/>
-        </w:rPr>
-        <w:t xml:space="preserve">PLoS Computational Biology</w:t>
-      </w:r>
-      <w:r>
-        <w:rPr>
-          <w:rFonts w:ascii="Times New Roman" w:cs="Times New Roman" w:eastAsia="SimSun" w:hAnsi="Times New Roman"/>
-        </w:rPr>
-        <w:t xml:space="preserve">, </w:t>
-      </w:r>
-      <w:r>
-        <w:rPr>
-          <w:rFonts w:ascii="Times New Roman" w:cs="Times New Roman" w:eastAsia="SimSun" w:hAnsi="Times New Roman"/>
-          <w:b/>
-          <w:bCs/>
-        </w:rPr>
-        <w:t xml:space="preserve">5</w:t>
-      </w:r>
-      <w:r>
-        <w:rPr>
-          <w:rFonts w:ascii="Times New Roman" w:cs="Times New Roman" w:eastAsia="SimSun" w:hAnsi="Times New Roman"/>
-        </w:rPr>
         <w:t xml:space="preserve">, e1000385 (2009). doi:10.1371/journal.pcbi.1000385</w:t>
-      </w:r>
-    </w:p>
-    <w:p>
-      <w:pPr>
-        <w:pStyle w:val="ListParagraph"/>
-        <w:numPr>
-          <w:ilvl w:val="0"/>
-          <w:numId w:val="2"/>
-        </w:numPr>
-        <w:spacing w:after="100" w:before="100" w:line="310"/>
-      </w:pPr>
-      <w:r>
-        <w:rPr>
-          <w:rFonts w:ascii="Times New Roman" w:cs="Times New Roman" w:eastAsia="SimSun" w:hAnsi="Times New Roman"/>
-        </w:rPr>
-        <w:t xml:space="preserve">A. R. Benson, R. Abebe, M. T. Schaub, A. Jadbabaie, J. Kleinberg, </w:t>
-      </w:r>
-      <w:r>
-        <w:rPr>
-          <w:rFonts w:ascii="Times New Roman" w:cs="Times New Roman" w:eastAsia="SimSun" w:hAnsi="Times New Roman"/>
-          <w:i/>
-          <w:iCs/>
-        </w:rPr>
-        <w:t xml:space="preserve">Proceedings of the National Academy of Sciences</w:t>
-      </w:r>
-      <w:r>
-        <w:rPr>
-          <w:rFonts w:ascii="Times New Roman" w:cs="Times New Roman" w:eastAsia="SimSun" w:hAnsi="Times New Roman"/>
-        </w:rPr>
-        <w:t xml:space="preserve">, </w:t>
-      </w:r>
-      <w:r>
-        <w:rPr>
-          <w:rFonts w:ascii="Times New Roman" w:cs="Times New Roman" w:eastAsia="SimSun" w:hAnsi="Times New Roman"/>
-          <w:b/>
-          <w:bCs/>
-        </w:rPr>
-        <w:t xml:space="preserve">115</w:t>
-      </w:r>
-      <w:r>
-        <w:rPr>
-          <w:rFonts w:ascii="Times New Roman" w:cs="Times New Roman" w:eastAsia="SimSun" w:hAnsi="Times New Roman"/>
-        </w:rPr>
-        <w:t xml:space="preserve">, E11221–E11230 (2018). doi:10.1073/pnas.1800683115</w:t>
-      </w:r>
-    </w:p>
-    <w:p>
-      <w:pPr>
-        <w:pStyle w:val="ListParagraph"/>
-        <w:numPr>
-          <w:ilvl w:val="0"/>
-          <w:numId w:val="2"/>
-        </w:numPr>
-        <w:spacing w:after="100" w:before="100" w:line="310"/>
-      </w:pPr>
-      <w:r>
-        <w:rPr>
-          <w:rFonts w:ascii="Times New Roman" w:cs="Times New Roman" w:eastAsia="SimSun" w:hAnsi="Times New Roman"/>
-        </w:rPr>
-        <w:t xml:space="preserve">G. Gallo, G. Longo, S. Pallottino, S. Nguyen, </w:t>
-      </w:r>
-      <w:r>
-        <w:rPr>
-          <w:rFonts w:ascii="Times New Roman" w:cs="Times New Roman" w:eastAsia="SimSun" w:hAnsi="Times New Roman"/>
-          <w:i/>
-          <w:iCs/>
-        </w:rPr>
-        <w:t xml:space="preserve">Discrete Applied Mathematics</w:t>
-      </w:r>
-      <w:r>
-        <w:rPr>
-          <w:rFonts w:ascii="Times New Roman" w:cs="Times New Roman" w:eastAsia="SimSun" w:hAnsi="Times New Roman"/>
-        </w:rPr>
-        <w:t xml:space="preserve">, </w:t>
-      </w:r>
-      <w:r>
-        <w:rPr>
-          <w:rFonts w:ascii="Times New Roman" w:cs="Times New Roman" w:eastAsia="SimSun" w:hAnsi="Times New Roman"/>
-          <w:b/>
-          <w:bCs/>
-        </w:rPr>
-        <w:t xml:space="preserve">42</w:t>
-      </w:r>
-      <w:r>
-        <w:rPr>
-          <w:rFonts w:ascii="Times New Roman" w:cs="Times New Roman" w:eastAsia="SimSun" w:hAnsi="Times New Roman"/>
-        </w:rPr>
-        <w:t xml:space="preserve">, 177–201 (1993). doi:10.1016/0166-218X(93)90045-P</w:t>
       </w:r>
     </w:p>
     <w:p>

--- a/drafts/sir-directed-hypergraphs/introduction.docx
+++ b/drafts/sir-directed-hypergraphs/introduction.docx
@@ -29,7 +29,7 @@
         <w:rPr>
           <w:rFonts w:ascii="Times New Roman" w:cs="Times New Roman" w:eastAsia="SimSun" w:hAnsi="Times New Roman"/>
         </w:rPr>
-        <w:t xml:space="preserve">在成对接触网络上，SIR 传播的理论已沿两条彼此独立的路径发展成熟。终态一侧由渗流承担：随机图的连通结构可由生成函数方法解析给出 [1]，而键渗流映射把最终感染规模化归为占据概率 </w:t>
+        <w:t xml:space="preserve">在成对接触网络上，SIR 传播的理论已沿两条彼此独立的路径发展成熟。终态一侧由渗流承担：任意度分布随机图的连通结构可由生成函数方法解析给出 [1]，而键渗流映射把最终感染规模化归为占据概率 </w:t>
       </w:r>
       <w:r>
         <w:rPr>
@@ -43,91 +43,7 @@
         <w:rPr>
           <w:rFonts w:ascii="Times New Roman" w:cs="Times New Roman" w:eastAsia="SimSun" w:hAnsi="Times New Roman"/>
         </w:rPr>
-        <w:t xml:space="preserve"> 下的巨簇规模 [2]；这一思路可上溯至一般流行过程与动力学渗流的等价性 [3]。度分布的强异质性会把流行阈值压向零——该结论最早在无标度网络上的 SIS 模型中给出 [4]，在 SIR 的渗流表述下同样成立 [2]。Kenah 与 Robins 随后指出，SIR 与键渗流之间并非严格同构：与之精确同构的是一个半有向的"流行渗流网络"，其中爆发规模分布对应出分支、阈值对应巨强连通分支的出现、终态规模对应巨出分支 [5]。值得注意的是，方向性由此已经内在地进入了 SIR 的渗流表述，尽管接触网络本身是无向的。</w:t>
-      </w:r>
-    </w:p>
-    <w:p>
-      <w:pPr>
-        <w:spacing w:after="120" w:before="120" w:line="320"/>
-        <w:jc w:val="both"/>
-      </w:pPr>
-      <w:r>
-        <w:rPr>
-          <w:rFonts w:ascii="Times New Roman" w:cs="Times New Roman" w:eastAsia="SimSun" w:hAnsi="Times New Roman"/>
-        </w:rPr>
-        <w:t xml:space="preserve">含时一侧由方程法承担。Volz 用成对近似给出随机网络上 SIR 的低维闭合 [6]，Miller 等将其整理为边基房室模型（EBCM），以"沿一条边尚未传来感染"的概率为核心变量，用少数常微分方程同时容纳异质接触率与伙伴关系的有限持续时间 [7]。传染与康复过程的分布形式并非细节：偏离马尔可夫假设会显著改变流行阈值 [8]。两条路径分工明确——渗流给出阈值与终态，方程给出峰值与时间演化——并可相互印证 [9]。</w:t>
-      </w:r>
-    </w:p>
-    <w:p>
-      <w:pPr>
-        <w:spacing w:after="120" w:before="120" w:line="320"/>
-        <w:jc w:val="both"/>
-      </w:pPr>
-      <w:r>
-        <w:rPr>
-          <w:rFonts w:ascii="Times New Roman" w:cs="Times New Roman" w:eastAsia="SimSun" w:hAnsi="Times New Roman"/>
-        </w:rPr>
-        <w:t xml:space="preserve">方向性作为接触网络本身的属性也早已被处理。有向随机图的巨强连通分支由入出度联合生成函数决定 [10]；在任意两点度相关与双向边同时存在的一般情形下，有向渗流的阈值与各巨分支规模已可解析求出 [11]；这套机制已直接用于有向接触网络上的流行预测 [12]。入出度相关这一结构量本身也会改变传播行为：在有向网络上的阈值型传播中，正的入出度相关在较宽的平均入度范围内提高系统稳健性，负相关则相反 [13]。它与无向网络中的度—度同配性 [14] 并非同一件事——后者刻画相连节点之间度值的相似性，前者刻画同一节点两个方向的度值关系。</w:t>
-      </w:r>
-    </w:p>
-    <w:p>
-      <w:pPr>
-        <w:spacing w:after="120" w:before="120" w:line="320"/>
-        <w:jc w:val="both"/>
-      </w:pPr>
-      <w:r>
-        <w:rPr>
-          <w:rFonts w:ascii="Times New Roman" w:cs="Times New Roman" w:eastAsia="SimSun" w:hAnsi="Times New Roman"/>
-        </w:rPr>
-        <w:t xml:space="preserve">与此同时，传播研究的重心转向高阶交互——许多传染并非沿边逐个发生，而是在一个群体内集体发生 [15, 16]，而这类高阶交互在真实数据中普遍存在 [17]。单纯复形上的群体强化可把连续相变变为不连续相变并带来滞后 [18]；超图上的社会传播已有适用于任意超图的解析框架，展现一阶与二阶相变、双稳与滞后 [19]；而把异质暴露与最小感染剂量结合，会导出一个普适的非线性感染核，并随之出现不连续相变与超指数增长 [20]——这与经典的阈值型复杂传播 [21, 22] 一脉相承。</w:t>
-      </w:r>
-    </w:p>
-    <w:p>
-      <w:pPr>
-        <w:spacing w:after="120" w:before="120" w:line="320"/>
-        <w:jc w:val="both"/>
-      </w:pPr>
-      <w:r>
-        <w:rPr>
-          <w:rFonts w:ascii="Times New Roman" w:cs="Times New Roman" w:eastAsia="SimSun" w:hAnsi="Times New Roman"/>
-        </w:rPr>
-        <w:t xml:space="preserve">结构对高阶传播的影响同样明确。链接度分布的异质性可抑制爆炸式相变 [23]；超核分解给出一种中心性，传播过程局域于中心超核 [24]；由超边之间共享节点数定义的高阶连通分支，其巨分支的存在是单一种子实现全局爆发的必要条件 [25]；哪些群体最适合作为种子也已被刻画 [26]。尤为关键的是，超边之间的重叠决定了转变是否爆炸式，且其作用方向值得注意：只有在阶内重叠较低时才出现爆炸性与双稳 [27]。重叠的组织方式可由一个超边重叠矩阵刻画，其对角元与非对角元分别对应阶内与阶间重叠 [28]，而阶间相关驱动系统沿不同路径走向爆炸式传播 [29]。超图上的渗流理论亦已建立 [30, 31]，相关进展见综述 [32]。这些工作共享同一前提：超边是无向的，一条超边内的所有节点对称地相互施加影响。</w:t>
-      </w:r>
-    </w:p>
-    <w:p>
-      <w:pPr>
-        <w:spacing w:after="120" w:before="120" w:line="320"/>
-        <w:jc w:val="both"/>
-      </w:pPr>
-      <w:r>
-        <w:rPr>
-          <w:rFonts w:ascii="Times New Roman" w:cs="Times New Roman" w:eastAsia="SimSun" w:hAnsi="Times New Roman"/>
-        </w:rPr>
-        <w:t xml:space="preserve">然而现实中的高阶交互往往是有向的——施加影响的一方与接受影响的一方并不对称。有向超图正是为刻画这种不对称而设的形式化：每条超边分为施加影响的尾集与接受影响的头集，这一结构在算法与运筹领域已使用三十余年 [33]。代谢与化学反应把一组底物转化为一组产物，是其典型实例 [34]；比特币交易与引用数据亦已按有向超图分析 [35]。针对有向超图的结构刻画工具近年迅速成型：真实数据的微观组织、高阶互惠性与 motif 已被系统刻画 [35, 36]；无向超图中超边重叠的测度与生成器已给出 [37]，位形模型与保度随机化亦有成熟实现 [38, 39]；而保入出度序列的均匀采样与非退化零模型在有向超图上也已可用 [40, 41]。</w:t>
-      </w:r>
-    </w:p>
-    <w:p>
-      <w:pPr>
-        <w:spacing w:after="120" w:before="120" w:line="320"/>
-        <w:jc w:val="both"/>
-      </w:pPr>
-      <w:r>
-        <w:rPr>
-          <w:rFonts w:ascii="Times New Roman" w:cs="Times New Roman" w:eastAsia="SimSun" w:hAnsi="Times New Roman"/>
-        </w:rPr>
-        <w:t xml:space="preserve">动力学一侧则由 Li 等开启。他们在有向超图上建立社会传播模型，发现不连续相变的双稳区间随有向强度减弱而收缩，表明方向性确实改变高阶传播的相变结构 [42]。该工作采用均场闭合，不涉及渗流，其方向性由单一标量强度参数调节。均场忽略邻域相关，误差在阈值邻域最大；在成对网络上，正是 EBCM 补上了这一层 [6, 7]。因此，有向超图上的传播阈值究竟如何依赖于结构相关，目前既没有超出均场的含时理论，也没有可用于解析扫描的渗流理论。</w:t>
-      </w:r>
-    </w:p>
-    <w:p>
-      <w:pPr>
-        <w:spacing w:after="120" w:before="120" w:line="320"/>
-        <w:jc w:val="both"/>
-      </w:pPr>
-      <w:r>
-        <w:rPr>
-          <w:rFonts w:ascii="Times New Roman" w:cs="Times New Roman" w:eastAsia="SimSun" w:hAnsi="Times New Roman"/>
-        </w:rPr>
-        <w:t xml:space="preserve">本文沿方程与渗流两条路径推进这一问题，并证明二者在同一极限下相合。方程一侧，我们提出有向超图 SIR 的并发型 EBCM 方程；其技术困难在于一个头节点同时承受多条超边、多个尾成员的并发压力，闭合变量不能简单相乘。我们给出闭合方案，在尾集基数 </w:t>
+        <w:t xml:space="preserve"> 下的巨簇规模 [2]；这一思路可上溯至一般流行过程与动力学渗流的等价性 [3]。由此立即可见度分布异质性的作用：临界占据概率为 </w:t>
       </w:r>
       <w:r>
         <w:rPr>
@@ -135,61 +51,7 @@
           <w:i w:val="false"/>
           <w:iCs w:val="false"/>
         </w:rPr>
-        <w:t xml:space="preserve">τ=1,2</w:t>
-      </w:r>
-      <w:r>
-        <w:rPr>
-          <w:rFonts w:ascii="Times New Roman" w:cs="Times New Roman" w:eastAsia="SimSun" w:hAnsi="Times New Roman"/>
-        </w:rPr>
-        <w:t xml:space="preserve"> 的可控情形下手推验证，并以精确 Gillespie 仿真 [43] 在阈值邻域校验，从而定量给出边基闭合相对均场的增益。渗流一侧，我们把成对网络上成熟的 SIR–渗流映射 [2, 5] 与有向渗流的生成函数机制 [10, 11] 推广到有向超图，得到爆发阈值随结构参数变化的半解析依赖。两条路径互不依赖，因而可互为验证；我们进一步证明二者的自洽方程在 </w:t>
-      </w:r>
-      <w:r>
-        <w:rPr>
-          <w:rFonts w:ascii="Cambria Math" w:eastAsia="SimSun" w:hAnsi="Cambria Math"/>
-          <w:i w:val="false"/>
-          <w:iCs w:val="false"/>
-        </w:rPr>
-        <w:t xml:space="preserve">μ→0</w:t>
-      </w:r>
-      <w:r>
-        <w:rPr>
-          <w:rFonts w:ascii="Times New Roman" w:cs="Times New Roman" w:eastAsia="SimSun" w:hAnsi="Times New Roman"/>
-        </w:rPr>
-        <w:t xml:space="preserve"> 极限下同构，给出同一阈值。</w:t>
-      </w:r>
-    </w:p>
-    <w:p>
-      <w:pPr>
-        <w:spacing w:after="120" w:before="120" w:line="320"/>
-        <w:jc w:val="both"/>
-      </w:pPr>
-      <w:r>
-        <w:rPr>
-          <w:rFonts w:ascii="Times New Roman" w:cs="Times New Roman" w:eastAsia="SimSun" w:hAnsi="Times New Roman"/>
-        </w:rPr>
-        <w:t xml:space="preserve">为使结构依赖可被受控地检验，我们给出有向超边重叠的可计算定义。对每一对有序超边构造 </w:t>
-      </w:r>
-      <w:r>
-        <w:rPr>
-          <w:rFonts w:ascii="Cambria Math" w:eastAsia="SimSun" w:hAnsi="Cambria Math"/>
-          <w:i w:val="false"/>
-          <w:iCs w:val="false"/>
-        </w:rPr>
-        <w:t xml:space="preserve">2×2</w:t>
-      </w:r>
-      <w:r>
-        <w:rPr>
-          <w:rFonts w:ascii="Times New Roman" w:cs="Times New Roman" w:eastAsia="SimSun" w:hAnsi="Times New Roman"/>
-        </w:rPr>
-        <w:t xml:space="preserve"> 重叠列联矩阵，其四个通道分别对应共享节点在两条超边中同为尾成员、同为头成员、或一为头一为尾（两个方向各一个通道）。按阶聚合后得到一个张量，其阶对角块与非对角块分别对应已有的阶内与阶间重叠 [27, 28]；对任意一对超边，四个通道之和精确等于无向情形下的重叠，因此本文结果可与无向文献直接对照。互惠通道直接采用文献中的强互惠判据 [35]。在此定义下，我们在严格保持逐节点入出度的约束下，运行以入出度相关 </w:t>
-      </w:r>
-      <w:r>
-        <w:rPr>
-          <w:rFonts w:ascii="Cambria Math" w:eastAsia="SimSun" w:hAnsi="Cambria Math"/>
-          <w:i/>
-          <w:iCs/>
-        </w:rPr>
-        <w:t xml:space="preserve">r</w:t>
+        <w:t xml:space="preserve">φ</w:t>
       </w:r>
       <w:r>
         <w:rPr>
@@ -198,13 +60,7 @@
           <w:iCs w:val="false"/>
           <w:vertAlign w:val="subscript"/>
         </w:rPr>
-        <w:t xml:space="preserve">io</w:t>
-      </w:r>
-      <w:r>
-        <w:rPr>
-          <w:rFonts w:ascii="Times New Roman" w:cs="Times New Roman" w:eastAsia="SimSun" w:hAnsi="Times New Roman"/>
-        </w:rPr>
-        <w:t xml:space="preserve"> 与重叠 </w:t>
+        <w:t xml:space="preserve">c</w:t>
       </w:r>
       <w:r>
         <w:rPr>
@@ -212,13 +68,70 @@
           <w:i w:val="false"/>
           <w:iCs w:val="false"/>
         </w:rPr>
-        <w:t xml:space="preserve">α</w:t>
-      </w:r>
-      <w:r>
-        <w:rPr>
-          <w:rFonts w:ascii="Times New Roman" w:cs="Times New Roman" w:eastAsia="SimSun" w:hAnsi="Times New Roman"/>
-        </w:rPr>
-        <w:t xml:space="preserve"> 为目标的定向重连，从而沿单一结构坐标做受控扫描；零模型基线取自已有的均匀采样器 [40, 41]。</w:t>
+        <w:t xml:space="preserve">=⟨ </w:t>
+      </w:r>
+      <w:r>
+        <w:rPr>
+          <w:rFonts w:ascii="Cambria Math" w:eastAsia="SimSun" w:hAnsi="Cambria Math"/>
+          <w:i/>
+          <w:iCs/>
+        </w:rPr>
+        <w:t xml:space="preserve">k</w:t>
+      </w:r>
+      <w:r>
+        <w:rPr>
+          <w:rFonts w:ascii="Cambria Math" w:eastAsia="SimSun" w:hAnsi="Cambria Math"/>
+          <w:i w:val="false"/>
+          <w:iCs w:val="false"/>
+        </w:rPr>
+        <w:t xml:space="preserve">⟩/(⟨ </w:t>
+      </w:r>
+      <w:r>
+        <w:rPr>
+          <w:rFonts w:ascii="Cambria Math" w:eastAsia="SimSun" w:hAnsi="Cambria Math"/>
+          <w:i/>
+          <w:iCs/>
+        </w:rPr>
+        <w:t xml:space="preserve">k</w:t>
+      </w:r>
+      <w:r>
+        <w:rPr>
+          <w:rFonts w:ascii="Cambria Math" w:eastAsia="SimSun" w:hAnsi="Cambria Math"/>
+          <w:i w:val="false"/>
+          <w:iCs w:val="false"/>
+          <w:vertAlign w:val="superscript"/>
+        </w:rPr>
+        <w:t xml:space="preserve">2</w:t>
+      </w:r>
+      <w:r>
+        <w:rPr>
+          <w:rFonts w:ascii="Cambria Math" w:eastAsia="SimSun" w:hAnsi="Cambria Math"/>
+          <w:i w:val="false"/>
+          <w:iCs w:val="false"/>
+        </w:rPr>
+        <w:t xml:space="preserve">⟩-⟨ </w:t>
+      </w:r>
+      <w:r>
+        <w:rPr>
+          <w:rFonts w:ascii="Cambria Math" w:eastAsia="SimSun" w:hAnsi="Cambria Math"/>
+          <w:i/>
+          <w:iCs/>
+        </w:rPr>
+        <w:t xml:space="preserve">k</w:t>
+      </w:r>
+      <w:r>
+        <w:rPr>
+          <w:rFonts w:ascii="Cambria Math" w:eastAsia="SimSun" w:hAnsi="Cambria Math"/>
+          <w:i w:val="false"/>
+          <w:iCs w:val="false"/>
+        </w:rPr>
+        <w:t xml:space="preserve">⟩)</w:t>
+      </w:r>
+      <w:r>
+        <w:rPr>
+          <w:rFonts w:ascii="Times New Roman" w:cs="Times New Roman" w:eastAsia="SimSun" w:hAnsi="Times New Roman"/>
+        </w:rPr>
+        <w:t xml:space="preserve">，二阶矩发散时阈值趋于零——这一结论最早在无标度网络上的 SIS 模型中给出 [4]。Kenah 与 Robins 随后指出，SIR 与键渗流之间并非严格同构：与之精确同构的是一个半有向的"流行渗流网络"，其中爆发规模分布对应出分支、阈值对应巨强连通分支的出现、终态规模对应巨出分支 [5]。值得注意的是，方向性由此已经内在地进入了 SIR 的渗流表述，尽管接触网络本身是无向的。</w:t>
       </w:r>
     </w:p>
     <w:p>
@@ -230,57 +143,43 @@
         <w:rPr>
           <w:rFonts w:ascii="Times New Roman" w:cs="Times New Roman" w:eastAsia="SimSun" w:hAnsi="Times New Roman"/>
         </w:rPr>
-        <w:t xml:space="preserve">这里先指出一个与直觉相反的结果。全局方向翻转 </w:t>
-      </w:r>
-      <w:r>
-        <w:rPr>
-          <w:rFonts w:ascii="Cambria Math" w:eastAsia="SimSun" w:hAnsi="Cambria Math"/>
-          <w:i/>
-          <w:iCs/>
-        </w:rPr>
-        <w:t xml:space="preserve">R</w:t>
-      </w:r>
-      <w:r>
-        <w:rPr>
-          <w:rFonts w:ascii="Times New Roman" w:cs="Times New Roman" w:eastAsia="SimSun" w:hAnsi="Times New Roman"/>
-        </w:rPr>
-        <w:t xml:space="preserve"> 是结构空间上的对合；若生成系综在 </w:t>
-      </w:r>
-      <w:r>
-        <w:rPr>
-          <w:rFonts w:ascii="Cambria Math" w:eastAsia="SimSun" w:hAnsi="Cambria Math"/>
-          <w:i/>
-          <w:iCs/>
-        </w:rPr>
-        <w:t xml:space="preserve">R</w:t>
-      </w:r>
-      <w:r>
-        <w:rPr>
-          <w:rFonts w:ascii="Times New Roman" w:cs="Times New Roman" w:eastAsia="SimSun" w:hAnsi="Times New Roman"/>
-        </w:rPr>
-        <w:t xml:space="preserve"> 下不变，则爆发规模的系综平均在方向翻转下必然不变。因此方向对称性破缺要求某个 </w:t>
-      </w:r>
-      <w:r>
-        <w:rPr>
-          <w:rFonts w:ascii="Cambria Math" w:eastAsia="SimSun" w:hAnsi="Cambria Math"/>
-          <w:i/>
-          <w:iCs/>
-        </w:rPr>
-        <w:t xml:space="preserve">R</w:t>
-      </w:r>
-      <w:r>
-        <w:rPr>
-          <w:rFonts w:ascii="Times New Roman" w:cs="Times New Roman" w:eastAsia="SimSun" w:hAnsi="Times New Roman"/>
-        </w:rPr>
-        <w:t xml:space="preserve">-奇不变量非零。而入出度相关 </w:t>
-      </w:r>
-      <w:r>
-        <w:rPr>
-          <w:rFonts w:ascii="Cambria Math" w:eastAsia="SimSun" w:hAnsi="Cambria Math"/>
-          <w:i/>
-          <w:iCs/>
-        </w:rPr>
-        <w:t xml:space="preserve">r</w:t>
+        <w:t xml:space="preserve">含时一侧由方程法承担。Volz 用成对近似给出随机网络上 SIR 的低维闭合 [6]，Miller 等将其整理为边基房室模型（EBCM），以"沿一条边尚未传来感染"的概率为核心变量，用少数常微分方程同时容纳异质接触率与伙伴关系的有限持续时间 [7]。传染与康复过程的分布形式并非细节：偏离马尔可夫假设会显著改变流行阈值 [8]。两条路径分工明确——渗流给出阈值与终态，方程给出峰值与时间演化——并可相互印证 [9]。</w:t>
+      </w:r>
+    </w:p>
+    <w:p>
+      <w:pPr>
+        <w:spacing w:after="120" w:before="120" w:line="320"/>
+        <w:jc w:val="both"/>
+      </w:pPr>
+      <w:r>
+        <w:rPr>
+          <w:rFonts w:ascii="Times New Roman" w:cs="Times New Roman" w:eastAsia="SimSun" w:hAnsi="Times New Roman"/>
+        </w:rPr>
+        <w:t xml:space="preserve">方向性作为接触网络本身的属性也早已被处理，且入出度相关从一开始就是其中的关键量。有向随机图各巨分支的规模由入出度联合分布 </w:t>
+      </w:r>
+      <w:r>
+        <w:rPr>
+          <w:rFonts w:ascii="Cambria Math" w:eastAsia="SimSun" w:hAnsi="Cambria Math"/>
+          <w:i/>
+          <w:iCs/>
+        </w:rPr>
+        <w:t xml:space="preserve">P</w:t>
+      </w:r>
+      <w:r>
+        <w:rPr>
+          <w:rFonts w:ascii="Cambria Math" w:eastAsia="SimSun" w:hAnsi="Cambria Math"/>
+          <w:i w:val="false"/>
+          <w:iCs w:val="false"/>
+        </w:rPr>
+        <w:t xml:space="preserve">(</w:t>
+      </w:r>
+      <w:r>
+        <w:rPr>
+          <w:rFonts w:ascii="Cambria Math" w:eastAsia="SimSun" w:hAnsi="Cambria Math"/>
+          <w:i/>
+          <w:iCs/>
+        </w:rPr>
+        <w:t xml:space="preserve">k</w:t>
       </w:r>
       <w:r>
         <w:rPr>
@@ -289,35 +188,23 @@
           <w:iCs w:val="false"/>
           <w:vertAlign w:val="subscript"/>
         </w:rPr>
-        <w:t xml:space="preserve">io</w:t>
-      </w:r>
-      <w:r>
-        <w:rPr>
-          <w:rFonts w:ascii="Times New Roman" w:cs="Times New Roman" w:eastAsia="SimSun" w:hAnsi="Times New Roman"/>
-        </w:rPr>
-        <w:t xml:space="preserve"> 在 </w:t>
-      </w:r>
-      <w:r>
-        <w:rPr>
-          <w:rFonts w:ascii="Cambria Math" w:eastAsia="SimSun" w:hAnsi="Cambria Math"/>
-          <w:i/>
-          <w:iCs/>
-        </w:rPr>
-        <w:t xml:space="preserve">R</w:t>
-      </w:r>
-      <w:r>
-        <w:rPr>
-          <w:rFonts w:ascii="Times New Roman" w:cs="Times New Roman" w:eastAsia="SimSun" w:hAnsi="Times New Roman"/>
-        </w:rPr>
-        <w:t xml:space="preserve"> 下是偶的——方向翻转互换每个节点的入度与出度，而相关系数对其两个变量对称。这意味着单独调节 </w:t>
-      </w:r>
-      <w:r>
-        <w:rPr>
-          <w:rFonts w:ascii="Cambria Math" w:eastAsia="SimSun" w:hAnsi="Cambria Math"/>
-          <w:i/>
-          <w:iCs/>
-        </w:rPr>
-        <w:t xml:space="preserve">r</w:t>
+        <w:t xml:space="preserve">in</w:t>
+      </w:r>
+      <w:r>
+        <w:rPr>
+          <w:rFonts w:ascii="Cambria Math" w:eastAsia="SimSun" w:hAnsi="Cambria Math"/>
+          <w:i w:val="false"/>
+          <w:iCs w:val="false"/>
+        </w:rPr>
+        <w:t xml:space="preserve">,</w:t>
+      </w:r>
+      <w:r>
+        <w:rPr>
+          <w:rFonts w:ascii="Cambria Math" w:eastAsia="SimSun" w:hAnsi="Cambria Math"/>
+          <w:i/>
+          <w:iCs/>
+        </w:rPr>
+        <w:t xml:space="preserve">k</w:t>
       </w:r>
       <w:r>
         <w:rPr>
@@ -326,13 +213,7 @@
           <w:iCs w:val="false"/>
           <w:vertAlign w:val="subscript"/>
         </w:rPr>
-        <w:t xml:space="preserve">io</w:t>
-      </w:r>
-      <w:r>
-        <w:rPr>
-          <w:rFonts w:ascii="Times New Roman" w:cs="Times New Roman" w:eastAsia="SimSun" w:hAnsi="Times New Roman"/>
-        </w:rPr>
-        <w:t xml:space="preserve"> 不可能产生系综层面的方向不对称，尽管它确实移动阈值。破缺的最低阶来源是共发重叠与共收重叠之差 </w:t>
+        <w:t xml:space="preserve">out</w:t>
       </w:r>
       <w:r>
         <w:rPr>
@@ -340,13 +221,127 @@
           <w:i w:val="false"/>
           <w:iCs w:val="false"/>
         </w:rPr>
-        <w:t xml:space="preserve">Δα</w:t>
-      </w:r>
-      <w:r>
-        <w:rPr>
-          <w:rFonts w:ascii="Times New Roman" w:cs="Times New Roman" w:eastAsia="SimSun" w:hAnsi="Times New Roman"/>
-        </w:rPr>
-        <w:t xml:space="preserve">。我们据此设计破缺实验，并给出 </w:t>
+        <w:t xml:space="preserve">)</w:t>
+      </w:r>
+      <w:r>
+        <w:rPr>
+          <w:rFonts w:ascii="Times New Roman" w:cs="Times New Roman" w:eastAsia="SimSun" w:hAnsi="Times New Roman"/>
+        </w:rPr>
+        <w:t xml:space="preserve"> 决定；当该分布不可分解——即入度与出度相关时——巨强连通分支的规模会偏离巨入分支与巨出分支规模之积 [10]。在任意两点度相关与双向边同时存在的一般情形下，有向渗流的阈值与各巨分支规模已可解析求出 [11]，这套机制并已直接用于有向接触网络上的流行预测 [12]。入出度相关对动力学的影响亦有直接证据：在有向网络上的阈值型传播中，正的入出度相关在较宽的平均入度范围内提高系统稳健性，负相关则相反 [13]。它与无向网络中的度—度同配性 [14] 并非同一件事——后者刻画相连节点之间度值的相似性，前者刻画同一节点两个方向的度值关系。</w:t>
+      </w:r>
+    </w:p>
+    <w:p>
+      <w:pPr>
+        <w:spacing w:after="120" w:before="120" w:line="320"/>
+        <w:jc w:val="both"/>
+      </w:pPr>
+      <w:r>
+        <w:rPr>
+          <w:rFonts w:ascii="Times New Roman" w:cs="Times New Roman" w:eastAsia="SimSun" w:hAnsi="Times New Roman"/>
+        </w:rPr>
+        <w:t xml:space="preserve">与此同时，传播研究的重心转向高阶交互——许多传染并非沿边逐个发生，而是在一个群体内集体发生 [15, 16]，而这类高阶交互在真实数据中普遍存在 [17]。单纯复形上的高阶影响与强化机制可诱导不连续相变，并出现健康态与流行态共存的双稳区 [18]；超图上的社会传播已有适用于任意超图的解析框架，展现一阶与二阶相变、双稳与滞后 [19]；而把异质暴露与最小感染剂量结合，会导出一个普适的非线性感染核，并随之出现不连续相变与超指数增长 [20]——这与经典的阈值型复杂传播 [21, 22] 一脉相承。</w:t>
+      </w:r>
+    </w:p>
+    <w:p>
+      <w:pPr>
+        <w:spacing w:after="120" w:before="120" w:line="320"/>
+        <w:jc w:val="both"/>
+      </w:pPr>
+      <w:r>
+        <w:rPr>
+          <w:rFonts w:ascii="Times New Roman" w:cs="Times New Roman" w:eastAsia="SimSun" w:hAnsi="Times New Roman"/>
+        </w:rPr>
+        <w:t xml:space="preserve">结构对高阶传播的影响同样明确。链接度分布的异质性可抑制爆炸式相变 [23]；超核分解给出一种中心性，传播过程局域于中心超核 [24]；由超边之间共享节点数定义的高阶连通分支，其巨分支的存在是单一种子实现全局爆发的必要条件 [25]；哪些群体最适合作为种子也已被刻画 [26]。尤为关键的是，超边之间的重叠决定了转变是否爆炸式，且其作用方向值得注意：只有在阶内重叠较低时才出现爆炸性与双稳 [27]。重叠的组织方式可由一个超边重叠矩阵刻画，其对角元与非对角元分别对应阶内与阶间重叠 [28]，而阶间相关驱动系统沿不同路径走向爆炸式传播 [29]。超图上的渗流理论亦已建立 [30]，相关进展见综述 [31]。这些工作共享同一前提：超边是无向的，一条超边内的所有节点对称地相互施加影响。</w:t>
+      </w:r>
+    </w:p>
+    <w:p>
+      <w:pPr>
+        <w:spacing w:after="120" w:before="120" w:line="320"/>
+        <w:jc w:val="both"/>
+      </w:pPr>
+      <w:r>
+        <w:rPr>
+          <w:rFonts w:ascii="Times New Roman" w:cs="Times New Roman" w:eastAsia="SimSun" w:hAnsi="Times New Roman"/>
+        </w:rPr>
+        <w:t xml:space="preserve">然而现实中的高阶交互往往是有向的——施加影响的一方与接受影响的一方并不对称。有向超图正是为刻画这种不对称而设的形式化：每条超边分为施加影响的尾集与接受影响的头集（二者不相交），这一结构在算法与运筹领域已使用三十余年 [32]。代谢与化学反应把一组底物转化为一组产物，是其典型实例 [33]；比特币交易与引用数据亦已按有向超图分析 [34]。针对有向超图的结构刻画工具近年迅速成型：真实数据的微观组织、高阶互惠性与 motif 已被系统刻画 [34, 35]；无向超图中超边重叠的测度与生成器已给出 [36]，位形模型与保度随机化亦有成熟实现 [37, 38]；而保入出度序列的均匀采样与非退化零模型在有向超图上也已可用 [39, 40]。</w:t>
+      </w:r>
+    </w:p>
+    <w:p>
+      <w:pPr>
+        <w:spacing w:after="120" w:before="120" w:line="320"/>
+        <w:jc w:val="both"/>
+      </w:pPr>
+      <w:r>
+        <w:rPr>
+          <w:rFonts w:ascii="Times New Roman" w:cs="Times New Roman" w:eastAsia="SimSun" w:hAnsi="Times New Roman"/>
+        </w:rPr>
+        <w:t xml:space="preserve">动力学一侧则由 Li 等开启。他们在有向超图上建立社会传播模型，发现不连续相变的双稳区间随有向强度减弱而收缩，表明方向性确实改变高阶传播的相变结构 [41]。该工作采用均场闭合，不涉及渗流，其方向性由单一标量强度参数调节。均场忽略邻域相关，误差在阈值邻域最大；在成对网络上，正是 EBCM 补上了这一层 [6, 7]。因此，有向超图上的传播阈值究竟如何依赖于结构相关，目前既没有超出均场的含时理论，也没有可用于解析扫描的渗流理论。</w:t>
+      </w:r>
+    </w:p>
+    <w:p>
+      <w:pPr>
+        <w:spacing w:after="120" w:before="120" w:line="320"/>
+        <w:jc w:val="both"/>
+      </w:pPr>
+      <w:r>
+        <w:rPr>
+          <w:rFonts w:ascii="Times New Roman" w:cs="Times New Roman" w:eastAsia="SimSun" w:hAnsi="Times New Roman"/>
+        </w:rPr>
+        <w:t xml:space="preserve">本文沿方程与渗流两条路径推进这一问题，并证明二者在同一极限下相合。方程一侧，我们提出有向超图 SIR 的并发型 EBCM 方程；其技术困难在于一个头节点同时承受多条超边、多个尾成员的并发压力，闭合变量不能简单相乘。我们给出闭合方案，在尾集基数 </w:t>
+      </w:r>
+      <w:r>
+        <w:rPr>
+          <w:rFonts w:ascii="Cambria Math" w:eastAsia="SimSun" w:hAnsi="Cambria Math"/>
+          <w:i w:val="false"/>
+          <w:iCs w:val="false"/>
+        </w:rPr>
+        <w:t xml:space="preserve">τ=1,2</w:t>
+      </w:r>
+      <w:r>
+        <w:rPr>
+          <w:rFonts w:ascii="Times New Roman" w:cs="Times New Roman" w:eastAsia="SimSun" w:hAnsi="Times New Roman"/>
+        </w:rPr>
+        <w:t xml:space="preserve"> 的可控情形下手推验证，并以精确 Gillespie 仿真 [42] 在阈值邻域校验，从而定量给出边基闭合相对均场的增益。渗流一侧，我们把成对网络上的 SIR–渗流映射及其半有向修正 [2, 5] 与有向渗流的生成函数机制 [10, 11] 推广到有向超图，得到爆发阈值随结构参数变化的半解析依赖。两条路径互不依赖，因而可互为验证；我们进一步证明二者的自洽方程在 </w:t>
+      </w:r>
+      <w:r>
+        <w:rPr>
+          <w:rFonts w:ascii="Cambria Math" w:eastAsia="SimSun" w:hAnsi="Cambria Math"/>
+          <w:i w:val="false"/>
+          <w:iCs w:val="false"/>
+        </w:rPr>
+        <w:t xml:space="preserve">μ→0</w:t>
+      </w:r>
+      <w:r>
+        <w:rPr>
+          <w:rFonts w:ascii="Times New Roman" w:cs="Times New Roman" w:eastAsia="SimSun" w:hAnsi="Times New Roman"/>
+        </w:rPr>
+        <w:t xml:space="preserve"> 极限下同构，给出同一阈值。</w:t>
+      </w:r>
+    </w:p>
+    <w:p>
+      <w:pPr>
+        <w:spacing w:after="120" w:before="120" w:line="320"/>
+        <w:jc w:val="both"/>
+      </w:pPr>
+      <w:r>
+        <w:rPr>
+          <w:rFonts w:ascii="Times New Roman" w:cs="Times New Roman" w:eastAsia="SimSun" w:hAnsi="Times New Roman"/>
+        </w:rPr>
+        <w:t xml:space="preserve">为使结构依赖可被受控地检验，我们给出有向超边重叠的可计算定义。对每一对有序超边构造 </w:t>
+      </w:r>
+      <w:r>
+        <w:rPr>
+          <w:rFonts w:ascii="Cambria Math" w:eastAsia="SimSun" w:hAnsi="Cambria Math"/>
+          <w:i w:val="false"/>
+          <w:iCs w:val="false"/>
+        </w:rPr>
+        <w:t xml:space="preserve">2×2</w:t>
+      </w:r>
+      <w:r>
+        <w:rPr>
+          <w:rFonts w:ascii="Times New Roman" w:cs="Times New Roman" w:eastAsia="SimSun" w:hAnsi="Times New Roman"/>
+        </w:rPr>
+        <w:t xml:space="preserve"> 重叠列联矩阵，其四个通道分别对应共享节点在两条超边中同为尾成员、同为头成员、或一为头一为尾（两个方向各一个通道）。按阶聚合后得到一个张量，其阶对角块与非对角块分别对应已有的阶内与阶间重叠 [27, 28]；对任意一对超边，四个通道之和精确等于无向情形下的重叠，因此本文结果可与无向文献直接对照。互惠通道直接采用文献中的强互惠判据 [34]。在此定义下，我们在严格保持逐节点入出度的约束下，运行以入出度相关 </w:t>
       </w:r>
       <w:r>
         <w:rPr>
@@ -369,7 +364,21 @@
         <w:rPr>
           <w:rFonts w:ascii="Times New Roman" w:cs="Times New Roman" w:eastAsia="SimSun" w:hAnsi="Times New Roman"/>
         </w:rPr>
-        <w:t xml:space="preserve"> 扫描下无破缺的阴性对照。</w:t>
+        <w:t xml:space="preserve"> 与重叠 </w:t>
+      </w:r>
+      <w:r>
+        <w:rPr>
+          <w:rFonts w:ascii="Cambria Math" w:eastAsia="SimSun" w:hAnsi="Cambria Math"/>
+          <w:i w:val="false"/>
+          <w:iCs w:val="false"/>
+        </w:rPr>
+        <w:t xml:space="preserve">α</w:t>
+      </w:r>
+      <w:r>
+        <w:rPr>
+          <w:rFonts w:ascii="Times New Roman" w:cs="Times New Roman" w:eastAsia="SimSun" w:hAnsi="Times New Roman"/>
+        </w:rPr>
+        <w:t xml:space="preserve"> 为目标的定向重连，从而沿单一结构坐标做受控扫描；零模型基线取自已有的均匀采样器 [39, 40]。</w:t>
       </w:r>
     </w:p>
     <w:p>
@@ -381,13 +390,192 @@
         <w:rPr>
           <w:rFonts w:ascii="Times New Roman" w:cs="Times New Roman" w:eastAsia="SimSun" w:hAnsi="Times New Roman"/>
         </w:rPr>
-        <w:t xml:space="preserve">还需说明一点：当群体阈值 </w:t>
+        <w:t xml:space="preserve">这里先指出一个与直觉相反的结果。全局方向翻转 </w:t>
+      </w:r>
+      <w:r>
+        <w:rPr>
+          <w:rFonts w:ascii="Cambria Math" w:eastAsia="SimSun" w:hAnsi="Cambria Math"/>
+          <w:i/>
+          <w:iCs/>
+        </w:rPr>
+        <w:t xml:space="preserve">R</w:t>
+      </w:r>
+      <w:r>
+        <w:rPr>
+          <w:rFonts w:ascii="Times New Roman" w:cs="Times New Roman" w:eastAsia="SimSun" w:hAnsi="Times New Roman"/>
+        </w:rPr>
+        <w:t xml:space="preserve"> 是结构空间上的对合；若生成系综在 </w:t>
+      </w:r>
+      <w:r>
+        <w:rPr>
+          <w:rFonts w:ascii="Cambria Math" w:eastAsia="SimSun" w:hAnsi="Cambria Math"/>
+          <w:i/>
+          <w:iCs/>
+        </w:rPr>
+        <w:t xml:space="preserve">R</w:t>
+      </w:r>
+      <w:r>
+        <w:rPr>
+          <w:rFonts w:ascii="Times New Roman" w:cs="Times New Roman" w:eastAsia="SimSun" w:hAnsi="Times New Roman"/>
+        </w:rPr>
+        <w:t xml:space="preserve"> 下不变，则爆发规模的系综平均在方向翻转下必然不变。因此方向对称性破缺要求某个 </w:t>
+      </w:r>
+      <w:r>
+        <w:rPr>
+          <w:rFonts w:ascii="Cambria Math" w:eastAsia="SimSun" w:hAnsi="Cambria Math"/>
+          <w:i/>
+          <w:iCs/>
+        </w:rPr>
+        <w:t xml:space="preserve">R</w:t>
+      </w:r>
+      <w:r>
+        <w:rPr>
+          <w:rFonts w:ascii="Times New Roman" w:cs="Times New Roman" w:eastAsia="SimSun" w:hAnsi="Times New Roman"/>
+        </w:rPr>
+        <w:t xml:space="preserve">-奇不变量非零。而入出度相关 </w:t>
+      </w:r>
+      <w:r>
+        <w:rPr>
+          <w:rFonts w:ascii="Cambria Math" w:eastAsia="SimSun" w:hAnsi="Cambria Math"/>
+          <w:i/>
+          <w:iCs/>
+        </w:rPr>
+        <w:t xml:space="preserve">r</w:t>
       </w:r>
       <w:r>
         <w:rPr>
           <w:rFonts w:ascii="Cambria Math" w:eastAsia="SimSun" w:hAnsi="Cambria Math"/>
           <w:i w:val="false"/>
           <w:iCs w:val="false"/>
+          <w:vertAlign w:val="subscript"/>
+        </w:rPr>
+        <w:t xml:space="preserve">io</w:t>
+      </w:r>
+      <w:r>
+        <w:rPr>
+          <w:rFonts w:ascii="Times New Roman" w:cs="Times New Roman" w:eastAsia="SimSun" w:hAnsi="Times New Roman"/>
+        </w:rPr>
+        <w:t xml:space="preserve"> 在 </w:t>
+      </w:r>
+      <w:r>
+        <w:rPr>
+          <w:rFonts w:ascii="Cambria Math" w:eastAsia="SimSun" w:hAnsi="Cambria Math"/>
+          <w:i/>
+          <w:iCs/>
+        </w:rPr>
+        <w:t xml:space="preserve">R</w:t>
+      </w:r>
+      <w:r>
+        <w:rPr>
+          <w:rFonts w:ascii="Times New Roman" w:cs="Times New Roman" w:eastAsia="SimSun" w:hAnsi="Times New Roman"/>
+        </w:rPr>
+        <w:t xml:space="preserve"> 下是偶的——方向翻转互换每个节点的入度与出度，而相关系数对其两个变量对称。这意味着单独调节 </w:t>
+      </w:r>
+      <w:r>
+        <w:rPr>
+          <w:rFonts w:ascii="Cambria Math" w:eastAsia="SimSun" w:hAnsi="Cambria Math"/>
+          <w:i/>
+          <w:iCs/>
+        </w:rPr>
+        <w:t xml:space="preserve">r</w:t>
+      </w:r>
+      <w:r>
+        <w:rPr>
+          <w:rFonts w:ascii="Cambria Math" w:eastAsia="SimSun" w:hAnsi="Cambria Math"/>
+          <w:i w:val="false"/>
+          <w:iCs w:val="false"/>
+          <w:vertAlign w:val="subscript"/>
+        </w:rPr>
+        <w:t xml:space="preserve">io</w:t>
+      </w:r>
+      <w:r>
+        <w:rPr>
+          <w:rFonts w:ascii="Times New Roman" w:cs="Times New Roman" w:eastAsia="SimSun" w:hAnsi="Times New Roman"/>
+        </w:rPr>
+        <w:t xml:space="preserve"> 不可能产生系综层面的方向不对称，尽管它确实移动阈值。</w:t>
+      </w:r>
+      <w:r>
+        <w:rPr>
+          <w:rFonts w:ascii="Cambria Math" w:eastAsia="SimSun" w:hAnsi="Cambria Math"/>
+          <w:i/>
+          <w:iCs/>
+        </w:rPr>
+        <w:t xml:space="preserve">R</w:t>
+      </w:r>
+      <w:r>
+        <w:rPr>
+          <w:rFonts w:ascii="Times New Roman" w:cs="Times New Roman" w:eastAsia="SimSun" w:hAnsi="Times New Roman"/>
+        </w:rPr>
+        <w:t xml:space="preserve">-奇的结构量共有三类：尾集与头集基数之差、联合度分布关于对角线的反对称部分，以及共发重叠与共收重叠之差 </w:t>
+      </w:r>
+      <w:r>
+        <w:rPr>
+          <w:rFonts w:ascii="Cambria Math" w:eastAsia="SimSun" w:hAnsi="Cambria Math"/>
+          <w:i w:val="false"/>
+          <w:iCs w:val="false"/>
+        </w:rPr>
+        <w:t xml:space="preserve">Δα</w:t>
+      </w:r>
+      <w:r>
+        <w:rPr>
+          <w:rFonts w:ascii="Times New Roman" w:cs="Times New Roman" w:eastAsia="SimSun" w:hAnsi="Times New Roman"/>
+        </w:rPr>
+        <w:t xml:space="preserve">。把前两类置零后，</w:t>
+      </w:r>
+      <w:r>
+        <w:rPr>
+          <w:rFonts w:ascii="Cambria Math" w:eastAsia="SimSun" w:hAnsi="Cambria Math"/>
+          <w:i w:val="false"/>
+          <w:iCs w:val="false"/>
+        </w:rPr>
+        <w:t xml:space="preserve">Δα</w:t>
+      </w:r>
+      <w:r>
+        <w:rPr>
+          <w:rFonts w:ascii="Times New Roman" w:cs="Times New Roman" w:eastAsia="SimSun" w:hAnsi="Times New Roman"/>
+        </w:rPr>
+        <w:t xml:space="preserve"> 就是破缺的最低阶来源；我们据此设计破缺实验，并给出 </w:t>
+      </w:r>
+      <w:r>
+        <w:rPr>
+          <w:rFonts w:ascii="Cambria Math" w:eastAsia="SimSun" w:hAnsi="Cambria Math"/>
+          <w:i/>
+          <w:iCs/>
+        </w:rPr>
+        <w:t xml:space="preserve">r</w:t>
+      </w:r>
+      <w:r>
+        <w:rPr>
+          <w:rFonts w:ascii="Cambria Math" w:eastAsia="SimSun" w:hAnsi="Cambria Math"/>
+          <w:i w:val="false"/>
+          <w:iCs w:val="false"/>
+          <w:vertAlign w:val="subscript"/>
+        </w:rPr>
+        <w:t xml:space="preserve">io</w:t>
+      </w:r>
+      <w:r>
+        <w:rPr>
+          <w:rFonts w:ascii="Times New Roman" w:cs="Times New Roman" w:eastAsia="SimSun" w:hAnsi="Times New Roman"/>
+        </w:rPr>
+        <w:t xml:space="preserve"> 扫描下无破缺的阴性对照。</w:t>
+      </w:r>
+    </w:p>
+    <w:p>
+      <w:pPr>
+        <w:spacing w:after="120" w:before="120" w:line="320"/>
+        <w:jc w:val="both"/>
+      </w:pPr>
+      <w:r>
+        <w:rPr>
+          <w:rFonts w:ascii="Times New Roman" w:cs="Times New Roman" w:eastAsia="SimSun" w:hAnsi="Times New Roman"/>
+        </w:rPr>
+        <w:t xml:space="preserve">还需说明一点：当群体阈值 </w:t>
+      </w:r>
+      <w:r>
+        <w:rPr>
+          <w:rFonts w:ascii="Cambria Math" w:eastAsia="SimSun" w:hAnsi="Cambria Math"/>
+          <w:i w:val="false"/>
+          <w:iCs w:val="false"/>
         </w:rPr>
         <w:t xml:space="preserve">θ≥2</w:t>
       </w:r>
@@ -395,7 +583,7 @@
         <w:rPr>
           <w:rFonts w:ascii="Times New Roman" w:cs="Times New Roman" w:eastAsia="SimSun" w:hAnsi="Times New Roman"/>
         </w:rPr>
-        <w:t xml:space="preserve"> 时，模型落入 bootstrap 与 </w:t>
+        <w:t xml:space="preserve"> 时，激活规则不再是单条超边的独立事件，模型转而落入 bootstrap 与 </w:t>
       </w:r>
       <w:r>
         <w:rPr>
@@ -409,7 +597,35 @@
         <w:rPr>
           <w:rFonts w:ascii="Times New Roman" w:cs="Times New Roman" w:eastAsia="SimSun" w:hAnsi="Times New Roman"/>
         </w:rPr>
-        <w:t xml:space="preserve">-core 型渗流，其阈值与相变级数均不同于普通渗流 [44, 45]。本文对 </w:t>
+        <w:t xml:space="preserve">-core 型渗流，其相变结构不同于普通渗流——</w:t>
+      </w:r>
+      <w:r>
+        <w:rPr>
+          <w:rFonts w:ascii="Cambria Math" w:eastAsia="SimSun" w:hAnsi="Cambria Math"/>
+          <w:i/>
+          <w:iCs/>
+        </w:rPr>
+        <w:t xml:space="preserve">k</w:t>
+      </w:r>
+      <w:r>
+        <w:rPr>
+          <w:rFonts w:ascii="Times New Roman" w:cs="Times New Roman" w:eastAsia="SimSun" w:hAnsi="Times New Roman"/>
+        </w:rPr>
+        <w:t xml:space="preserve">-core 的出现是混合型相变 [43]，bootstrap 渗流则可能同时存在一个连续阈值与一个更高的混合型阈值，且后者在二阶矩发散时消失 [44]；高阶渗流与 </w:t>
+      </w:r>
+      <w:r>
+        <w:rPr>
+          <w:rFonts w:ascii="Cambria Math" w:eastAsia="SimSun" w:hAnsi="Cambria Math"/>
+          <w:i/>
+          <w:iCs/>
+        </w:rPr>
+        <w:t xml:space="preserve">K</w:t>
+      </w:r>
+      <w:r>
+        <w:rPr>
+          <w:rFonts w:ascii="Times New Roman" w:cs="Times New Roman" w:eastAsia="SimSun" w:hAnsi="Times New Roman"/>
+        </w:rPr>
+        <w:t xml:space="preserve">-core 渗流之间的联系在多重超图上已被建立 [45]。本文对 </w:t>
       </w:r>
       <w:r>
         <w:rPr>
@@ -1796,6 +2012,594 @@
         <w:rPr>
           <w:rFonts w:ascii="Times New Roman" w:cs="Times New Roman" w:eastAsia="SimSun" w:hAnsi="Times New Roman"/>
         </w:rPr>
+        <w:t xml:space="preserve">G. Ferraz de Arruda, A. Aleta, Y. Moreno, </w:t>
+      </w:r>
+      <w:r>
+        <w:rPr>
+          <w:rFonts w:ascii="Times New Roman" w:cs="Times New Roman" w:eastAsia="SimSun" w:hAnsi="Times New Roman"/>
+          <w:i/>
+          <w:iCs/>
+        </w:rPr>
+        <w:t xml:space="preserve">Nature Reviews Physics</w:t>
+      </w:r>
+      <w:r>
+        <w:rPr>
+          <w:rFonts w:ascii="Times New Roman" w:cs="Times New Roman" w:eastAsia="SimSun" w:hAnsi="Times New Roman"/>
+        </w:rPr>
+        <w:t xml:space="preserve">, </w:t>
+      </w:r>
+      <w:r>
+        <w:rPr>
+          <w:rFonts w:ascii="Times New Roman" w:cs="Times New Roman" w:eastAsia="SimSun" w:hAnsi="Times New Roman"/>
+          <w:b/>
+          <w:bCs/>
+        </w:rPr>
+        <w:t xml:space="preserve">6</w:t>
+      </w:r>
+      <w:r>
+        <w:rPr>
+          <w:rFonts w:ascii="Times New Roman" w:cs="Times New Roman" w:eastAsia="SimSun" w:hAnsi="Times New Roman"/>
+        </w:rPr>
+        <w:t xml:space="preserve">, 468–482 (2024). doi:10.1038/s42254-024-00733-0</w:t>
+      </w:r>
+    </w:p>
+    <w:p>
+      <w:pPr>
+        <w:pStyle w:val="ListParagraph"/>
+        <w:numPr>
+          <w:ilvl w:val="0"/>
+          <w:numId w:val="2"/>
+        </w:numPr>
+        <w:spacing w:after="100" w:before="100" w:line="310"/>
+      </w:pPr>
+      <w:r>
+        <w:rPr>
+          <w:rFonts w:ascii="Times New Roman" w:cs="Times New Roman" w:eastAsia="SimSun" w:hAnsi="Times New Roman"/>
+        </w:rPr>
+        <w:t xml:space="preserve">G. Gallo, G. Longo, S. Pallottino, S. Nguyen, </w:t>
+      </w:r>
+      <w:r>
+        <w:rPr>
+          <w:rFonts w:ascii="Times New Roman" w:cs="Times New Roman" w:eastAsia="SimSun" w:hAnsi="Times New Roman"/>
+          <w:i/>
+          <w:iCs/>
+        </w:rPr>
+        <w:t xml:space="preserve">Discrete Applied Mathematics</w:t>
+      </w:r>
+      <w:r>
+        <w:rPr>
+          <w:rFonts w:ascii="Times New Roman" w:cs="Times New Roman" w:eastAsia="SimSun" w:hAnsi="Times New Roman"/>
+        </w:rPr>
+        <w:t xml:space="preserve">, </w:t>
+      </w:r>
+      <w:r>
+        <w:rPr>
+          <w:rFonts w:ascii="Times New Roman" w:cs="Times New Roman" w:eastAsia="SimSun" w:hAnsi="Times New Roman"/>
+          <w:b/>
+          <w:bCs/>
+        </w:rPr>
+        <w:t xml:space="preserve">42</w:t>
+      </w:r>
+      <w:r>
+        <w:rPr>
+          <w:rFonts w:ascii="Times New Roman" w:cs="Times New Roman" w:eastAsia="SimSun" w:hAnsi="Times New Roman"/>
+        </w:rPr>
+        <w:t xml:space="preserve">, 177–201 (1993). doi:10.1016/0166-218X(93)90045-P</w:t>
+      </w:r>
+    </w:p>
+    <w:p>
+      <w:pPr>
+        <w:pStyle w:val="ListParagraph"/>
+        <w:numPr>
+          <w:ilvl w:val="0"/>
+          <w:numId w:val="2"/>
+        </w:numPr>
+        <w:spacing w:after="100" w:before="100" w:line="310"/>
+      </w:pPr>
+      <w:r>
+        <w:rPr>
+          <w:rFonts w:ascii="Times New Roman" w:cs="Times New Roman" w:eastAsia="SimSun" w:hAnsi="Times New Roman"/>
+        </w:rPr>
+        <w:t xml:space="preserve">S. Klamt, U. U. Haus, F. Theis, </w:t>
+      </w:r>
+      <w:r>
+        <w:rPr>
+          <w:rFonts w:ascii="Times New Roman" w:cs="Times New Roman" w:eastAsia="SimSun" w:hAnsi="Times New Roman"/>
+          <w:i/>
+          <w:iCs/>
+        </w:rPr>
+        <w:t xml:space="preserve">PLoS Computational Biology</w:t>
+      </w:r>
+      <w:r>
+        <w:rPr>
+          <w:rFonts w:ascii="Times New Roman" w:cs="Times New Roman" w:eastAsia="SimSun" w:hAnsi="Times New Roman"/>
+        </w:rPr>
+        <w:t xml:space="preserve">, </w:t>
+      </w:r>
+      <w:r>
+        <w:rPr>
+          <w:rFonts w:ascii="Times New Roman" w:cs="Times New Roman" w:eastAsia="SimSun" w:hAnsi="Times New Roman"/>
+          <w:b/>
+          <w:bCs/>
+        </w:rPr>
+        <w:t xml:space="preserve">5</w:t>
+      </w:r>
+      <w:r>
+        <w:rPr>
+          <w:rFonts w:ascii="Times New Roman" w:cs="Times New Roman" w:eastAsia="SimSun" w:hAnsi="Times New Roman"/>
+        </w:rPr>
+        <w:t xml:space="preserve">, e1000385 (2009). doi:10.1371/journal.pcbi.1000385</w:t>
+      </w:r>
+    </w:p>
+    <w:p>
+      <w:pPr>
+        <w:pStyle w:val="ListParagraph"/>
+        <w:numPr>
+          <w:ilvl w:val="0"/>
+          <w:numId w:val="2"/>
+        </w:numPr>
+        <w:spacing w:after="100" w:before="100" w:line="310"/>
+      </w:pPr>
+      <w:r>
+        <w:rPr>
+          <w:rFonts w:ascii="Times New Roman" w:cs="Times New Roman" w:eastAsia="SimSun" w:hAnsi="Times New Roman"/>
+        </w:rPr>
+        <w:t xml:space="preserve">Q. F. Lotito, A. Vendramini, A. Montresor, F. Battiston, </w:t>
+      </w:r>
+      <w:r>
+        <w:rPr>
+          <w:rFonts w:ascii="Times New Roman" w:cs="Times New Roman" w:eastAsia="SimSun" w:hAnsi="Times New Roman"/>
+          <w:i/>
+          <w:iCs/>
+        </w:rPr>
+        <w:t xml:space="preserve">Communications Physics</w:t>
+      </w:r>
+      <w:r>
+        <w:rPr>
+          <w:rFonts w:ascii="Times New Roman" w:cs="Times New Roman" w:eastAsia="SimSun" w:hAnsi="Times New Roman"/>
+        </w:rPr>
+        <w:t xml:space="preserve">, </w:t>
+      </w:r>
+      <w:r>
+        <w:rPr>
+          <w:rFonts w:ascii="Times New Roman" w:cs="Times New Roman" w:eastAsia="SimSun" w:hAnsi="Times New Roman"/>
+          <w:b/>
+          <w:bCs/>
+        </w:rPr>
+        <w:t xml:space="preserve">9</w:t>
+      </w:r>
+      <w:r>
+        <w:rPr>
+          <w:rFonts w:ascii="Times New Roman" w:cs="Times New Roman" w:eastAsia="SimSun" w:hAnsi="Times New Roman"/>
+        </w:rPr>
+        <w:t xml:space="preserve"> (2026). doi:10.1038/s42005-025-02472-9</w:t>
+      </w:r>
+    </w:p>
+    <w:p>
+      <w:pPr>
+        <w:pStyle w:val="ListParagraph"/>
+        <w:numPr>
+          <w:ilvl w:val="0"/>
+          <w:numId w:val="2"/>
+        </w:numPr>
+        <w:spacing w:after="100" w:before="100" w:line="310"/>
+      </w:pPr>
+      <w:r>
+        <w:rPr>
+          <w:rFonts w:ascii="Times New Roman" w:cs="Times New Roman" w:eastAsia="SimSun" w:hAnsi="Times New Roman"/>
+        </w:rPr>
+        <w:t xml:space="preserve">S. Kim, M. Choe, J. Yoo, K. Shin, </w:t>
+      </w:r>
+      <w:r>
+        <w:rPr>
+          <w:rFonts w:ascii="Times New Roman" w:cs="Times New Roman" w:eastAsia="SimSun" w:hAnsi="Times New Roman"/>
+          <w:i/>
+          <w:iCs/>
+        </w:rPr>
+        <w:t xml:space="preserve">Data Mining and Knowledge Discovery</w:t>
+      </w:r>
+      <w:r>
+        <w:rPr>
+          <w:rFonts w:ascii="Times New Roman" w:cs="Times New Roman" w:eastAsia="SimSun" w:hAnsi="Times New Roman"/>
+        </w:rPr>
+        <w:t xml:space="preserve"> (2023). doi:10.1007/s10618-023-00955-3</w:t>
+      </w:r>
+    </w:p>
+    <w:p>
+      <w:pPr>
+        <w:pStyle w:val="ListParagraph"/>
+        <w:numPr>
+          <w:ilvl w:val="0"/>
+          <w:numId w:val="2"/>
+        </w:numPr>
+        <w:spacing w:after="100" w:before="100" w:line="310"/>
+      </w:pPr>
+      <w:r>
+        <w:rPr>
+          <w:rFonts w:ascii="Times New Roman" w:cs="Times New Roman" w:eastAsia="SimSun" w:hAnsi="Times New Roman"/>
+        </w:rPr>
+        <w:t xml:space="preserve">G. Lee, M. Choe, K. Shin, </w:t>
+      </w:r>
+      <w:r>
+        <w:rPr>
+          <w:rFonts w:ascii="Times New Roman" w:cs="Times New Roman" w:eastAsia="SimSun" w:hAnsi="Times New Roman"/>
+          <w:i/>
+          <w:iCs/>
+        </w:rPr>
+        <w:t xml:space="preserve">Proceedings of the Web Conference 2021</w:t>
+      </w:r>
+      <w:r>
+        <w:rPr>
+          <w:rFonts w:ascii="Times New Roman" w:cs="Times New Roman" w:eastAsia="SimSun" w:hAnsi="Times New Roman"/>
+        </w:rPr>
+        <w:t xml:space="preserve"> (2021). doi:10.1145/3442381.3450010</w:t>
+      </w:r>
+    </w:p>
+    <w:p>
+      <w:pPr>
+        <w:pStyle w:val="ListParagraph"/>
+        <w:numPr>
+          <w:ilvl w:val="0"/>
+          <w:numId w:val="2"/>
+        </w:numPr>
+        <w:spacing w:after="100" w:before="100" w:line="310"/>
+      </w:pPr>
+      <w:r>
+        <w:rPr>
+          <w:rFonts w:ascii="Times New Roman" w:cs="Times New Roman" w:eastAsia="SimSun" w:hAnsi="Times New Roman"/>
+        </w:rPr>
+        <w:t xml:space="preserve">P. S. Chodrow, </w:t>
+      </w:r>
+      <w:r>
+        <w:rPr>
+          <w:rFonts w:ascii="Times New Roman" w:cs="Times New Roman" w:eastAsia="SimSun" w:hAnsi="Times New Roman"/>
+          <w:i/>
+          <w:iCs/>
+        </w:rPr>
+        <w:t xml:space="preserve">Journal of Complex Networks</w:t>
+      </w:r>
+      <w:r>
+        <w:rPr>
+          <w:rFonts w:ascii="Times New Roman" w:cs="Times New Roman" w:eastAsia="SimSun" w:hAnsi="Times New Roman"/>
+        </w:rPr>
+        <w:t xml:space="preserve">, </w:t>
+      </w:r>
+      <w:r>
+        <w:rPr>
+          <w:rFonts w:ascii="Times New Roman" w:cs="Times New Roman" w:eastAsia="SimSun" w:hAnsi="Times New Roman"/>
+          <w:b/>
+          <w:bCs/>
+        </w:rPr>
+        <w:t xml:space="preserve">8</w:t>
+      </w:r>
+      <w:r>
+        <w:rPr>
+          <w:rFonts w:ascii="Times New Roman" w:cs="Times New Roman" w:eastAsia="SimSun" w:hAnsi="Times New Roman"/>
+        </w:rPr>
+        <w:t xml:space="preserve">, cnaa018 (2020). doi:10.1093/comnet/cnaa018</w:t>
+      </w:r>
+    </w:p>
+    <w:p>
+      <w:pPr>
+        <w:pStyle w:val="ListParagraph"/>
+        <w:numPr>
+          <w:ilvl w:val="0"/>
+          <w:numId w:val="2"/>
+        </w:numPr>
+        <w:spacing w:after="100" w:before="100" w:line="310"/>
+      </w:pPr>
+      <w:r>
+        <w:rPr>
+          <w:rFonts w:ascii="Times New Roman" w:cs="Times New Roman" w:eastAsia="SimSun" w:hAnsi="Times New Roman"/>
+        </w:rPr>
+        <w:t xml:space="preserve">K. Nakajima, K. Shudo, N. Masuda, </w:t>
+      </w:r>
+      <w:r>
+        <w:rPr>
+          <w:rFonts w:ascii="Times New Roman" w:cs="Times New Roman" w:eastAsia="SimSun" w:hAnsi="Times New Roman"/>
+          <w:i/>
+          <w:iCs/>
+        </w:rPr>
+        <w:t xml:space="preserve">IEEE Transactions on Network Science and Engineering</w:t>
+      </w:r>
+      <w:r>
+        <w:rPr>
+          <w:rFonts w:ascii="Times New Roman" w:cs="Times New Roman" w:eastAsia="SimSun" w:hAnsi="Times New Roman"/>
+        </w:rPr>
+        <w:t xml:space="preserve">, </w:t>
+      </w:r>
+      <w:r>
+        <w:rPr>
+          <w:rFonts w:ascii="Times New Roman" w:cs="Times New Roman" w:eastAsia="SimSun" w:hAnsi="Times New Roman"/>
+          <w:b/>
+          <w:bCs/>
+        </w:rPr>
+        <w:t xml:space="preserve">9</w:t>
+      </w:r>
+      <w:r>
+        <w:rPr>
+          <w:rFonts w:ascii="Times New Roman" w:cs="Times New Roman" w:eastAsia="SimSun" w:hAnsi="Times New Roman"/>
+        </w:rPr>
+        <w:t xml:space="preserve">, 1139–1153 (2022). doi:10.1109/TNSE.2021.3133380</w:t>
+      </w:r>
+    </w:p>
+    <w:p>
+      <w:pPr>
+        <w:pStyle w:val="ListParagraph"/>
+        <w:numPr>
+          <w:ilvl w:val="0"/>
+          <w:numId w:val="2"/>
+        </w:numPr>
+        <w:spacing w:after="100" w:before="100" w:line="310"/>
+      </w:pPr>
+      <w:r>
+        <w:rPr>
+          <w:rFonts w:ascii="Times New Roman" w:cs="Times New Roman" w:eastAsia="SimSun" w:hAnsi="Times New Roman"/>
+        </w:rPr>
+        <w:t xml:space="preserve">Y. J. Kraakman, C. Stegehuis, </w:t>
+      </w:r>
+      <w:r>
+        <w:rPr>
+          <w:rFonts w:ascii="Times New Roman" w:cs="Times New Roman" w:eastAsia="SimSun" w:hAnsi="Times New Roman"/>
+          <w:i/>
+          <w:iCs/>
+        </w:rPr>
+        <w:t xml:space="preserve">Discrete Mathematics</w:t>
+      </w:r>
+      <w:r>
+        <w:rPr>
+          <w:rFonts w:ascii="Times New Roman" w:cs="Times New Roman" w:eastAsia="SimSun" w:hAnsi="Times New Roman"/>
+        </w:rPr>
+        <w:t xml:space="preserve">, </w:t>
+      </w:r>
+      <w:r>
+        <w:rPr>
+          <w:rFonts w:ascii="Times New Roman" w:cs="Times New Roman" w:eastAsia="SimSun" w:hAnsi="Times New Roman"/>
+          <w:b/>
+          <w:bCs/>
+        </w:rPr>
+        <w:t xml:space="preserve">349</w:t>
+      </w:r>
+      <w:r>
+        <w:rPr>
+          <w:rFonts w:ascii="Times New Roman" w:cs="Times New Roman" w:eastAsia="SimSun" w:hAnsi="Times New Roman"/>
+        </w:rPr>
+        <w:t xml:space="preserve">, 114961 (2026). doi:10.1016/j.disc.2025.114961</w:t>
+      </w:r>
+    </w:p>
+    <w:p>
+      <w:pPr>
+        <w:pStyle w:val="ListParagraph"/>
+        <w:numPr>
+          <w:ilvl w:val="0"/>
+          <w:numId w:val="2"/>
+        </w:numPr>
+        <w:spacing w:after="100" w:before="100" w:line="310"/>
+      </w:pPr>
+      <w:r>
+        <w:rPr>
+          <w:rFonts w:ascii="Times New Roman" w:cs="Times New Roman" w:eastAsia="SimSun" w:hAnsi="Times New Roman"/>
+        </w:rPr>
+        <w:t xml:space="preserve">M. Abuissa, M. Riondato, E. Upfal, </w:t>
+      </w:r>
+      <w:r>
+        <w:rPr>
+          <w:rFonts w:ascii="Times New Roman" w:cs="Times New Roman" w:eastAsia="SimSun" w:hAnsi="Times New Roman"/>
+          <w:i/>
+          <w:iCs/>
+        </w:rPr>
+        <w:t xml:space="preserve">Data Mining and Knowledge Discovery</w:t>
+      </w:r>
+      <w:r>
+        <w:rPr>
+          <w:rFonts w:ascii="Times New Roman" w:cs="Times New Roman" w:eastAsia="SimSun" w:hAnsi="Times New Roman"/>
+        </w:rPr>
+        <w:t xml:space="preserve">, </w:t>
+      </w:r>
+      <w:r>
+        <w:rPr>
+          <w:rFonts w:ascii="Times New Roman" w:cs="Times New Roman" w:eastAsia="SimSun" w:hAnsi="Times New Roman"/>
+          <w:b/>
+          <w:bCs/>
+        </w:rPr>
+        <w:t xml:space="preserve">40</w:t>
+      </w:r>
+      <w:r>
+        <w:rPr>
+          <w:rFonts w:ascii="Times New Roman" w:cs="Times New Roman" w:eastAsia="SimSun" w:hAnsi="Times New Roman"/>
+        </w:rPr>
+        <w:t xml:space="preserve"> (2026). doi:10.1007/s10618-026-01209-8</w:t>
+      </w:r>
+    </w:p>
+    <w:p>
+      <w:pPr>
+        <w:pStyle w:val="ListParagraph"/>
+        <w:numPr>
+          <w:ilvl w:val="0"/>
+          <w:numId w:val="2"/>
+        </w:numPr>
+        <w:spacing w:after="100" w:before="100" w:line="310"/>
+      </w:pPr>
+      <w:r>
+        <w:rPr>
+          <w:rFonts w:ascii="Times New Roman" w:cs="Times New Roman" w:eastAsia="SimSun" w:hAnsi="Times New Roman"/>
+        </w:rPr>
+        <w:t xml:space="preserve">J. Li, X. Wu, J. Lü, L. Lei, </w:t>
+      </w:r>
+      <w:r>
+        <w:rPr>
+          <w:rFonts w:ascii="Times New Roman" w:cs="Times New Roman" w:eastAsia="SimSun" w:hAnsi="Times New Roman"/>
+          <w:i/>
+          <w:iCs/>
+        </w:rPr>
+        <w:t xml:space="preserve">Communications Physics</w:t>
+      </w:r>
+      <w:r>
+        <w:rPr>
+          <w:rFonts w:ascii="Times New Roman" w:cs="Times New Roman" w:eastAsia="SimSun" w:hAnsi="Times New Roman"/>
+        </w:rPr>
+        <w:t xml:space="preserve">, </w:t>
+      </w:r>
+      <w:r>
+        <w:rPr>
+          <w:rFonts w:ascii="Times New Roman" w:cs="Times New Roman" w:eastAsia="SimSun" w:hAnsi="Times New Roman"/>
+          <w:b/>
+          <w:bCs/>
+        </w:rPr>
+        <w:t xml:space="preserve">7</w:t>
+      </w:r>
+      <w:r>
+        <w:rPr>
+          <w:rFonts w:ascii="Times New Roman" w:cs="Times New Roman" w:eastAsia="SimSun" w:hAnsi="Times New Roman"/>
+        </w:rPr>
+        <w:t xml:space="preserve"> (2024). doi:10.1038/s42005-024-01614-9</w:t>
+      </w:r>
+    </w:p>
+    <w:p>
+      <w:pPr>
+        <w:pStyle w:val="ListParagraph"/>
+        <w:numPr>
+          <w:ilvl w:val="0"/>
+          <w:numId w:val="2"/>
+        </w:numPr>
+        <w:spacing w:after="100" w:before="100" w:line="310"/>
+      </w:pPr>
+      <w:r>
+        <w:rPr>
+          <w:rFonts w:ascii="Times New Roman" w:cs="Times New Roman" w:eastAsia="SimSun" w:hAnsi="Times New Roman"/>
+        </w:rPr>
+        <w:t xml:space="preserve">D. T. Gillespie, </w:t>
+      </w:r>
+      <w:r>
+        <w:rPr>
+          <w:rFonts w:ascii="Times New Roman" w:cs="Times New Roman" w:eastAsia="SimSun" w:hAnsi="Times New Roman"/>
+          <w:i/>
+          <w:iCs/>
+        </w:rPr>
+        <w:t xml:space="preserve">The Journal of Physical Chemistry</w:t>
+      </w:r>
+      <w:r>
+        <w:rPr>
+          <w:rFonts w:ascii="Times New Roman" w:cs="Times New Roman" w:eastAsia="SimSun" w:hAnsi="Times New Roman"/>
+        </w:rPr>
+        <w:t xml:space="preserve">, </w:t>
+      </w:r>
+      <w:r>
+        <w:rPr>
+          <w:rFonts w:ascii="Times New Roman" w:cs="Times New Roman" w:eastAsia="SimSun" w:hAnsi="Times New Roman"/>
+          <w:b/>
+          <w:bCs/>
+        </w:rPr>
+        <w:t xml:space="preserve">81</w:t>
+      </w:r>
+      <w:r>
+        <w:rPr>
+          <w:rFonts w:ascii="Times New Roman" w:cs="Times New Roman" w:eastAsia="SimSun" w:hAnsi="Times New Roman"/>
+        </w:rPr>
+        <w:t xml:space="preserve">, 2340–2361 (1977). doi:10.1021/j100540a008</w:t>
+      </w:r>
+    </w:p>
+    <w:p>
+      <w:pPr>
+        <w:pStyle w:val="ListParagraph"/>
+        <w:numPr>
+          <w:ilvl w:val="0"/>
+          <w:numId w:val="2"/>
+        </w:numPr>
+        <w:spacing w:after="100" w:before="100" w:line="310"/>
+      </w:pPr>
+      <w:r>
+        <w:rPr>
+          <w:rFonts w:ascii="Times New Roman" w:cs="Times New Roman" w:eastAsia="SimSun" w:hAnsi="Times New Roman"/>
+        </w:rPr>
+        <w:t xml:space="preserve">S. N. Dorogovtsev, A. V. Goltsev, J. F. F. Mendes, </w:t>
+      </w:r>
+      <w:r>
+        <w:rPr>
+          <w:rFonts w:ascii="Times New Roman" w:cs="Times New Roman" w:eastAsia="SimSun" w:hAnsi="Times New Roman"/>
+          <w:i/>
+          <w:iCs/>
+        </w:rPr>
+        <w:t xml:space="preserve">Physical Review Letters</w:t>
+      </w:r>
+      <w:r>
+        <w:rPr>
+          <w:rFonts w:ascii="Times New Roman" w:cs="Times New Roman" w:eastAsia="SimSun" w:hAnsi="Times New Roman"/>
+        </w:rPr>
+        <w:t xml:space="preserve">, </w:t>
+      </w:r>
+      <w:r>
+        <w:rPr>
+          <w:rFonts w:ascii="Times New Roman" w:cs="Times New Roman" w:eastAsia="SimSun" w:hAnsi="Times New Roman"/>
+          <w:b/>
+          <w:bCs/>
+        </w:rPr>
+        <w:t xml:space="preserve">96</w:t>
+      </w:r>
+      <w:r>
+        <w:rPr>
+          <w:rFonts w:ascii="Times New Roman" w:cs="Times New Roman" w:eastAsia="SimSun" w:hAnsi="Times New Roman"/>
+        </w:rPr>
+        <w:t xml:space="preserve">, 040601 (2006). doi:10.1103/PhysRevLett.96.040601</w:t>
+      </w:r>
+    </w:p>
+    <w:p>
+      <w:pPr>
+        <w:pStyle w:val="ListParagraph"/>
+        <w:numPr>
+          <w:ilvl w:val="0"/>
+          <w:numId w:val="2"/>
+        </w:numPr>
+        <w:spacing w:after="100" w:before="100" w:line="310"/>
+      </w:pPr>
+      <w:r>
+        <w:rPr>
+          <w:rFonts w:ascii="Times New Roman" w:cs="Times New Roman" w:eastAsia="SimSun" w:hAnsi="Times New Roman"/>
+        </w:rPr>
+        <w:t xml:space="preserve">G. J. Baxter, S. N. Dorogovtsev, A. V. Goltsev, J. F. F. Mendes, </w:t>
+      </w:r>
+      <w:r>
+        <w:rPr>
+          <w:rFonts w:ascii="Times New Roman" w:cs="Times New Roman" w:eastAsia="SimSun" w:hAnsi="Times New Roman"/>
+          <w:i/>
+          <w:iCs/>
+        </w:rPr>
+        <w:t xml:space="preserve">Physical Review E</w:t>
+      </w:r>
+      <w:r>
+        <w:rPr>
+          <w:rFonts w:ascii="Times New Roman" w:cs="Times New Roman" w:eastAsia="SimSun" w:hAnsi="Times New Roman"/>
+        </w:rPr>
+        <w:t xml:space="preserve">, </w:t>
+      </w:r>
+      <w:r>
+        <w:rPr>
+          <w:rFonts w:ascii="Times New Roman" w:cs="Times New Roman" w:eastAsia="SimSun" w:hAnsi="Times New Roman"/>
+          <w:b/>
+          <w:bCs/>
+        </w:rPr>
+        <w:t xml:space="preserve">82</w:t>
+      </w:r>
+      <w:r>
+        <w:rPr>
+          <w:rFonts w:ascii="Times New Roman" w:cs="Times New Roman" w:eastAsia="SimSun" w:hAnsi="Times New Roman"/>
+        </w:rPr>
+        <w:t xml:space="preserve">, 011103 (2010). doi:10.1103/PhysRevE.82.011103</w:t>
+      </w:r>
+    </w:p>
+    <w:p>
+      <w:pPr>
+        <w:pStyle w:val="ListParagraph"/>
+        <w:numPr>
+          <w:ilvl w:val="0"/>
+          <w:numId w:val="2"/>
+        </w:numPr>
+        <w:spacing w:after="100" w:before="100" w:line="310"/>
+      </w:pPr>
+      <w:r>
+        <w:rPr>
+          <w:rFonts w:ascii="Times New Roman" w:cs="Times New Roman" w:eastAsia="SimSun" w:hAnsi="Times New Roman"/>
+        </w:rPr>
         <w:t xml:space="preserve">H. Sun, G. Bianconi, </w:t>
       </w:r>
       <w:r>
@@ -1825,594 +2629,6 @@
           <w:rFonts w:ascii="Times New Roman" w:cs="Times New Roman" w:eastAsia="SimSun" w:hAnsi="Times New Roman"/>
         </w:rPr>
         <w:t xml:space="preserve">, 034306 (2021). doi:10.1103/PhysRevE.104.034306</w:t>
-      </w:r>
-    </w:p>
-    <w:p>
-      <w:pPr>
-        <w:pStyle w:val="ListParagraph"/>
-        <w:numPr>
-          <w:ilvl w:val="0"/>
-          <w:numId w:val="2"/>
-        </w:numPr>
-        <w:spacing w:after="100" w:before="100" w:line="310"/>
-      </w:pPr>
-      <w:r>
-        <w:rPr>
-          <w:rFonts w:ascii="Times New Roman" w:cs="Times New Roman" w:eastAsia="SimSun" w:hAnsi="Times New Roman"/>
-        </w:rPr>
-        <w:t xml:space="preserve">G. Ferraz de Arruda, A. Aleta, Y. Moreno, </w:t>
-      </w:r>
-      <w:r>
-        <w:rPr>
-          <w:rFonts w:ascii="Times New Roman" w:cs="Times New Roman" w:eastAsia="SimSun" w:hAnsi="Times New Roman"/>
-          <w:i/>
-          <w:iCs/>
-        </w:rPr>
-        <w:t xml:space="preserve">Nature Reviews Physics</w:t>
-      </w:r>
-      <w:r>
-        <w:rPr>
-          <w:rFonts w:ascii="Times New Roman" w:cs="Times New Roman" w:eastAsia="SimSun" w:hAnsi="Times New Roman"/>
-        </w:rPr>
-        <w:t xml:space="preserve">, </w:t>
-      </w:r>
-      <w:r>
-        <w:rPr>
-          <w:rFonts w:ascii="Times New Roman" w:cs="Times New Roman" w:eastAsia="SimSun" w:hAnsi="Times New Roman"/>
-          <w:b/>
-          <w:bCs/>
-        </w:rPr>
-        <w:t xml:space="preserve">6</w:t>
-      </w:r>
-      <w:r>
-        <w:rPr>
-          <w:rFonts w:ascii="Times New Roman" w:cs="Times New Roman" w:eastAsia="SimSun" w:hAnsi="Times New Roman"/>
-        </w:rPr>
-        <w:t xml:space="preserve">, 468–482 (2024). doi:10.1038/s42254-024-00733-0</w:t>
-      </w:r>
-    </w:p>
-    <w:p>
-      <w:pPr>
-        <w:pStyle w:val="ListParagraph"/>
-        <w:numPr>
-          <w:ilvl w:val="0"/>
-          <w:numId w:val="2"/>
-        </w:numPr>
-        <w:spacing w:after="100" w:before="100" w:line="310"/>
-      </w:pPr>
-      <w:r>
-        <w:rPr>
-          <w:rFonts w:ascii="Times New Roman" w:cs="Times New Roman" w:eastAsia="SimSun" w:hAnsi="Times New Roman"/>
-        </w:rPr>
-        <w:t xml:space="preserve">G. Gallo, G. Longo, S. Pallottino, S. Nguyen, </w:t>
-      </w:r>
-      <w:r>
-        <w:rPr>
-          <w:rFonts w:ascii="Times New Roman" w:cs="Times New Roman" w:eastAsia="SimSun" w:hAnsi="Times New Roman"/>
-          <w:i/>
-          <w:iCs/>
-        </w:rPr>
-        <w:t xml:space="preserve">Discrete Applied Mathematics</w:t>
-      </w:r>
-      <w:r>
-        <w:rPr>
-          <w:rFonts w:ascii="Times New Roman" w:cs="Times New Roman" w:eastAsia="SimSun" w:hAnsi="Times New Roman"/>
-        </w:rPr>
-        <w:t xml:space="preserve">, </w:t>
-      </w:r>
-      <w:r>
-        <w:rPr>
-          <w:rFonts w:ascii="Times New Roman" w:cs="Times New Roman" w:eastAsia="SimSun" w:hAnsi="Times New Roman"/>
-          <w:b/>
-          <w:bCs/>
-        </w:rPr>
-        <w:t xml:space="preserve">42</w:t>
-      </w:r>
-      <w:r>
-        <w:rPr>
-          <w:rFonts w:ascii="Times New Roman" w:cs="Times New Roman" w:eastAsia="SimSun" w:hAnsi="Times New Roman"/>
-        </w:rPr>
-        <w:t xml:space="preserve">, 177–201 (1993). doi:10.1016/0166-218X(93)90045-P</w:t>
-      </w:r>
-    </w:p>
-    <w:p>
-      <w:pPr>
-        <w:pStyle w:val="ListParagraph"/>
-        <w:numPr>
-          <w:ilvl w:val="0"/>
-          <w:numId w:val="2"/>
-        </w:numPr>
-        <w:spacing w:after="100" w:before="100" w:line="310"/>
-      </w:pPr>
-      <w:r>
-        <w:rPr>
-          <w:rFonts w:ascii="Times New Roman" w:cs="Times New Roman" w:eastAsia="SimSun" w:hAnsi="Times New Roman"/>
-        </w:rPr>
-        <w:t xml:space="preserve">S. Klamt, U. U. Haus, F. Theis, </w:t>
-      </w:r>
-      <w:r>
-        <w:rPr>
-          <w:rFonts w:ascii="Times New Roman" w:cs="Times New Roman" w:eastAsia="SimSun" w:hAnsi="Times New Roman"/>
-          <w:i/>
-          <w:iCs/>
-        </w:rPr>
-        <w:t xml:space="preserve">PLoS Computational Biology</w:t>
-      </w:r>
-      <w:r>
-        <w:rPr>
-          <w:rFonts w:ascii="Times New Roman" w:cs="Times New Roman" w:eastAsia="SimSun" w:hAnsi="Times New Roman"/>
-        </w:rPr>
-        <w:t xml:space="preserve">, </w:t>
-      </w:r>
-      <w:r>
-        <w:rPr>
-          <w:rFonts w:ascii="Times New Roman" w:cs="Times New Roman" w:eastAsia="SimSun" w:hAnsi="Times New Roman"/>
-          <w:b/>
-          <w:bCs/>
-        </w:rPr>
-        <w:t xml:space="preserve">5</w:t>
-      </w:r>
-      <w:r>
-        <w:rPr>
-          <w:rFonts w:ascii="Times New Roman" w:cs="Times New Roman" w:eastAsia="SimSun" w:hAnsi="Times New Roman"/>
-        </w:rPr>
-        <w:t xml:space="preserve">, e1000385 (2009). doi:10.1371/journal.pcbi.1000385</w:t>
-      </w:r>
-    </w:p>
-    <w:p>
-      <w:pPr>
-        <w:pStyle w:val="ListParagraph"/>
-        <w:numPr>
-          <w:ilvl w:val="0"/>
-          <w:numId w:val="2"/>
-        </w:numPr>
-        <w:spacing w:after="100" w:before="100" w:line="310"/>
-      </w:pPr>
-      <w:r>
-        <w:rPr>
-          <w:rFonts w:ascii="Times New Roman" w:cs="Times New Roman" w:eastAsia="SimSun" w:hAnsi="Times New Roman"/>
-        </w:rPr>
-        <w:t xml:space="preserve">Q. F. Lotito, A. Vendramini, A. Montresor, F. Battiston, </w:t>
-      </w:r>
-      <w:r>
-        <w:rPr>
-          <w:rFonts w:ascii="Times New Roman" w:cs="Times New Roman" w:eastAsia="SimSun" w:hAnsi="Times New Roman"/>
-          <w:i/>
-          <w:iCs/>
-        </w:rPr>
-        <w:t xml:space="preserve">Communications Physics</w:t>
-      </w:r>
-      <w:r>
-        <w:rPr>
-          <w:rFonts w:ascii="Times New Roman" w:cs="Times New Roman" w:eastAsia="SimSun" w:hAnsi="Times New Roman"/>
-        </w:rPr>
-        <w:t xml:space="preserve">, </w:t>
-      </w:r>
-      <w:r>
-        <w:rPr>
-          <w:rFonts w:ascii="Times New Roman" w:cs="Times New Roman" w:eastAsia="SimSun" w:hAnsi="Times New Roman"/>
-          <w:b/>
-          <w:bCs/>
-        </w:rPr>
-        <w:t xml:space="preserve">9</w:t>
-      </w:r>
-      <w:r>
-        <w:rPr>
-          <w:rFonts w:ascii="Times New Roman" w:cs="Times New Roman" w:eastAsia="SimSun" w:hAnsi="Times New Roman"/>
-        </w:rPr>
-        <w:t xml:space="preserve"> (2026). doi:10.1038/s42005-025-02472-9</w:t>
-      </w:r>
-    </w:p>
-    <w:p>
-      <w:pPr>
-        <w:pStyle w:val="ListParagraph"/>
-        <w:numPr>
-          <w:ilvl w:val="0"/>
-          <w:numId w:val="2"/>
-        </w:numPr>
-        <w:spacing w:after="100" w:before="100" w:line="310"/>
-      </w:pPr>
-      <w:r>
-        <w:rPr>
-          <w:rFonts w:ascii="Times New Roman" w:cs="Times New Roman" w:eastAsia="SimSun" w:hAnsi="Times New Roman"/>
-        </w:rPr>
-        <w:t xml:space="preserve">S. Kim, M. Choe, J. Yoo, K. Shin, </w:t>
-      </w:r>
-      <w:r>
-        <w:rPr>
-          <w:rFonts w:ascii="Times New Roman" w:cs="Times New Roman" w:eastAsia="SimSun" w:hAnsi="Times New Roman"/>
-          <w:i/>
-          <w:iCs/>
-        </w:rPr>
-        <w:t xml:space="preserve">Data Mining and Knowledge Discovery</w:t>
-      </w:r>
-      <w:r>
-        <w:rPr>
-          <w:rFonts w:ascii="Times New Roman" w:cs="Times New Roman" w:eastAsia="SimSun" w:hAnsi="Times New Roman"/>
-        </w:rPr>
-        <w:t xml:space="preserve"> (2023). doi:10.1007/s10618-023-00955-3</w:t>
-      </w:r>
-    </w:p>
-    <w:p>
-      <w:pPr>
-        <w:pStyle w:val="ListParagraph"/>
-        <w:numPr>
-          <w:ilvl w:val="0"/>
-          <w:numId w:val="2"/>
-        </w:numPr>
-        <w:spacing w:after="100" w:before="100" w:line="310"/>
-      </w:pPr>
-      <w:r>
-        <w:rPr>
-          <w:rFonts w:ascii="Times New Roman" w:cs="Times New Roman" w:eastAsia="SimSun" w:hAnsi="Times New Roman"/>
-        </w:rPr>
-        <w:t xml:space="preserve">G. Lee, M. Choe, K. Shin, </w:t>
-      </w:r>
-      <w:r>
-        <w:rPr>
-          <w:rFonts w:ascii="Times New Roman" w:cs="Times New Roman" w:eastAsia="SimSun" w:hAnsi="Times New Roman"/>
-          <w:i/>
-          <w:iCs/>
-        </w:rPr>
-        <w:t xml:space="preserve">Proceedings of the Web Conference 2021</w:t>
-      </w:r>
-      <w:r>
-        <w:rPr>
-          <w:rFonts w:ascii="Times New Roman" w:cs="Times New Roman" w:eastAsia="SimSun" w:hAnsi="Times New Roman"/>
-        </w:rPr>
-        <w:t xml:space="preserve"> (2021). doi:10.1145/3442381.3450010</w:t>
-      </w:r>
-    </w:p>
-    <w:p>
-      <w:pPr>
-        <w:pStyle w:val="ListParagraph"/>
-        <w:numPr>
-          <w:ilvl w:val="0"/>
-          <w:numId w:val="2"/>
-        </w:numPr>
-        <w:spacing w:after="100" w:before="100" w:line="310"/>
-      </w:pPr>
-      <w:r>
-        <w:rPr>
-          <w:rFonts w:ascii="Times New Roman" w:cs="Times New Roman" w:eastAsia="SimSun" w:hAnsi="Times New Roman"/>
-        </w:rPr>
-        <w:t xml:space="preserve">P. S. Chodrow, </w:t>
-      </w:r>
-      <w:r>
-        <w:rPr>
-          <w:rFonts w:ascii="Times New Roman" w:cs="Times New Roman" w:eastAsia="SimSun" w:hAnsi="Times New Roman"/>
-          <w:i/>
-          <w:iCs/>
-        </w:rPr>
-        <w:t xml:space="preserve">Journal of Complex Networks</w:t>
-      </w:r>
-      <w:r>
-        <w:rPr>
-          <w:rFonts w:ascii="Times New Roman" w:cs="Times New Roman" w:eastAsia="SimSun" w:hAnsi="Times New Roman"/>
-        </w:rPr>
-        <w:t xml:space="preserve">, </w:t>
-      </w:r>
-      <w:r>
-        <w:rPr>
-          <w:rFonts w:ascii="Times New Roman" w:cs="Times New Roman" w:eastAsia="SimSun" w:hAnsi="Times New Roman"/>
-          <w:b/>
-          <w:bCs/>
-        </w:rPr>
-        <w:t xml:space="preserve">8</w:t>
-      </w:r>
-      <w:r>
-        <w:rPr>
-          <w:rFonts w:ascii="Times New Roman" w:cs="Times New Roman" w:eastAsia="SimSun" w:hAnsi="Times New Roman"/>
-        </w:rPr>
-        <w:t xml:space="preserve">, cnaa018 (2020). doi:10.1093/comnet/cnaa018</w:t>
-      </w:r>
-    </w:p>
-    <w:p>
-      <w:pPr>
-        <w:pStyle w:val="ListParagraph"/>
-        <w:numPr>
-          <w:ilvl w:val="0"/>
-          <w:numId w:val="2"/>
-        </w:numPr>
-        <w:spacing w:after="100" w:before="100" w:line="310"/>
-      </w:pPr>
-      <w:r>
-        <w:rPr>
-          <w:rFonts w:ascii="Times New Roman" w:cs="Times New Roman" w:eastAsia="SimSun" w:hAnsi="Times New Roman"/>
-        </w:rPr>
-        <w:t xml:space="preserve">K. Nakajima, K. Shudo, N. Masuda, </w:t>
-      </w:r>
-      <w:r>
-        <w:rPr>
-          <w:rFonts w:ascii="Times New Roman" w:cs="Times New Roman" w:eastAsia="SimSun" w:hAnsi="Times New Roman"/>
-          <w:i/>
-          <w:iCs/>
-        </w:rPr>
-        <w:t xml:space="preserve">IEEE Transactions on Network Science and Engineering</w:t>
-      </w:r>
-      <w:r>
-        <w:rPr>
-          <w:rFonts w:ascii="Times New Roman" w:cs="Times New Roman" w:eastAsia="SimSun" w:hAnsi="Times New Roman"/>
-        </w:rPr>
-        <w:t xml:space="preserve">, </w:t>
-      </w:r>
-      <w:r>
-        <w:rPr>
-          <w:rFonts w:ascii="Times New Roman" w:cs="Times New Roman" w:eastAsia="SimSun" w:hAnsi="Times New Roman"/>
-          <w:b/>
-          <w:bCs/>
-        </w:rPr>
-        <w:t xml:space="preserve">9</w:t>
-      </w:r>
-      <w:r>
-        <w:rPr>
-          <w:rFonts w:ascii="Times New Roman" w:cs="Times New Roman" w:eastAsia="SimSun" w:hAnsi="Times New Roman"/>
-        </w:rPr>
-        <w:t xml:space="preserve">, 1139–1153 (2022). doi:10.1109/TNSE.2021.3133380</w:t>
-      </w:r>
-    </w:p>
-    <w:p>
-      <w:pPr>
-        <w:pStyle w:val="ListParagraph"/>
-        <w:numPr>
-          <w:ilvl w:val="0"/>
-          <w:numId w:val="2"/>
-        </w:numPr>
-        <w:spacing w:after="100" w:before="100" w:line="310"/>
-      </w:pPr>
-      <w:r>
-        <w:rPr>
-          <w:rFonts w:ascii="Times New Roman" w:cs="Times New Roman" w:eastAsia="SimSun" w:hAnsi="Times New Roman"/>
-        </w:rPr>
-        <w:t xml:space="preserve">Y. J. Kraakman, C. Stegehuis, </w:t>
-      </w:r>
-      <w:r>
-        <w:rPr>
-          <w:rFonts w:ascii="Times New Roman" w:cs="Times New Roman" w:eastAsia="SimSun" w:hAnsi="Times New Roman"/>
-          <w:i/>
-          <w:iCs/>
-        </w:rPr>
-        <w:t xml:space="preserve">Discrete Mathematics</w:t>
-      </w:r>
-      <w:r>
-        <w:rPr>
-          <w:rFonts w:ascii="Times New Roman" w:cs="Times New Roman" w:eastAsia="SimSun" w:hAnsi="Times New Roman"/>
-        </w:rPr>
-        <w:t xml:space="preserve">, </w:t>
-      </w:r>
-      <w:r>
-        <w:rPr>
-          <w:rFonts w:ascii="Times New Roman" w:cs="Times New Roman" w:eastAsia="SimSun" w:hAnsi="Times New Roman"/>
-          <w:b/>
-          <w:bCs/>
-        </w:rPr>
-        <w:t xml:space="preserve">349</w:t>
-      </w:r>
-      <w:r>
-        <w:rPr>
-          <w:rFonts w:ascii="Times New Roman" w:cs="Times New Roman" w:eastAsia="SimSun" w:hAnsi="Times New Roman"/>
-        </w:rPr>
-        <w:t xml:space="preserve">, 114961 (2026). doi:10.1016/j.disc.2025.114961</w:t>
-      </w:r>
-    </w:p>
-    <w:p>
-      <w:pPr>
-        <w:pStyle w:val="ListParagraph"/>
-        <w:numPr>
-          <w:ilvl w:val="0"/>
-          <w:numId w:val="2"/>
-        </w:numPr>
-        <w:spacing w:after="100" w:before="100" w:line="310"/>
-      </w:pPr>
-      <w:r>
-        <w:rPr>
-          <w:rFonts w:ascii="Times New Roman" w:cs="Times New Roman" w:eastAsia="SimSun" w:hAnsi="Times New Roman"/>
-        </w:rPr>
-        <w:t xml:space="preserve">M. Abuissa, M. Riondato, E. Upfal, </w:t>
-      </w:r>
-      <w:r>
-        <w:rPr>
-          <w:rFonts w:ascii="Times New Roman" w:cs="Times New Roman" w:eastAsia="SimSun" w:hAnsi="Times New Roman"/>
-          <w:i/>
-          <w:iCs/>
-        </w:rPr>
-        <w:t xml:space="preserve">Data Mining and Knowledge Discovery</w:t>
-      </w:r>
-      <w:r>
-        <w:rPr>
-          <w:rFonts w:ascii="Times New Roman" w:cs="Times New Roman" w:eastAsia="SimSun" w:hAnsi="Times New Roman"/>
-        </w:rPr>
-        <w:t xml:space="preserve">, </w:t>
-      </w:r>
-      <w:r>
-        <w:rPr>
-          <w:rFonts w:ascii="Times New Roman" w:cs="Times New Roman" w:eastAsia="SimSun" w:hAnsi="Times New Roman"/>
-          <w:b/>
-          <w:bCs/>
-        </w:rPr>
-        <w:t xml:space="preserve">40</w:t>
-      </w:r>
-      <w:r>
-        <w:rPr>
-          <w:rFonts w:ascii="Times New Roman" w:cs="Times New Roman" w:eastAsia="SimSun" w:hAnsi="Times New Roman"/>
-        </w:rPr>
-        <w:t xml:space="preserve"> (2026). doi:10.1007/s10618-026-01209-8</w:t>
-      </w:r>
-    </w:p>
-    <w:p>
-      <w:pPr>
-        <w:pStyle w:val="ListParagraph"/>
-        <w:numPr>
-          <w:ilvl w:val="0"/>
-          <w:numId w:val="2"/>
-        </w:numPr>
-        <w:spacing w:after="100" w:before="100" w:line="310"/>
-      </w:pPr>
-      <w:r>
-        <w:rPr>
-          <w:rFonts w:ascii="Times New Roman" w:cs="Times New Roman" w:eastAsia="SimSun" w:hAnsi="Times New Roman"/>
-        </w:rPr>
-        <w:t xml:space="preserve">J. Li, X. Wu, J. Lü, L. Lei, </w:t>
-      </w:r>
-      <w:r>
-        <w:rPr>
-          <w:rFonts w:ascii="Times New Roman" w:cs="Times New Roman" w:eastAsia="SimSun" w:hAnsi="Times New Roman"/>
-          <w:i/>
-          <w:iCs/>
-        </w:rPr>
-        <w:t xml:space="preserve">Communications Physics</w:t>
-      </w:r>
-      <w:r>
-        <w:rPr>
-          <w:rFonts w:ascii="Times New Roman" w:cs="Times New Roman" w:eastAsia="SimSun" w:hAnsi="Times New Roman"/>
-        </w:rPr>
-        <w:t xml:space="preserve">, </w:t>
-      </w:r>
-      <w:r>
-        <w:rPr>
-          <w:rFonts w:ascii="Times New Roman" w:cs="Times New Roman" w:eastAsia="SimSun" w:hAnsi="Times New Roman"/>
-          <w:b/>
-          <w:bCs/>
-        </w:rPr>
-        <w:t xml:space="preserve">7</w:t>
-      </w:r>
-      <w:r>
-        <w:rPr>
-          <w:rFonts w:ascii="Times New Roman" w:cs="Times New Roman" w:eastAsia="SimSun" w:hAnsi="Times New Roman"/>
-        </w:rPr>
-        <w:t xml:space="preserve"> (2024). doi:10.1038/s42005-024-01614-9</w:t>
-      </w:r>
-    </w:p>
-    <w:p>
-      <w:pPr>
-        <w:pStyle w:val="ListParagraph"/>
-        <w:numPr>
-          <w:ilvl w:val="0"/>
-          <w:numId w:val="2"/>
-        </w:numPr>
-        <w:spacing w:after="100" w:before="100" w:line="310"/>
-      </w:pPr>
-      <w:r>
-        <w:rPr>
-          <w:rFonts w:ascii="Times New Roman" w:cs="Times New Roman" w:eastAsia="SimSun" w:hAnsi="Times New Roman"/>
-        </w:rPr>
-        <w:t xml:space="preserve">D. T. Gillespie, </w:t>
-      </w:r>
-      <w:r>
-        <w:rPr>
-          <w:rFonts w:ascii="Times New Roman" w:cs="Times New Roman" w:eastAsia="SimSun" w:hAnsi="Times New Roman"/>
-          <w:i/>
-          <w:iCs/>
-        </w:rPr>
-        <w:t xml:space="preserve">The Journal of Physical Chemistry</w:t>
-      </w:r>
-      <w:r>
-        <w:rPr>
-          <w:rFonts w:ascii="Times New Roman" w:cs="Times New Roman" w:eastAsia="SimSun" w:hAnsi="Times New Roman"/>
-        </w:rPr>
-        <w:t xml:space="preserve">, </w:t>
-      </w:r>
-      <w:r>
-        <w:rPr>
-          <w:rFonts w:ascii="Times New Roman" w:cs="Times New Roman" w:eastAsia="SimSun" w:hAnsi="Times New Roman"/>
-          <w:b/>
-          <w:bCs/>
-        </w:rPr>
-        <w:t xml:space="preserve">81</w:t>
-      </w:r>
-      <w:r>
-        <w:rPr>
-          <w:rFonts w:ascii="Times New Roman" w:cs="Times New Roman" w:eastAsia="SimSun" w:hAnsi="Times New Roman"/>
-        </w:rPr>
-        <w:t xml:space="preserve">, 2340–2361 (1977). doi:10.1021/j100540a008</w:t>
-      </w:r>
-    </w:p>
-    <w:p>
-      <w:pPr>
-        <w:pStyle w:val="ListParagraph"/>
-        <w:numPr>
-          <w:ilvl w:val="0"/>
-          <w:numId w:val="2"/>
-        </w:numPr>
-        <w:spacing w:after="100" w:before="100" w:line="310"/>
-      </w:pPr>
-      <w:r>
-        <w:rPr>
-          <w:rFonts w:ascii="Times New Roman" w:cs="Times New Roman" w:eastAsia="SimSun" w:hAnsi="Times New Roman"/>
-        </w:rPr>
-        <w:t xml:space="preserve">S. N. Dorogovtsev, A. V. Goltsev, J. F. F. Mendes, </w:t>
-      </w:r>
-      <w:r>
-        <w:rPr>
-          <w:rFonts w:ascii="Times New Roman" w:cs="Times New Roman" w:eastAsia="SimSun" w:hAnsi="Times New Roman"/>
-          <w:i/>
-          <w:iCs/>
-        </w:rPr>
-        <w:t xml:space="preserve">Physical Review Letters</w:t>
-      </w:r>
-      <w:r>
-        <w:rPr>
-          <w:rFonts w:ascii="Times New Roman" w:cs="Times New Roman" w:eastAsia="SimSun" w:hAnsi="Times New Roman"/>
-        </w:rPr>
-        <w:t xml:space="preserve">, </w:t>
-      </w:r>
-      <w:r>
-        <w:rPr>
-          <w:rFonts w:ascii="Times New Roman" w:cs="Times New Roman" w:eastAsia="SimSun" w:hAnsi="Times New Roman"/>
-          <w:b/>
-          <w:bCs/>
-        </w:rPr>
-        <w:t xml:space="preserve">96</w:t>
-      </w:r>
-      <w:r>
-        <w:rPr>
-          <w:rFonts w:ascii="Times New Roman" w:cs="Times New Roman" w:eastAsia="SimSun" w:hAnsi="Times New Roman"/>
-        </w:rPr>
-        <w:t xml:space="preserve">, 040601 (2006). doi:10.1103/PhysRevLett.96.040601</w:t>
-      </w:r>
-    </w:p>
-    <w:p>
-      <w:pPr>
-        <w:pStyle w:val="ListParagraph"/>
-        <w:numPr>
-          <w:ilvl w:val="0"/>
-          <w:numId w:val="2"/>
-        </w:numPr>
-        <w:spacing w:after="100" w:before="100" w:line="310"/>
-      </w:pPr>
-      <w:r>
-        <w:rPr>
-          <w:rFonts w:ascii="Times New Roman" w:cs="Times New Roman" w:eastAsia="SimSun" w:hAnsi="Times New Roman"/>
-        </w:rPr>
-        <w:t xml:space="preserve">G. J. Baxter, S. N. Dorogovtsev, A. V. Goltsev, J. F. F. Mendes, </w:t>
-      </w:r>
-      <w:r>
-        <w:rPr>
-          <w:rFonts w:ascii="Times New Roman" w:cs="Times New Roman" w:eastAsia="SimSun" w:hAnsi="Times New Roman"/>
-          <w:i/>
-          <w:iCs/>
-        </w:rPr>
-        <w:t xml:space="preserve">Physical Review E</w:t>
-      </w:r>
-      <w:r>
-        <w:rPr>
-          <w:rFonts w:ascii="Times New Roman" w:cs="Times New Roman" w:eastAsia="SimSun" w:hAnsi="Times New Roman"/>
-        </w:rPr>
-        <w:t xml:space="preserve">, </w:t>
-      </w:r>
-      <w:r>
-        <w:rPr>
-          <w:rFonts w:ascii="Times New Roman" w:cs="Times New Roman" w:eastAsia="SimSun" w:hAnsi="Times New Roman"/>
-          <w:b/>
-          <w:bCs/>
-        </w:rPr>
-        <w:t xml:space="preserve">82</w:t>
-      </w:r>
-      <w:r>
-        <w:rPr>
-          <w:rFonts w:ascii="Times New Roman" w:cs="Times New Roman" w:eastAsia="SimSun" w:hAnsi="Times New Roman"/>
-        </w:rPr>
-        <w:t xml:space="preserve">, 011103 (2010). doi:10.1103/PhysRevE.82.011103</w:t>
       </w:r>
     </w:p>
     <w:sectPr>
